--- a/docs/Arquitectura.docx
+++ b/docs/Arquitectura.docx
@@ -50,16 +50,16 @@
           <wp:inline distB="114300" distT="114300" distL="114300" distR="114300">
             <wp:extent cx="4622963" cy="4613604"/>
             <wp:effectExtent b="0" l="0" r="0" t="0"/>
-            <wp:docPr id="5" name="image1.png"/>
+            <wp:docPr id="21" name="image12.png"/>
             <a:graphic>
               <a:graphicData uri="http://schemas.openxmlformats.org/drawingml/2006/picture">
                 <pic:pic>
                   <pic:nvPicPr>
-                    <pic:cNvPr id="0" name="image1.png"/>
+                    <pic:cNvPr id="0" name="image12.png"/>
                     <pic:cNvPicPr preferRelativeResize="0"/>
                   </pic:nvPicPr>
                   <pic:blipFill>
-                    <a:blip r:embed="rId6"/>
+                    <a:blip r:embed="rId7"/>
                     <a:srcRect b="0" l="0" r="0" t="0"/>
                     <a:stretch>
                       <a:fillRect/>
@@ -217,7 +217,7 @@
       <w:pPr>
         <w:numPr>
           <w:ilvl w:val="0"/>
-          <w:numId w:val="12"/>
+          <w:numId w:val="4"/>
         </w:numPr>
         <w:ind w:left="720" w:hanging="360"/>
         <w:rPr>
@@ -238,7 +238,7 @@
       <w:pPr>
         <w:numPr>
           <w:ilvl w:val="0"/>
-          <w:numId w:val="12"/>
+          <w:numId w:val="4"/>
         </w:numPr>
         <w:ind w:left="720" w:hanging="360"/>
         <w:rPr>
@@ -259,7 +259,7 @@
       <w:pPr>
         <w:numPr>
           <w:ilvl w:val="0"/>
-          <w:numId w:val="12"/>
+          <w:numId w:val="4"/>
         </w:numPr>
         <w:ind w:left="720" w:hanging="360"/>
         <w:rPr>
@@ -307,7 +307,7 @@
     </w:p>
     <w:sdt>
       <w:sdtPr>
-        <w:id w:val="-134035406"/>
+        <w:id w:val="191455109"/>
         <w:docPartObj>
           <w:docPartGallery w:val="Table of Contents"/>
           <w:docPartUnique w:val="1"/>
@@ -342,7 +342,7 @@
             <w:instrText xml:space="preserve"> TOC \h \u \z \t "Heading 1,1,Heading 2,2,Heading 3,3,Heading 4,4,Heading 5,5,Heading 6,6,"</w:instrText>
             <w:fldChar w:fldCharType="separate"/>
           </w:r>
-          <w:hyperlink w:anchor="_f1joj3wjjk1h">
+          <w:hyperlink w:anchor="_heading=h.tlfpzyau8rnk">
             <w:r>
               <w:rPr>
                 <w:rFonts w:ascii="Arial" w:cs="Arial" w:eastAsia="Arial" w:hAnsi="Arial"/>
@@ -394,7 +394,7 @@
               <w:vertAlign w:val="baseline"/>
             </w:rPr>
           </w:pPr>
-          <w:hyperlink w:anchor="_1zclz1s99jsr">
+          <w:hyperlink w:anchor="_heading=h.9009mjt4bc4o">
             <w:r>
               <w:rPr>
                 <w:rFonts w:ascii="Arial" w:cs="Arial" w:eastAsia="Arial" w:hAnsi="Arial"/>
@@ -446,7 +446,7 @@
               <w:vertAlign w:val="baseline"/>
             </w:rPr>
           </w:pPr>
-          <w:hyperlink w:anchor="_p8vkycp6zzmy">
+          <w:hyperlink w:anchor="_heading=h.rnd3xem0ahzi">
             <w:r>
               <w:rPr>
                 <w:rFonts w:ascii="Arial" w:cs="Arial" w:eastAsia="Arial" w:hAnsi="Arial"/>
@@ -499,7 +499,7 @@
               <w:vertAlign w:val="baseline"/>
             </w:rPr>
           </w:pPr>
-          <w:hyperlink w:anchor="_sjwwqirxdrzs">
+          <w:hyperlink w:anchor="_heading=h.hsbfxgpu1cgo">
             <w:r>
               <w:rPr>
                 <w:rFonts w:ascii="Arial" w:cs="Arial" w:eastAsia="Arial" w:hAnsi="Arial"/>
@@ -552,7 +552,7 @@
               <w:vertAlign w:val="baseline"/>
             </w:rPr>
           </w:pPr>
-          <w:hyperlink w:anchor="_7phjwji68v35">
+          <w:hyperlink w:anchor="_heading=h.815g08kd5od">
             <w:r>
               <w:rPr>
                 <w:rFonts w:ascii="Arial" w:cs="Arial" w:eastAsia="Arial" w:hAnsi="Arial"/>
@@ -604,7 +604,7 @@
               <w:vertAlign w:val="baseline"/>
             </w:rPr>
           </w:pPr>
-          <w:hyperlink w:anchor="_nah6ey6a4sut">
+          <w:hyperlink w:anchor="_heading=h.yh2su9wg16mz">
             <w:r>
               <w:rPr>
                 <w:rFonts w:ascii="Arial" w:cs="Arial" w:eastAsia="Arial" w:hAnsi="Arial"/>
@@ -656,7 +656,7 @@
               <w:vertAlign w:val="baseline"/>
             </w:rPr>
           </w:pPr>
-          <w:hyperlink w:anchor="_h3e3dfpfim9a">
+          <w:hyperlink w:anchor="_heading=h.3zr8z2hzjphq">
             <w:r>
               <w:rPr>
                 <w:rFonts w:ascii="Arial" w:cs="Arial" w:eastAsia="Arial" w:hAnsi="Arial"/>
@@ -709,7 +709,7 @@
               <w:vertAlign w:val="baseline"/>
             </w:rPr>
           </w:pPr>
-          <w:hyperlink w:anchor="_3c9cuxjg97c9">
+          <w:hyperlink w:anchor="_heading=h.mrd904b2napq">
             <w:r>
               <w:rPr>
                 <w:rFonts w:ascii="Arial" w:cs="Arial" w:eastAsia="Arial" w:hAnsi="Arial"/>
@@ -762,7 +762,7 @@
               <w:vertAlign w:val="baseline"/>
             </w:rPr>
           </w:pPr>
-          <w:hyperlink w:anchor="_bla6isvjuzjm">
+          <w:hyperlink w:anchor="_heading=h.ogq4lecnxsn7">
             <w:r>
               <w:rPr>
                 <w:rFonts w:ascii="Arial" w:cs="Arial" w:eastAsia="Arial" w:hAnsi="Arial"/>
@@ -815,7 +815,7 @@
               <w:vertAlign w:val="baseline"/>
             </w:rPr>
           </w:pPr>
-          <w:hyperlink w:anchor="_j47fz1ac8dsf">
+          <w:hyperlink w:anchor="_heading=h.u0vzgge1nf3n">
             <w:r>
               <w:rPr>
                 <w:rFonts w:ascii="Arial" w:cs="Arial" w:eastAsia="Arial" w:hAnsi="Arial"/>
@@ -868,7 +868,7 @@
               <w:vertAlign w:val="baseline"/>
             </w:rPr>
           </w:pPr>
-          <w:hyperlink w:anchor="_q28iyrbz24eu">
+          <w:hyperlink w:anchor="_heading=h.j126rbye90hq">
             <w:r>
               <w:rPr>
                 <w:rFonts w:ascii="Arial" w:cs="Arial" w:eastAsia="Arial" w:hAnsi="Arial"/>
@@ -921,7 +921,7 @@
               <w:vertAlign w:val="baseline"/>
             </w:rPr>
           </w:pPr>
-          <w:hyperlink w:anchor="_qk19d3lx0ffw">
+          <w:hyperlink w:anchor="_heading=h.4nxszgemif5e">
             <w:r>
               <w:rPr>
                 <w:rFonts w:ascii="Arial" w:cs="Arial" w:eastAsia="Arial" w:hAnsi="Arial"/>
@@ -974,7 +974,7 @@
               <w:vertAlign w:val="baseline"/>
             </w:rPr>
           </w:pPr>
-          <w:hyperlink w:anchor="_ch8xmfbfmozr">
+          <w:hyperlink w:anchor="_heading=h.7rdttt81ykga">
             <w:r>
               <w:rPr>
                 <w:rFonts w:ascii="Arial" w:cs="Arial" w:eastAsia="Arial" w:hAnsi="Arial"/>
@@ -1027,7 +1027,7 @@
               <w:vertAlign w:val="baseline"/>
             </w:rPr>
           </w:pPr>
-          <w:hyperlink w:anchor="_xl1wwhpgpppq">
+          <w:hyperlink w:anchor="_heading=h.984nzvegx0kk">
             <w:r>
               <w:rPr>
                 <w:rFonts w:ascii="Arial" w:cs="Arial" w:eastAsia="Arial" w:hAnsi="Arial"/>
@@ -1080,7 +1080,7 @@
               <w:vertAlign w:val="baseline"/>
             </w:rPr>
           </w:pPr>
-          <w:hyperlink w:anchor="_jrtrq6kpzdc4">
+          <w:hyperlink w:anchor="_heading=h.vaxxdjq4csfn">
             <w:r>
               <w:rPr>
                 <w:rFonts w:ascii="Arial" w:cs="Arial" w:eastAsia="Arial" w:hAnsi="Arial"/>
@@ -1133,7 +1133,7 @@
               <w:vertAlign w:val="baseline"/>
             </w:rPr>
           </w:pPr>
-          <w:hyperlink w:anchor="_wi2916vd7ug2">
+          <w:hyperlink w:anchor="_heading=h.tx5e7432bio">
             <w:r>
               <w:rPr>
                 <w:rFonts w:ascii="Arial" w:cs="Arial" w:eastAsia="Arial" w:hAnsi="Arial"/>
@@ -1185,7 +1185,7 @@
               <w:vertAlign w:val="baseline"/>
             </w:rPr>
           </w:pPr>
-          <w:hyperlink w:anchor="_iqx0ujm52koo">
+          <w:hyperlink w:anchor="_heading=h.28zxbzvcsavx">
             <w:r>
               <w:rPr>
                 <w:rFonts w:ascii="Arial" w:cs="Arial" w:eastAsia="Arial" w:hAnsi="Arial"/>
@@ -1238,7 +1238,7 @@
               <w:vertAlign w:val="baseline"/>
             </w:rPr>
           </w:pPr>
-          <w:hyperlink w:anchor="_ll761vo6yv0n">
+          <w:hyperlink w:anchor="_heading=h.dw6jh55hxsbs">
             <w:r>
               <w:rPr>
                 <w:rFonts w:ascii="Arial" w:cs="Arial" w:eastAsia="Arial" w:hAnsi="Arial"/>
@@ -1291,7 +1291,7 @@
               <w:vertAlign w:val="baseline"/>
             </w:rPr>
           </w:pPr>
-          <w:hyperlink w:anchor="_8r8j5tkev3ex">
+          <w:hyperlink w:anchor="_heading=h.r2xundek97ho">
             <w:r>
               <w:rPr>
                 <w:rFonts w:ascii="Arial" w:cs="Arial" w:eastAsia="Arial" w:hAnsi="Arial"/>
@@ -1343,7 +1343,7 @@
               <w:vertAlign w:val="baseline"/>
             </w:rPr>
           </w:pPr>
-          <w:hyperlink w:anchor="_asw12gi3z3jn">
+          <w:hyperlink w:anchor="_heading=h.ek6slhgd28vu">
             <w:r>
               <w:rPr>
                 <w:rFonts w:ascii="Arial" w:cs="Arial" w:eastAsia="Arial" w:hAnsi="Arial"/>
@@ -1396,7 +1396,7 @@
               <w:vertAlign w:val="baseline"/>
             </w:rPr>
           </w:pPr>
-          <w:hyperlink w:anchor="_t9dumb3yuzkq">
+          <w:hyperlink w:anchor="_heading=h.6oaawnnaym0q">
             <w:r>
               <w:rPr>
                 <w:rFonts w:ascii="Arial" w:cs="Arial" w:eastAsia="Arial" w:hAnsi="Arial"/>
@@ -1448,7 +1448,7 @@
               <w:vertAlign w:val="baseline"/>
             </w:rPr>
           </w:pPr>
-          <w:hyperlink w:anchor="_cdkpvcpvxryl">
+          <w:hyperlink w:anchor="_heading=h.ddgi6d9wlf7k">
             <w:r>
               <w:rPr>
                 <w:rFonts w:ascii="Arial" w:cs="Arial" w:eastAsia="Arial" w:hAnsi="Arial"/>
@@ -1501,7 +1501,7 @@
               <w:vertAlign w:val="baseline"/>
             </w:rPr>
           </w:pPr>
-          <w:hyperlink w:anchor="_6zcwkhw42pwl">
+          <w:hyperlink w:anchor="_heading=h.ezl4b07tvzbr">
             <w:r>
               <w:rPr>
                 <w:rFonts w:ascii="Arial" w:cs="Arial" w:eastAsia="Arial" w:hAnsi="Arial"/>
@@ -1554,7 +1554,7 @@
               <w:vertAlign w:val="baseline"/>
             </w:rPr>
           </w:pPr>
-          <w:hyperlink w:anchor="_wef5ry9qo3j0">
+          <w:hyperlink w:anchor="_heading=h.2lw3bxlz9jj5">
             <w:r>
               <w:rPr>
                 <w:rFonts w:ascii="Arial" w:cs="Arial" w:eastAsia="Arial" w:hAnsi="Arial"/>
@@ -1606,7 +1606,7 @@
               <w:vertAlign w:val="baseline"/>
             </w:rPr>
           </w:pPr>
-          <w:hyperlink w:anchor="_txwe5ycmovhp">
+          <w:hyperlink w:anchor="_heading=h.gzmgtqw57o1s">
             <w:r>
               <w:rPr>
                 <w:rFonts w:ascii="Arial" w:cs="Arial" w:eastAsia="Arial" w:hAnsi="Arial"/>
@@ -1659,7 +1659,7 @@
               <w:vertAlign w:val="baseline"/>
             </w:rPr>
           </w:pPr>
-          <w:hyperlink w:anchor="_gx2t6nsw29du">
+          <w:hyperlink w:anchor="_heading=h.c1fhfzju9pom">
             <w:r>
               <w:rPr>
                 <w:rFonts w:ascii="Arial" w:cs="Arial" w:eastAsia="Arial" w:hAnsi="Arial"/>
@@ -1712,7 +1712,7 @@
               <w:vertAlign w:val="baseline"/>
             </w:rPr>
           </w:pPr>
-          <w:hyperlink w:anchor="_h0jqw6nnab0b">
+          <w:hyperlink w:anchor="_heading=h.i5vpt3jjd51d">
             <w:r>
               <w:rPr>
                 <w:rFonts w:ascii="Arial" w:cs="Arial" w:eastAsia="Arial" w:hAnsi="Arial"/>
@@ -1765,7 +1765,7 @@
               <w:vertAlign w:val="baseline"/>
             </w:rPr>
           </w:pPr>
-          <w:hyperlink w:anchor="_ajka6eppw5af">
+          <w:hyperlink w:anchor="_heading=h.u5m55rvoxzln">
             <w:r>
               <w:rPr>
                 <w:rFonts w:ascii="Arial" w:cs="Arial" w:eastAsia="Arial" w:hAnsi="Arial"/>
@@ -1818,7 +1818,7 @@
               <w:vertAlign w:val="baseline"/>
             </w:rPr>
           </w:pPr>
-          <w:hyperlink w:anchor="_3hzu0ir2dth5">
+          <w:hyperlink w:anchor="_heading=h.9t2lnd7zqj6a">
             <w:r>
               <w:rPr>
                 <w:rFonts w:ascii="Arial" w:cs="Arial" w:eastAsia="Arial" w:hAnsi="Arial"/>
@@ -2117,12 +2117,12 @@
         <w:pStyle w:val="Heading1"/>
         <w:numPr>
           <w:ilvl w:val="0"/>
-          <w:numId w:val="2"/>
+          <w:numId w:val="12"/>
         </w:numPr>
         <w:ind w:left="720" w:hanging="360"/>
         <w:rPr/>
       </w:pPr>
-      <w:bookmarkStart w:colFirst="0" w:colLast="0" w:name="_f1joj3wjjk1h" w:id="0"/>
+      <w:bookmarkStart w:colFirst="0" w:colLast="0" w:name="_heading=h.tlfpzyau8rnk" w:id="0"/>
       <w:bookmarkEnd w:id="0"/>
       <w:r>
         <w:rPr>
@@ -2160,12 +2160,12 @@
         <w:pStyle w:val="Heading1"/>
         <w:numPr>
           <w:ilvl w:val="0"/>
-          <w:numId w:val="2"/>
+          <w:numId w:val="12"/>
         </w:numPr>
         <w:ind w:left="720" w:hanging="360"/>
         <w:rPr/>
       </w:pPr>
-      <w:bookmarkStart w:colFirst="0" w:colLast="0" w:name="_1zclz1s99jsr" w:id="1"/>
+      <w:bookmarkStart w:colFirst="0" w:colLast="0" w:name="_heading=h.9009mjt4bc4o" w:id="1"/>
       <w:bookmarkEnd w:id="1"/>
       <w:r>
         <w:rPr>
@@ -2202,79 +2202,7 @@
         <w:rPr>
           <w:rtl w:val="0"/>
         </w:rPr>
-        <w:t xml:space="preserve">El sistema sigue una </w:t>
-      </w:r>
-      <w:r>
-        <w:rPr>
-          <w:rtl w:val="0"/>
-        </w:rPr>
-        <w:t xml:space="preserve">arquitectura distribuida orientada a mensajes (MOM)</w:t>
-      </w:r>
-      <w:r>
-        <w:rPr>
-          <w:rtl w:val="0"/>
-        </w:rPr>
-        <w:t xml:space="preserve">, organizada como un </w:t>
-      </w:r>
-      <w:r>
-        <w:rPr>
-          <w:rtl w:val="0"/>
-        </w:rPr>
-        <w:t xml:space="preserve">pipeline de etapas</w:t>
-      </w:r>
-      <w:r>
-        <w:rPr>
-          <w:rtl w:val="0"/>
-        </w:rPr>
-        <w:t xml:space="preserve"> (estilo </w:t>
-      </w:r>
-      <w:r>
-        <w:rPr>
-          <w:rtl w:val="0"/>
-        </w:rPr>
-        <w:t xml:space="preserve">pipe-and-filter</w:t>
-      </w:r>
-      <w:r>
-        <w:rPr>
-          <w:rtl w:val="0"/>
-        </w:rPr>
-        <w:t xml:space="preserve">) sobre </w:t>
-      </w:r>
-      <w:r>
-        <w:rPr>
-          <w:rtl w:val="0"/>
-        </w:rPr>
-        <w:t xml:space="preserve">RabbitMQ</w:t>
-      </w:r>
-      <w:r>
-        <w:rPr>
-          <w:rtl w:val="0"/>
-        </w:rPr>
-        <w:t xml:space="preserve">, con </w:t>
-      </w:r>
-      <w:r>
-        <w:rPr>
-          <w:rtl w:val="0"/>
-        </w:rPr>
-        <w:t xml:space="preserve">fan-out por clave</w:t>
-      </w:r>
-      <w:r>
-        <w:rPr>
-          <w:rtl w:val="0"/>
-        </w:rPr>
-        <w:t xml:space="preserve"> y </w:t>
-      </w:r>
-      <w:r>
-        <w:rPr>
-          <w:rtl w:val="0"/>
-        </w:rPr>
-        <w:t xml:space="preserve">agregaciones distribuidas con barreras</w:t>
-      </w:r>
-      <w:r>
-        <w:rPr>
-          <w:rtl w:val="0"/>
-        </w:rPr>
-        <w:t xml:space="preserve">.</w:t>
+        <w:t xml:space="preserve">El sistema sigue una arquitectura distribuida orientada a mensajes (MOM), organizada como un pipeline de etapas (estilo pipe-and-filter) sobre RabbitMQ, con fan-out por clave y agregaciones distribuidas con barreras.</w:t>
       </w:r>
     </w:p>
     <w:p>
@@ -2294,55 +2222,7 @@
         <w:rPr>
           <w:rtl w:val="0"/>
         </w:rPr>
-        <w:t xml:space="preserve">El c</w:t>
-      </w:r>
-      <w:r>
-        <w:rPr>
-          <w:rtl w:val="0"/>
-        </w:rPr>
-        <w:t xml:space="preserve">liente</w:t>
-      </w:r>
-      <w:r>
-        <w:rPr>
-          <w:rtl w:val="0"/>
-        </w:rPr>
-        <w:t xml:space="preserve"> envía su set de artículos. El </w:t>
-      </w:r>
-      <w:r>
-        <w:rPr>
-          <w:rtl w:val="0"/>
-        </w:rPr>
-        <w:t xml:space="preserve">Gateway</w:t>
-      </w:r>
-      <w:r>
-        <w:rPr>
-          <w:rtl w:val="0"/>
-        </w:rPr>
-        <w:t xml:space="preserve"> reparte los registros a las etapas internas. Los </w:t>
-      </w:r>
-      <w:r>
-        <w:rPr>
-          <w:rtl w:val="0"/>
-        </w:rPr>
-        <w:t xml:space="preserve">workers</w:t>
-      </w:r>
-      <w:r>
-        <w:rPr>
-          <w:rtl w:val="0"/>
-        </w:rPr>
-        <w:t xml:space="preserve"> filtran, transforman y calculan parciales. Las etapas de </w:t>
-      </w:r>
-      <w:r>
-        <w:rPr>
-          <w:rtl w:val="0"/>
-        </w:rPr>
-        <w:t xml:space="preserve">reducción/unión</w:t>
-      </w:r>
-      <w:r>
-        <w:rPr>
-          <w:rtl w:val="0"/>
-        </w:rPr>
-        <w:t xml:space="preserve"> combinan esos parciales hasta producir las 5 consultas. Los resultados vuelven al Cliente por el Gateway.</w:t>
+        <w:t xml:space="preserve">El cliente envía su set de artículos. El Gateway reparte los registros a las etapas internas. Los workers filtran, transforman y calculan parciales. Las etapas de reducción/unión combinan esos parciales hasta producir las 5 consultas. Los resultados vuelven al Cliente por el Gateway.</w:t>
       </w:r>
     </w:p>
     <w:p>
@@ -2369,7 +2249,7 @@
       <w:pPr>
         <w:numPr>
           <w:ilvl w:val="0"/>
-          <w:numId w:val="14"/>
+          <w:numId w:val="6"/>
         </w:numPr>
         <w:pBdr>
           <w:top w:color="5c5c5c" w:space="0" w:sz="0" w:val="none"/>
@@ -2379,27 +2259,22 @@
           <w:between w:color="5c5c5c" w:space="0" w:sz="0" w:val="none"/>
         </w:pBdr>
         <w:shd w:fill="ffffff" w:val="clear"/>
-        <w:spacing w:after="0" w:afterAutospacing="0" w:before="120" w:lineRule="auto"/>
+        <w:spacing w:after="0" w:before="120" w:lineRule="auto"/>
         <w:ind w:left="720" w:hanging="360"/>
-      </w:pPr>
-      <w:r>
-        <w:rPr>
-          <w:rtl w:val="0"/>
-        </w:rPr>
-        <w:t xml:space="preserve">Cliente:</w:t>
-      </w:r>
-      <w:r>
-        <w:rPr>
-          <w:rtl w:val="0"/>
-        </w:rPr>
-        <w:t xml:space="preserve"> provee los datos y recibe los resultados.</w:t>
+        <w:rPr/>
+      </w:pPr>
+      <w:r>
+        <w:rPr>
+          <w:rtl w:val="0"/>
+        </w:rPr>
+        <w:t xml:space="preserve">Cliente: provee los datos y recibe los resultados.</w:t>
       </w:r>
     </w:p>
     <w:p>
       <w:pPr>
         <w:numPr>
           <w:ilvl w:val="0"/>
-          <w:numId w:val="14"/>
+          <w:numId w:val="6"/>
         </w:numPr>
         <w:pBdr>
           <w:top w:color="5c5c5c" w:space="0" w:sz="0" w:val="none"/>
@@ -2409,8 +2284,9 @@
           <w:between w:color="5c5c5c" w:space="0" w:sz="0" w:val="none"/>
         </w:pBdr>
         <w:shd w:fill="ffffff" w:val="clear"/>
-        <w:spacing w:after="0" w:afterAutospacing="0" w:before="0" w:beforeAutospacing="0" w:lineRule="auto"/>
+        <w:spacing w:after="0" w:before="0" w:lineRule="auto"/>
         <w:ind w:left="720" w:hanging="360"/>
+        <w:rPr/>
       </w:pPr>
       <w:r>
         <w:rPr>
@@ -2418,19 +2294,32 @@
         </w:rPr>
         <w:t xml:space="preserve">Gateway:</w:t>
       </w:r>
-      <w:r>
-        <w:rPr>
-          <w:rFonts w:ascii="Arial Unicode MS" w:cs="Arial Unicode MS" w:eastAsia="Arial Unicode MS" w:hAnsi="Arial Unicode MS"/>
-          <w:rtl w:val="0"/>
-        </w:rPr>
-        <w:t xml:space="preserve"> frontera TCP ↔ MOM, reparte y enruta.</w:t>
+      <w:sdt>
+        <w:sdtPr>
+          <w:id w:val="-1465021176"/>
+          <w:tag w:val="goog_rdk_0"/>
+        </w:sdtPr>
+        <w:sdtContent>
+          <w:r>
+            <w:rPr>
+              <w:rFonts w:ascii="Arial Unicode MS" w:cs="Arial Unicode MS" w:eastAsia="Arial Unicode MS" w:hAnsi="Arial Unicode MS"/>
+              <w:rtl w:val="0"/>
+            </w:rPr>
+            <w:t xml:space="preserve"> frontera TCP ↔ MOM, reparte y enruta.</w:t>
+          </w:r>
+        </w:sdtContent>
+      </w:sdt>
+      <w:r>
+        <w:rPr>
+          <w:rtl w:val="0"/>
+        </w:rPr>
       </w:r>
     </w:p>
     <w:p>
       <w:pPr>
         <w:numPr>
           <w:ilvl w:val="0"/>
-          <w:numId w:val="14"/>
+          <w:numId w:val="6"/>
         </w:numPr>
         <w:pBdr>
           <w:top w:color="5c5c5c" w:space="0" w:sz="0" w:val="none"/>
@@ -2440,27 +2329,22 @@
           <w:between w:color="5c5c5c" w:space="0" w:sz="0" w:val="none"/>
         </w:pBdr>
         <w:shd w:fill="ffffff" w:val="clear"/>
-        <w:spacing w:after="0" w:afterAutospacing="0" w:before="0" w:beforeAutospacing="0" w:lineRule="auto"/>
+        <w:spacing w:after="0" w:before="0" w:lineRule="auto"/>
         <w:ind w:left="720" w:hanging="360"/>
-      </w:pPr>
-      <w:r>
-        <w:rPr>
-          <w:rtl w:val="0"/>
-        </w:rPr>
-        <w:t xml:space="preserve">Controllers / Workers:</w:t>
-      </w:r>
-      <w:r>
-        <w:rPr>
-          <w:rtl w:val="0"/>
-        </w:rPr>
-        <w:t xml:space="preserve"> filtros y transformaciones.</w:t>
+        <w:rPr/>
+      </w:pPr>
+      <w:r>
+        <w:rPr>
+          <w:rtl w:val="0"/>
+        </w:rPr>
+        <w:t xml:space="preserve">Controllers / Workers: filtros y transformaciones.</w:t>
       </w:r>
     </w:p>
     <w:p>
       <w:pPr>
         <w:numPr>
           <w:ilvl w:val="0"/>
-          <w:numId w:val="14"/>
+          <w:numId w:val="6"/>
         </w:numPr>
         <w:pBdr>
           <w:top w:color="5c5c5c" w:space="0" w:sz="0" w:val="none"/>
@@ -2470,27 +2354,22 @@
           <w:between w:color="5c5c5c" w:space="0" w:sz="0" w:val="none"/>
         </w:pBdr>
         <w:shd w:fill="ffffff" w:val="clear"/>
-        <w:spacing w:after="0" w:afterAutospacing="0" w:before="0" w:beforeAutospacing="0" w:lineRule="auto"/>
+        <w:spacing w:after="0" w:before="0" w:lineRule="auto"/>
         <w:ind w:left="720" w:hanging="360"/>
-      </w:pPr>
-      <w:r>
-        <w:rPr>
-          <w:rtl w:val="0"/>
-        </w:rPr>
-        <w:t xml:space="preserve">Reducers / Counters:</w:t>
-      </w:r>
-      <w:r>
-        <w:rPr>
-          <w:rtl w:val="0"/>
-        </w:rPr>
-        <w:t xml:space="preserve"> combinan parciales por clave.</w:t>
+        <w:rPr/>
+      </w:pPr>
+      <w:r>
+        <w:rPr>
+          <w:rtl w:val="0"/>
+        </w:rPr>
+        <w:t xml:space="preserve">Reducers / Counters: combinan parciales por clave.</w:t>
       </w:r>
     </w:p>
     <w:p>
       <w:pPr>
         <w:numPr>
           <w:ilvl w:val="0"/>
-          <w:numId w:val="14"/>
+          <w:numId w:val="6"/>
         </w:numPr>
         <w:pBdr>
           <w:top w:color="5c5c5c" w:space="0" w:sz="0" w:val="none"/>
@@ -2500,27 +2379,22 @@
           <w:between w:color="5c5c5c" w:space="0" w:sz="0" w:val="none"/>
         </w:pBdr>
         <w:shd w:fill="ffffff" w:val="clear"/>
-        <w:spacing w:after="0" w:afterAutospacing="0" w:before="0" w:beforeAutospacing="0" w:lineRule="auto"/>
+        <w:spacing w:after="0" w:before="0" w:lineRule="auto"/>
         <w:ind w:left="720" w:hanging="360"/>
-      </w:pPr>
-      <w:r>
-        <w:rPr>
-          <w:rtl w:val="0"/>
-        </w:rPr>
-        <w:t xml:space="preserve">Joins:</w:t>
-      </w:r>
-      <w:r>
-        <w:rPr>
-          <w:rtl w:val="0"/>
-        </w:rPr>
-        <w:t xml:space="preserve"> unifican el resultado final de cada consulta.</w:t>
+        <w:rPr/>
+      </w:pPr>
+      <w:r>
+        <w:rPr>
+          <w:rtl w:val="0"/>
+        </w:rPr>
+        <w:t xml:space="preserve">Joins: unifican el resultado final de cada consulta.</w:t>
       </w:r>
     </w:p>
     <w:p>
       <w:pPr>
         <w:numPr>
           <w:ilvl w:val="0"/>
-          <w:numId w:val="14"/>
+          <w:numId w:val="6"/>
         </w:numPr>
         <w:pBdr>
           <w:top w:color="5c5c5c" w:space="0" w:sz="0" w:val="none"/>
@@ -2530,20 +2404,15 @@
           <w:between w:color="5c5c5c" w:space="0" w:sz="0" w:val="none"/>
         </w:pBdr>
         <w:shd w:fill="ffffff" w:val="clear"/>
-        <w:spacing w:after="300" w:before="0" w:beforeAutospacing="0" w:lineRule="auto"/>
+        <w:spacing w:after="300" w:before="0" w:lineRule="auto"/>
         <w:ind w:left="720" w:hanging="360"/>
-      </w:pPr>
-      <w:r>
-        <w:rPr>
-          <w:rtl w:val="0"/>
-        </w:rPr>
-        <w:t xml:space="preserve">Middleware (RabbitMQ):</w:t>
-      </w:r>
-      <w:r>
-        <w:rPr>
-          <w:rtl w:val="0"/>
-        </w:rPr>
-        <w:t xml:space="preserve"> comunicación entre componentes y coordinación por grupos.</w:t>
+        <w:rPr/>
+      </w:pPr>
+      <w:r>
+        <w:rPr>
+          <w:rtl w:val="0"/>
+        </w:rPr>
+        <w:t xml:space="preserve">Middleware (RabbitMQ): comunicación entre componentes y coordinación por grupos.</w:t>
       </w:r>
     </w:p>
     <w:p>
@@ -2563,55 +2432,7 @@
         <w:rPr>
           <w:rtl w:val="0"/>
         </w:rPr>
-        <w:t xml:space="preserve">El sistema usa </w:t>
-      </w:r>
-      <w:r>
-        <w:rPr>
-          <w:rtl w:val="0"/>
-        </w:rPr>
-        <w:t xml:space="preserve">procesamiento paralelo</w:t>
-      </w:r>
-      <w:r>
-        <w:rPr>
-          <w:rtl w:val="0"/>
-        </w:rPr>
-        <w:t xml:space="preserve"> y </w:t>
-      </w:r>
-      <w:r>
-        <w:rPr>
-          <w:rtl w:val="0"/>
-        </w:rPr>
-        <w:t xml:space="preserve">comunicación asincrónica</w:t>
-      </w:r>
-      <w:r>
-        <w:rPr>
-          <w:rtl w:val="0"/>
-        </w:rPr>
-        <w:t xml:space="preserve"> para garantizar </w:t>
-      </w:r>
-      <w:r>
-        <w:rPr>
-          <w:rtl w:val="0"/>
-        </w:rPr>
-        <w:t xml:space="preserve">escalabilidad horizontal</w:t>
-      </w:r>
-      <w:r>
-        <w:rPr>
-          <w:rtl w:val="0"/>
-        </w:rPr>
-        <w:t xml:space="preserve"> y </w:t>
-      </w:r>
-      <w:r>
-        <w:rPr>
-          <w:rtl w:val="0"/>
-        </w:rPr>
-        <w:t xml:space="preserve">aislamiento por cliente</w:t>
-      </w:r>
-      <w:r>
-        <w:rPr>
-          <w:rtl w:val="0"/>
-        </w:rPr>
-        <w:t xml:space="preserve">.</w:t>
+        <w:t xml:space="preserve">El sistema usa procesamiento paralelo y comunicación asincrónica para garantizar escalabilidad horizontal y aislamiento por cliente.</w:t>
       </w:r>
     </w:p>
     <w:p>
@@ -2630,12 +2451,12 @@
         <w:pStyle w:val="Heading1"/>
         <w:numPr>
           <w:ilvl w:val="0"/>
-          <w:numId w:val="2"/>
+          <w:numId w:val="12"/>
         </w:numPr>
         <w:ind w:left="720" w:hanging="360"/>
         <w:rPr/>
       </w:pPr>
-      <w:bookmarkStart w:colFirst="0" w:colLast="0" w:name="_p8vkycp6zzmy" w:id="2"/>
+      <w:bookmarkStart w:colFirst="0" w:colLast="0" w:name="_heading=h.rnd3xem0ahzi" w:id="2"/>
       <w:bookmarkEnd w:id="2"/>
       <w:r>
         <w:rPr>
@@ -2649,7 +2470,7 @@
         <w:pStyle w:val="Heading2"/>
         <w:rPr/>
       </w:pPr>
-      <w:bookmarkStart w:colFirst="0" w:colLast="0" w:name="_sjwwqirxdrzs" w:id="3"/>
+      <w:bookmarkStart w:colFirst="0" w:colLast="0" w:name="_heading=h.hsbfxgpu1cgo" w:id="3"/>
       <w:bookmarkEnd w:id="3"/>
       <w:r>
         <w:rPr>
@@ -2662,10 +2483,11 @@
       <w:pPr>
         <w:numPr>
           <w:ilvl w:val="0"/>
-          <w:numId w:val="9"/>
+          <w:numId w:val="19"/>
         </w:numPr>
-        <w:spacing w:after="0" w:afterAutospacing="0" w:before="240" w:lineRule="auto"/>
+        <w:spacing w:after="0" w:before="240" w:lineRule="auto"/>
         <w:ind w:left="720" w:hanging="360"/>
+        <w:rPr/>
       </w:pPr>
       <w:r>
         <w:rPr>
@@ -2678,10 +2500,11 @@
       <w:pPr>
         <w:numPr>
           <w:ilvl w:val="0"/>
-          <w:numId w:val="9"/>
+          <w:numId w:val="19"/>
         </w:numPr>
-        <w:spacing w:after="0" w:afterAutospacing="0" w:before="0" w:beforeAutospacing="0" w:lineRule="auto"/>
+        <w:spacing w:after="0" w:before="0" w:lineRule="auto"/>
         <w:ind w:left="720" w:hanging="360"/>
+        <w:rPr/>
       </w:pPr>
       <w:r>
         <w:rPr>
@@ -2694,10 +2517,11 @@
       <w:pPr>
         <w:numPr>
           <w:ilvl w:val="0"/>
-          <w:numId w:val="9"/>
+          <w:numId w:val="19"/>
         </w:numPr>
-        <w:spacing w:after="0" w:afterAutospacing="0" w:before="0" w:beforeAutospacing="0" w:lineRule="auto"/>
+        <w:spacing w:after="0" w:before="0" w:lineRule="auto"/>
         <w:ind w:left="720" w:hanging="360"/>
+        <w:rPr/>
       </w:pPr>
       <w:r>
         <w:rPr>
@@ -2710,10 +2534,11 @@
       <w:pPr>
         <w:numPr>
           <w:ilvl w:val="0"/>
-          <w:numId w:val="9"/>
+          <w:numId w:val="19"/>
         </w:numPr>
-        <w:spacing w:after="240" w:before="0" w:beforeAutospacing="0" w:lineRule="auto"/>
+        <w:spacing w:after="240" w:before="0" w:lineRule="auto"/>
         <w:ind w:left="720" w:hanging="360"/>
+        <w:rPr/>
       </w:pPr>
       <w:r>
         <w:rPr>
@@ -2727,7 +2552,7 @@
         <w:pStyle w:val="Heading2"/>
         <w:rPr/>
       </w:pPr>
-      <w:bookmarkStart w:colFirst="0" w:colLast="0" w:name="_7phjwji68v35" w:id="4"/>
+      <w:bookmarkStart w:colFirst="0" w:colLast="0" w:name="_heading=h.815g08kd5od" w:id="4"/>
       <w:bookmarkEnd w:id="4"/>
       <w:r>
         <w:rPr>
@@ -2740,76 +2565,88 @@
       <w:pPr>
         <w:numPr>
           <w:ilvl w:val="0"/>
-          <w:numId w:val="7"/>
+          <w:numId w:val="17"/>
         </w:numPr>
-        <w:spacing w:after="0" w:afterAutospacing="0" w:before="240" w:lineRule="auto"/>
+        <w:spacing w:after="0" w:before="240" w:lineRule="auto"/>
         <w:ind w:left="720" w:hanging="360"/>
-        <w:rPr>
-          <w:u w:val="none"/>
-        </w:rPr>
+        <w:rPr/>
       </w:pPr>
       <w:r>
         <w:rPr>
           <w:rtl w:val="0"/>
         </w:rPr>
         <w:t xml:space="preserve">Uso obligatorio de middleware de mensajería</w:t>
+      </w:r>
+      <w:r>
+        <w:rPr>
+          <w:rtl w:val="0"/>
+        </w:rPr>
       </w:r>
     </w:p>
     <w:p>
       <w:pPr>
         <w:numPr>
           <w:ilvl w:val="0"/>
-          <w:numId w:val="7"/>
+          <w:numId w:val="17"/>
         </w:numPr>
-        <w:spacing w:after="0" w:afterAutospacing="0" w:before="0" w:beforeAutospacing="0" w:lineRule="auto"/>
+        <w:spacing w:after="0" w:before="0" w:lineRule="auto"/>
         <w:ind w:left="720" w:hanging="360"/>
-        <w:rPr>
-          <w:u w:val="none"/>
-        </w:rPr>
+        <w:rPr/>
       </w:pPr>
       <w:r>
         <w:rPr>
           <w:rtl w:val="0"/>
         </w:rPr>
         <w:t xml:space="preserve">Comunicación asincrónica</w:t>
+      </w:r>
+      <w:r>
+        <w:rPr>
+          <w:rtl w:val="0"/>
+        </w:rPr>
       </w:r>
     </w:p>
     <w:p>
       <w:pPr>
         <w:numPr>
           <w:ilvl w:val="0"/>
-          <w:numId w:val="7"/>
+          <w:numId w:val="17"/>
         </w:numPr>
-        <w:spacing w:after="0" w:afterAutospacing="0" w:before="0" w:beforeAutospacing="0" w:lineRule="auto"/>
+        <w:spacing w:after="0" w:before="0" w:lineRule="auto"/>
         <w:ind w:left="720" w:hanging="360"/>
-        <w:rPr>
-          <w:u w:val="none"/>
-        </w:rPr>
+        <w:rPr/>
       </w:pPr>
       <w:r>
         <w:rPr>
           <w:rtl w:val="0"/>
         </w:rPr>
         <w:t xml:space="preserve">Procesamiento batch (dataset)</w:t>
+      </w:r>
+      <w:r>
+        <w:rPr>
+          <w:rtl w:val="0"/>
+        </w:rPr>
       </w:r>
     </w:p>
     <w:p>
       <w:pPr>
         <w:numPr>
           <w:ilvl w:val="0"/>
-          <w:numId w:val="7"/>
+          <w:numId w:val="17"/>
         </w:numPr>
-        <w:spacing w:after="240" w:before="0" w:beforeAutospacing="0" w:lineRule="auto"/>
+        <w:spacing w:after="240" w:before="0" w:lineRule="auto"/>
         <w:ind w:left="720" w:hanging="360"/>
-        <w:rPr>
-          <w:u w:val="none"/>
-        </w:rPr>
+        <w:rPr/>
       </w:pPr>
       <w:r>
         <w:rPr>
           <w:rtl w:val="0"/>
         </w:rPr>
         <w:t xml:space="preserve">Soporte de cierre controlado (graceful shutdown)</w:t>
+      </w:r>
+      <w:r>
+        <w:rPr>
+          <w:rtl w:val="0"/>
+        </w:rPr>
       </w:r>
     </w:p>
     <w:p>
@@ -2829,12 +2666,12 @@
         <w:pStyle w:val="Heading1"/>
         <w:numPr>
           <w:ilvl w:val="0"/>
-          <w:numId w:val="2"/>
+          <w:numId w:val="12"/>
         </w:numPr>
         <w:ind w:left="720" w:hanging="360"/>
         <w:rPr/>
       </w:pPr>
-      <w:bookmarkStart w:colFirst="0" w:colLast="0" w:name="_nah6ey6a4sut" w:id="5"/>
+      <w:bookmarkStart w:colFirst="0" w:colLast="0" w:name="_heading=h.yh2su9wg16mz" w:id="5"/>
       <w:bookmarkEnd w:id="5"/>
       <w:r>
         <w:rPr>
@@ -2853,92 +2690,28 @@
         <w:rPr>
           <w:rtl w:val="0"/>
         </w:rPr>
-        <w:t xml:space="preserve">La vista lógica describe los componentes del sistema y sus responsabilidades. El sistema se compone de un </w:t>
-      </w:r>
-      <w:r>
-        <w:rPr>
-          <w:rtl w:val="0"/>
-        </w:rPr>
-        <w:t xml:space="preserve">Cliente</w:t>
-      </w:r>
-      <w:r>
-        <w:rPr>
-          <w:rtl w:val="0"/>
-        </w:rPr>
-        <w:t xml:space="preserve"> (produce y consume), un </w:t>
-      </w:r>
-      <w:r>
-        <w:rPr>
-          <w:rtl w:val="0"/>
-        </w:rPr>
-        <w:t xml:space="preserve">Gateway</w:t>
-      </w:r>
-      <w:r>
-        <w:rPr>
-          <w:rFonts w:ascii="Arial Unicode MS" w:cs="Arial Unicode MS" w:eastAsia="Arial Unicode MS" w:hAnsi="Arial Unicode MS"/>
-          <w:rtl w:val="0"/>
-        </w:rPr>
-        <w:t xml:space="preserve"> (frontera TCP↔MOM), un conjunto de </w:t>
-      </w:r>
-      <w:r>
-        <w:rPr>
-          <w:rtl w:val="0"/>
-        </w:rPr>
-        <w:t xml:space="preserve">Controllers</w:t>
-      </w:r>
-      <w:r>
-        <w:rPr>
-          <w:rtl w:val="0"/>
-        </w:rPr>
-        <w:t xml:space="preserve"> (uno por etapa: filtros, tokenizer, reducers, counters y joins) y un </w:t>
-      </w:r>
-      <w:r>
-        <w:rPr>
-          <w:rtl w:val="0"/>
-        </w:rPr>
-        <w:t xml:space="preserve">Middleware</w:t>
-      </w:r>
-      <w:r>
-        <w:rPr>
-          <w:rtl w:val="0"/>
-        </w:rPr>
-        <w:t xml:space="preserve"> sobre RabbitMQ que abstrae la comunicación por grupos. El </w:t>
-      </w:r>
-      <w:r>
-        <w:rPr>
-          <w:rtl w:val="0"/>
-        </w:rPr>
-        <w:t xml:space="preserve">modelo de dominio</w:t>
-      </w:r>
-      <w:r>
-        <w:rPr>
-          <w:rtl w:val="0"/>
-        </w:rPr>
-        <w:t xml:space="preserve"> define los DTOs que viajan entre componentes: </w:t>
-      </w:r>
-      <w:r>
-        <w:rPr>
-          <w:rtl w:val="0"/>
-        </w:rPr>
-        <w:t xml:space="preserve">Article</w:t>
-      </w:r>
-      <w:r>
-        <w:rPr>
-          <w:rtl w:val="0"/>
-        </w:rPr>
-        <w:t xml:space="preserve"> (documento de entrada) y </w:t>
-      </w:r>
-      <w:r>
-        <w:rPr>
-          <w:rtl w:val="0"/>
-        </w:rPr>
-        <w:t xml:space="preserve">ResultRecord</w:t>
-      </w:r>
-      <w:r>
-        <w:rPr>
-          <w:rtl w:val="0"/>
-        </w:rPr>
-        <w:t xml:space="preserve"> (parte de resultado). </w:t>
+        <w:t xml:space="preserve">La vista lógica describe los componentes del sistema y sus responsabilidades. El sistema se compone de un Cliente (produce y consume), un Gateway</w:t>
+      </w:r>
+      <w:sdt>
+        <w:sdtPr>
+          <w:id w:val="1183580974"/>
+          <w:tag w:val="goog_rdk_1"/>
+        </w:sdtPr>
+        <w:sdtContent>
+          <w:r>
+            <w:rPr>
+              <w:rFonts w:ascii="Arial Unicode MS" w:cs="Arial Unicode MS" w:eastAsia="Arial Unicode MS" w:hAnsi="Arial Unicode MS"/>
+              <w:rtl w:val="0"/>
+            </w:rPr>
+            <w:t xml:space="preserve"> (frontera TCP↔MOM), un conjunto de </w:t>
+          </w:r>
+        </w:sdtContent>
+      </w:sdt>
+      <w:r>
+        <w:rPr>
+          <w:rtl w:val="0"/>
+        </w:rPr>
+        <w:t xml:space="preserve">Controllers (uno por etapa: filtros, tokenizer, reducers, counters y joins) y un Middleware sobre RabbitMQ que abstrae la comunicación por grupos. El modelo de dominio define los DTOs que viajan entre componentes: Article (documento de entrada) y ResultRecord (parte de resultado). </w:t>
       </w:r>
     </w:p>
     <w:p>
@@ -2951,41 +2724,44 @@
         <w:rPr>
           <w:rtl w:val="0"/>
         </w:rPr>
-        <w:t xml:space="preserve">Las dependencias entre componentes se muestran en el </w:t>
-      </w:r>
-      <w:r>
-        <w:rPr>
-          <w:rtl w:val="0"/>
-        </w:rPr>
-        <w:t xml:space="preserve">diagrama de robustez:</w:t>
-      </w:r>
-      <w:r>
-        <w:rPr>
-          <w:rtl w:val="0"/>
-        </w:rPr>
+        <w:t xml:space="preserve">Las dependencias entre componentes se muestran en los diagramas de robustez:</w:t>
       </w:r>
     </w:p>
     <w:p>
       <w:pPr>
         <w:spacing w:after="240" w:before="240" w:lineRule="auto"/>
+        <w:ind w:left="0" w:firstLine="0"/>
+        <w:rPr/>
+      </w:pPr>
+      <w:r>
+        <w:rPr>
+          <w:rtl w:val="0"/>
+        </w:rPr>
+        <w:t xml:space="preserve">Regla 1:</w:t>
+      </w:r>
+    </w:p>
+    <w:p>
+      <w:pPr>
+        <w:spacing w:after="240" w:before="240" w:lineRule="auto"/>
+        <w:ind w:left="0" w:firstLine="0"/>
         <w:rPr/>
       </w:pPr>
       <w:r>
         <w:rPr/>
         <w:drawing>
           <wp:inline distB="114300" distT="114300" distL="114300" distR="114300">
-            <wp:extent cx="5731200" cy="4051300"/>
+            <wp:extent cx="6249378" cy="1972695"/>
             <wp:effectExtent b="0" l="0" r="0" t="0"/>
-            <wp:docPr id="9" name="image16.jpg"/>
+            <wp:docPr id="20" name="image4.png"/>
             <a:graphic>
               <a:graphicData uri="http://schemas.openxmlformats.org/drawingml/2006/picture">
                 <pic:pic>
                   <pic:nvPicPr>
-                    <pic:cNvPr id="0" name="image16.jpg"/>
+                    <pic:cNvPr id="0" name="image4.png"/>
                     <pic:cNvPicPr preferRelativeResize="0"/>
                   </pic:nvPicPr>
                   <pic:blipFill>
-                    <a:blip r:embed="rId7"/>
+                    <a:blip r:embed="rId8"/>
                     <a:srcRect b="0" l="0" r="0" t="0"/>
                     <a:stretch>
                       <a:fillRect/>
@@ -2994,7 +2770,7 @@
                   <pic:spPr>
                     <a:xfrm>
                       <a:off x="0" y="0"/>
-                      <a:ext cx="5731200" cy="4051300"/>
+                      <a:ext cx="6249378" cy="1972695"/>
                     </a:xfrm>
                     <a:prstGeom prst="rect"/>
                     <a:ln/>
@@ -3021,6 +2797,234 @@
         <w:rPr>
           <w:rtl w:val="0"/>
         </w:rPr>
+        <w:t xml:space="preserve">Regla 2:</w:t>
+      </w:r>
+    </w:p>
+    <w:p>
+      <w:pPr>
+        <w:spacing w:after="240" w:before="240" w:lineRule="auto"/>
+        <w:ind w:left="0" w:firstLine="0"/>
+        <w:rPr/>
+      </w:pPr>
+      <w:r>
+        <w:rPr/>
+        <w:drawing>
+          <wp:inline distB="114300" distT="114300" distL="114300" distR="114300">
+            <wp:extent cx="6323907" cy="1810750"/>
+            <wp:effectExtent b="0" l="0" r="0" t="0"/>
+            <wp:docPr id="17" name="image5.png"/>
+            <a:graphic>
+              <a:graphicData uri="http://schemas.openxmlformats.org/drawingml/2006/picture">
+                <pic:pic>
+                  <pic:nvPicPr>
+                    <pic:cNvPr id="0" name="image5.png"/>
+                    <pic:cNvPicPr preferRelativeResize="0"/>
+                  </pic:nvPicPr>
+                  <pic:blipFill>
+                    <a:blip r:embed="rId9"/>
+                    <a:srcRect b="0" l="0" r="0" t="0"/>
+                    <a:stretch>
+                      <a:fillRect/>
+                    </a:stretch>
+                  </pic:blipFill>
+                  <pic:spPr>
+                    <a:xfrm>
+                      <a:off x="0" y="0"/>
+                      <a:ext cx="6323907" cy="1810750"/>
+                    </a:xfrm>
+                    <a:prstGeom prst="rect"/>
+                    <a:ln/>
+                  </pic:spPr>
+                </pic:pic>
+              </a:graphicData>
+            </a:graphic>
+          </wp:inline>
+        </w:drawing>
+      </w:r>
+      <w:r>
+        <w:rPr>
+          <w:rtl w:val="0"/>
+        </w:rPr>
+      </w:r>
+    </w:p>
+    <w:p>
+      <w:pPr>
+        <w:spacing w:after="240" w:before="240" w:lineRule="auto"/>
+        <w:ind w:left="0" w:firstLine="0"/>
+        <w:rPr/>
+      </w:pPr>
+      <w:r>
+        <w:rPr>
+          <w:rtl w:val="0"/>
+        </w:rPr>
+      </w:r>
+    </w:p>
+    <w:p>
+      <w:pPr>
+        <w:spacing w:after="240" w:before="240" w:lineRule="auto"/>
+        <w:ind w:left="0" w:firstLine="0"/>
+        <w:rPr/>
+      </w:pPr>
+      <w:r>
+        <w:rPr>
+          <w:rtl w:val="0"/>
+        </w:rPr>
+        <w:t xml:space="preserve">Regla 3 y 4:</w:t>
+      </w:r>
+    </w:p>
+    <w:p>
+      <w:pPr>
+        <w:spacing w:after="240" w:before="240" w:lineRule="auto"/>
+        <w:ind w:left="0" w:firstLine="0"/>
+        <w:rPr/>
+      </w:pPr>
+      <w:r>
+        <w:rPr/>
+        <w:drawing>
+          <wp:inline distB="114300" distT="114300" distL="114300" distR="114300">
+            <wp:extent cx="5985914" cy="1734237"/>
+            <wp:effectExtent b="0" l="0" r="0" t="0"/>
+            <wp:docPr id="18" name="image17.png"/>
+            <a:graphic>
+              <a:graphicData uri="http://schemas.openxmlformats.org/drawingml/2006/picture">
+                <pic:pic>
+                  <pic:nvPicPr>
+                    <pic:cNvPr id="0" name="image17.png"/>
+                    <pic:cNvPicPr preferRelativeResize="0"/>
+                  </pic:nvPicPr>
+                  <pic:blipFill>
+                    <a:blip r:embed="rId10"/>
+                    <a:srcRect b="0" l="0" r="0" t="0"/>
+                    <a:stretch>
+                      <a:fillRect/>
+                    </a:stretch>
+                  </pic:blipFill>
+                  <pic:spPr>
+                    <a:xfrm>
+                      <a:off x="0" y="0"/>
+                      <a:ext cx="5985914" cy="1734237"/>
+                    </a:xfrm>
+                    <a:prstGeom prst="rect"/>
+                    <a:ln/>
+                  </pic:spPr>
+                </pic:pic>
+              </a:graphicData>
+            </a:graphic>
+          </wp:inline>
+        </w:drawing>
+      </w:r>
+      <w:r>
+        <w:rPr>
+          <w:rtl w:val="0"/>
+        </w:rPr>
+      </w:r>
+    </w:p>
+    <w:p>
+      <w:pPr>
+        <w:spacing w:after="240" w:before="240" w:lineRule="auto"/>
+        <w:ind w:left="0" w:firstLine="0"/>
+        <w:rPr/>
+      </w:pPr>
+      <w:r>
+        <w:rPr>
+          <w:rtl w:val="0"/>
+        </w:rPr>
+      </w:r>
+    </w:p>
+    <w:p>
+      <w:pPr>
+        <w:spacing w:after="240" w:before="240" w:lineRule="auto"/>
+        <w:ind w:left="0" w:firstLine="0"/>
+        <w:rPr/>
+      </w:pPr>
+      <w:r>
+        <w:rPr>
+          <w:rtl w:val="0"/>
+        </w:rPr>
+        <w:t xml:space="preserve">Regla 5:</w:t>
+      </w:r>
+    </w:p>
+    <w:p>
+      <w:pPr>
+        <w:spacing w:after="240" w:before="240" w:lineRule="auto"/>
+        <w:ind w:left="0" w:firstLine="0"/>
+        <w:rPr/>
+      </w:pPr>
+      <w:r>
+        <w:rPr/>
+        <w:drawing>
+          <wp:inline distB="114300" distT="114300" distL="114300" distR="114300">
+            <wp:extent cx="6231908" cy="1415836"/>
+            <wp:effectExtent b="0" l="0" r="0" t="0"/>
+            <wp:docPr id="19" name="image7.png"/>
+            <a:graphic>
+              <a:graphicData uri="http://schemas.openxmlformats.org/drawingml/2006/picture">
+                <pic:pic>
+                  <pic:nvPicPr>
+                    <pic:cNvPr id="0" name="image7.png"/>
+                    <pic:cNvPicPr preferRelativeResize="0"/>
+                  </pic:nvPicPr>
+                  <pic:blipFill>
+                    <a:blip r:embed="rId11"/>
+                    <a:srcRect b="0" l="0" r="0" t="0"/>
+                    <a:stretch>
+                      <a:fillRect/>
+                    </a:stretch>
+                  </pic:blipFill>
+                  <pic:spPr>
+                    <a:xfrm>
+                      <a:off x="0" y="0"/>
+                      <a:ext cx="6231908" cy="1415836"/>
+                    </a:xfrm>
+                    <a:prstGeom prst="rect"/>
+                    <a:ln/>
+                  </pic:spPr>
+                </pic:pic>
+              </a:graphicData>
+            </a:graphic>
+          </wp:inline>
+        </w:drawing>
+      </w:r>
+      <w:r>
+        <w:rPr>
+          <w:rtl w:val="0"/>
+        </w:rPr>
+      </w:r>
+    </w:p>
+    <w:p>
+      <w:pPr>
+        <w:spacing w:after="240" w:before="240" w:lineRule="auto"/>
+        <w:ind w:left="0" w:firstLine="0"/>
+        <w:rPr/>
+      </w:pPr>
+      <w:r>
+        <w:rPr>
+          <w:rtl w:val="0"/>
+        </w:rPr>
+      </w:r>
+    </w:p>
+    <w:p>
+      <w:pPr>
+        <w:spacing w:after="240" w:before="240" w:lineRule="auto"/>
+        <w:ind w:left="0" w:firstLine="0"/>
+        <w:rPr/>
+      </w:pPr>
+      <w:r>
+        <w:rPr>
+          <w:rtl w:val="0"/>
+        </w:rPr>
+      </w:r>
+    </w:p>
+    <w:p>
+      <w:pPr>
+        <w:spacing w:after="240" w:before="240" w:lineRule="auto"/>
+        <w:ind w:left="0" w:firstLine="0"/>
+        <w:rPr/>
+      </w:pPr>
+      <w:r>
+        <w:rPr>
+          <w:rtl w:val="0"/>
+        </w:rPr>
       </w:r>
     </w:p>
     <w:p>
@@ -3028,12 +3032,12 @@
         <w:pStyle w:val="Heading1"/>
         <w:numPr>
           <w:ilvl w:val="0"/>
-          <w:numId w:val="2"/>
+          <w:numId w:val="12"/>
         </w:numPr>
         <w:ind w:left="720" w:hanging="360"/>
         <w:rPr/>
       </w:pPr>
-      <w:bookmarkStart w:colFirst="0" w:colLast="0" w:name="_h3e3dfpfim9a" w:id="6"/>
+      <w:bookmarkStart w:colFirst="0" w:colLast="0" w:name="_heading=h.3zr8z2hzjphq" w:id="6"/>
       <w:bookmarkEnd w:id="6"/>
       <w:r>
         <w:rPr>
@@ -3059,7 +3063,7 @@
         <w:pStyle w:val="Heading2"/>
         <w:rPr/>
       </w:pPr>
-      <w:bookmarkStart w:colFirst="0" w:colLast="0" w:name="_3c9cuxjg97c9" w:id="7"/>
+      <w:bookmarkStart w:colFirst="0" w:colLast="0" w:name="_heading=h.mrd904b2napq" w:id="7"/>
       <w:bookmarkEnd w:id="7"/>
       <w:r>
         <w:rPr>
@@ -3128,16 +3132,16 @@
           <wp:inline distB="114300" distT="114300" distL="114300" distR="114300">
             <wp:extent cx="5734050" cy="2409053"/>
             <wp:effectExtent b="0" l="0" r="0" t="0"/>
-            <wp:docPr id="4" name="image12.png"/>
+            <wp:docPr id="22" name="image11.png"/>
             <a:graphic>
               <a:graphicData uri="http://schemas.openxmlformats.org/drawingml/2006/picture">
                 <pic:pic>
                   <pic:nvPicPr>
-                    <pic:cNvPr id="0" name="image12.png"/>
+                    <pic:cNvPr id="0" name="image11.png"/>
                     <pic:cNvPicPr preferRelativeResize="0"/>
                   </pic:nvPicPr>
                   <pic:blipFill>
-                    <a:blip r:embed="rId8"/>
+                    <a:blip r:embed="rId12"/>
                     <a:srcRect b="0" l="0" r="0" t="0"/>
                     <a:stretch>
                       <a:fillRect/>
@@ -3192,7 +3196,7 @@
         <w:pStyle w:val="Heading2"/>
         <w:rPr/>
       </w:pPr>
-      <w:bookmarkStart w:colFirst="0" w:colLast="0" w:name="_bla6isvjuzjm" w:id="8"/>
+      <w:bookmarkStart w:colFirst="0" w:colLast="0" w:name="_heading=h.ogq4lecnxsn7" w:id="8"/>
       <w:bookmarkEnd w:id="8"/>
       <w:r>
         <w:rPr>
@@ -3205,145 +3209,154 @@
       <w:pPr>
         <w:numPr>
           <w:ilvl w:val="0"/>
-          <w:numId w:val="16"/>
+          <w:numId w:val="8"/>
         </w:numPr>
-        <w:spacing w:after="0" w:afterAutospacing="0" w:before="240" w:lineRule="auto"/>
+        <w:spacing w:after="0" w:before="240" w:lineRule="auto"/>
         <w:ind w:left="720" w:hanging="360"/>
-        <w:rPr>
-          <w:u w:val="none"/>
-        </w:rPr>
+        <w:rPr/>
       </w:pPr>
       <w:r>
         <w:rPr>
           <w:rtl w:val="0"/>
         </w:rPr>
         <w:t xml:space="preserve">Cliente envía un bloque de transacciones.</w:t>
+      </w:r>
+      <w:r>
+        <w:rPr>
+          <w:rtl w:val="0"/>
+        </w:rPr>
       </w:r>
     </w:p>
     <w:p>
       <w:pPr>
         <w:numPr>
           <w:ilvl w:val="0"/>
-          <w:numId w:val="16"/>
+          <w:numId w:val="8"/>
         </w:numPr>
-        <w:spacing w:after="0" w:afterAutospacing="0" w:before="0" w:beforeAutospacing="0" w:lineRule="auto"/>
+        <w:spacing w:after="0" w:before="0" w:lineRule="auto"/>
         <w:ind w:left="720" w:hanging="360"/>
-        <w:rPr>
-          <w:u w:val="none"/>
-        </w:rPr>
+        <w:rPr/>
       </w:pPr>
       <w:r>
         <w:rPr>
           <w:rtl w:val="0"/>
         </w:rPr>
         <w:t xml:space="preserve">Gateway recibe y parsea las mismas.</w:t>
+      </w:r>
+      <w:r>
+        <w:rPr>
+          <w:rtl w:val="0"/>
+        </w:rPr>
       </w:r>
     </w:p>
     <w:p>
       <w:pPr>
         <w:numPr>
           <w:ilvl w:val="0"/>
-          <w:numId w:val="16"/>
+          <w:numId w:val="8"/>
         </w:numPr>
-        <w:spacing w:after="0" w:afterAutospacing="0" w:before="0" w:beforeAutospacing="0" w:lineRule="auto"/>
+        <w:spacing w:after="0" w:before="0" w:lineRule="auto"/>
         <w:ind w:left="720" w:hanging="360"/>
-        <w:rPr>
-          <w:u w:val="none"/>
-        </w:rPr>
+        <w:rPr/>
       </w:pPr>
       <w:r>
         <w:rPr>
           <w:rtl w:val="0"/>
         </w:rPr>
         <w:t xml:space="preserve">Se publican mensajes en una cola para que sean procesadas las transacciones.</w:t>
+      </w:r>
+      <w:r>
+        <w:rPr>
+          <w:rtl w:val="0"/>
+        </w:rPr>
       </w:r>
     </w:p>
     <w:p>
       <w:pPr>
         <w:numPr>
           <w:ilvl w:val="0"/>
-          <w:numId w:val="16"/>
+          <w:numId w:val="8"/>
         </w:numPr>
-        <w:spacing w:after="0" w:afterAutospacing="0" w:before="0" w:beforeAutospacing="0" w:lineRule="auto"/>
+        <w:spacing w:after="0" w:before="0" w:lineRule="auto"/>
         <w:ind w:left="720" w:hanging="360"/>
-        <w:rPr>
-          <w:u w:val="none"/>
-        </w:rPr>
+        <w:rPr/>
       </w:pPr>
       <w:r>
         <w:rPr>
           <w:rtl w:val="0"/>
         </w:rPr>
         <w:t xml:space="preserve">Workers consumen mensajes en paralelo.</w:t>
+      </w:r>
+      <w:r>
+        <w:rPr>
+          <w:rtl w:val="0"/>
+        </w:rPr>
       </w:r>
     </w:p>
     <w:p>
       <w:pPr>
         <w:numPr>
           <w:ilvl w:val="0"/>
-          <w:numId w:val="16"/>
+          <w:numId w:val="8"/>
         </w:numPr>
-        <w:spacing w:after="0" w:afterAutospacing="0" w:before="0" w:beforeAutospacing="0" w:lineRule="auto"/>
+        <w:spacing w:after="0" w:before="0" w:lineRule="auto"/>
         <w:ind w:left="720" w:hanging="360"/>
-        <w:rPr>
-          <w:u w:val="none"/>
-        </w:rPr>
-      </w:pPr>
-      <w:r>
-        <w:rPr>
-          <w:rtl w:val="0"/>
-        </w:rPr>
-        <w:t xml:space="preserve">Cada </w:t>
-      </w:r>
-      <w:r>
-        <w:rPr>
-          <w:rtl w:val="0"/>
-        </w:rPr>
-        <w:t xml:space="preserve">worker</w:t>
-      </w:r>
-      <w:r>
-        <w:rPr>
-          <w:rtl w:val="0"/>
-        </w:rPr>
-        <w:t xml:space="preserve"> aplica una regla específica.</w:t>
+        <w:rPr/>
+      </w:pPr>
+      <w:r>
+        <w:rPr>
+          <w:rtl w:val="0"/>
+        </w:rPr>
+        <w:t xml:space="preserve">Cada worker aplica una regla específica.</w:t>
+      </w:r>
+      <w:r>
+        <w:rPr>
+          <w:rtl w:val="0"/>
+        </w:rPr>
       </w:r>
     </w:p>
     <w:p>
       <w:pPr>
         <w:numPr>
           <w:ilvl w:val="0"/>
-          <w:numId w:val="16"/>
+          <w:numId w:val="8"/>
         </w:numPr>
-        <w:spacing w:after="0" w:afterAutospacing="0" w:before="0" w:beforeAutospacing="0" w:lineRule="auto"/>
+        <w:spacing w:after="0" w:before="0" w:lineRule="auto"/>
         <w:ind w:left="720" w:hanging="360"/>
-        <w:rPr>
-          <w:u w:val="none"/>
-        </w:rPr>
+        <w:rPr/>
       </w:pPr>
       <w:r>
         <w:rPr>
           <w:rtl w:val="0"/>
         </w:rPr>
         <w:t xml:space="preserve">Aggregators combinan resultados parciales.</w:t>
+      </w:r>
+      <w:r>
+        <w:rPr>
+          <w:rtl w:val="0"/>
+        </w:rPr>
       </w:r>
     </w:p>
     <w:p>
       <w:pPr>
         <w:numPr>
           <w:ilvl w:val="0"/>
-          <w:numId w:val="16"/>
+          <w:numId w:val="8"/>
         </w:numPr>
-        <w:spacing w:after="240" w:before="0" w:beforeAutospacing="0" w:lineRule="auto"/>
+        <w:spacing w:after="240" w:before="0" w:lineRule="auto"/>
         <w:ind w:left="720" w:hanging="360"/>
-        <w:rPr>
-          <w:u w:val="none"/>
-        </w:rPr>
+        <w:rPr/>
       </w:pPr>
       <w:r>
         <w:rPr>
           <w:rtl w:val="0"/>
         </w:rPr>
         <w:t xml:space="preserve">Join genera el resultado final.</w:t>
+      </w:r>
+      <w:r>
+        <w:rPr>
+          <w:rtl w:val="0"/>
+        </w:rPr>
       </w:r>
     </w:p>
     <w:p>
@@ -3357,16 +3370,16 @@
           <wp:inline distB="114300" distT="114300" distL="114300" distR="114300">
             <wp:extent cx="5731200" cy="2628900"/>
             <wp:effectExtent b="0" l="0" r="0" t="0"/>
-            <wp:docPr id="16" name="image7.png"/>
+            <wp:docPr id="24" name="image3.png"/>
             <a:graphic>
               <a:graphicData uri="http://schemas.openxmlformats.org/drawingml/2006/picture">
                 <pic:pic>
                   <pic:nvPicPr>
-                    <pic:cNvPr id="0" name="image7.png"/>
+                    <pic:cNvPr id="0" name="image3.png"/>
                     <pic:cNvPicPr preferRelativeResize="0"/>
                   </pic:nvPicPr>
                   <pic:blipFill>
-                    <a:blip r:embed="rId9"/>
+                    <a:blip r:embed="rId13"/>
                     <a:srcRect b="0" l="0" r="0" t="0"/>
                     <a:stretch>
                       <a:fillRect/>
@@ -3397,7 +3410,7 @@
         <w:pStyle w:val="Heading2"/>
         <w:rPr/>
       </w:pPr>
-      <w:bookmarkStart w:colFirst="0" w:colLast="0" w:name="_j47fz1ac8dsf" w:id="9"/>
+      <w:bookmarkStart w:colFirst="0" w:colLast="0" w:name="_heading=h.u0vzgge1nf3n" w:id="9"/>
       <w:bookmarkEnd w:id="9"/>
       <w:r>
         <w:rPr>
@@ -3434,7 +3447,7 @@
           <w:szCs w:val="22"/>
         </w:rPr>
       </w:pPr>
-      <w:bookmarkStart w:colFirst="0" w:colLast="0" w:name="_q28iyrbz24eu" w:id="10"/>
+      <w:bookmarkStart w:colFirst="0" w:colLast="0" w:name="_heading=h.j126rbye90hq" w:id="10"/>
       <w:bookmarkEnd w:id="10"/>
       <w:r>
         <w:rPr>
@@ -3457,17 +3470,18 @@
         <w:rPr>
           <w:rtl w:val="0"/>
         </w:rPr>
-        <w:t xml:space="preserve">El siguiente diagrama de secuencia detalla el flujo de procesamiento para identificar microtransacciones. El ciclo de vida de este caso de uso se compone de las siguientes interacciones:</w:t>
+        <w:t xml:space="preserve">El siguiente diagrama de secuencia detalla el flujo de procesamiento para identificar artículos escritos hasta el 2020 inclusive. El ciclo de vida de este caso de uso se compone de las siguientes interacciones:</w:t>
       </w:r>
     </w:p>
     <w:p>
       <w:pPr>
         <w:numPr>
           <w:ilvl w:val="0"/>
-          <w:numId w:val="3"/>
+          <w:numId w:val="13"/>
         </w:numPr>
-        <w:spacing w:after="0" w:afterAutospacing="0" w:before="240" w:lineRule="auto"/>
+        <w:spacing w:after="0" w:before="240" w:lineRule="auto"/>
         <w:ind w:left="720" w:hanging="360"/>
+        <w:rPr/>
       </w:pPr>
       <w:r>
         <w:rPr>
@@ -3516,10 +3530,11 @@
       <w:pPr>
         <w:numPr>
           <w:ilvl w:val="0"/>
-          <w:numId w:val="3"/>
+          <w:numId w:val="13"/>
         </w:numPr>
-        <w:spacing w:after="0" w:afterAutospacing="0" w:before="0" w:beforeAutospacing="0" w:lineRule="auto"/>
+        <w:spacing w:after="0" w:before="0" w:lineRule="auto"/>
         <w:ind w:left="720" w:hanging="360"/>
+        <w:rPr/>
       </w:pPr>
       <w:r>
         <w:rPr>
@@ -3540,10 +3555,11 @@
       <w:pPr>
         <w:numPr>
           <w:ilvl w:val="0"/>
-          <w:numId w:val="3"/>
+          <w:numId w:val="13"/>
         </w:numPr>
-        <w:spacing w:after="0" w:afterAutospacing="0" w:before="0" w:beforeAutospacing="0" w:lineRule="auto"/>
+        <w:spacing w:after="0" w:before="0" w:lineRule="auto"/>
         <w:ind w:left="720" w:hanging="360"/>
+        <w:rPr/>
       </w:pPr>
       <w:r>
         <w:rPr>
@@ -3571,23 +3587,18 @@
         <w:rPr>
           <w:rtl w:val="0"/>
         </w:rPr>
-        <w:t xml:space="preserve">c</w:t>
-      </w:r>
-      <w:r>
-        <w:rPr>
-          <w:rtl w:val="0"/>
-        </w:rPr>
-        <w:t xml:space="preserve">onsume la transacción de la cola y evalúa la regla de negocio. Si el artículo fue escrito en inglés y fue publicado hasta el 2020 inclusive, el worker publica el resultado en la cola de salida.</w:t>
+        <w:t xml:space="preserve">consume la transacción de la cola y evalúa la regla de negocio. Si el artículo fue escrito en inglés y fue publicado hasta el 2020 inclusive, el worker publica el resultado en la cola de salida.</w:t>
       </w:r>
     </w:p>
     <w:p>
       <w:pPr>
         <w:numPr>
           <w:ilvl w:val="0"/>
-          <w:numId w:val="3"/>
+          <w:numId w:val="13"/>
         </w:numPr>
-        <w:spacing w:after="240" w:before="0" w:beforeAutospacing="0" w:lineRule="auto"/>
+        <w:spacing w:after="240" w:before="0" w:lineRule="auto"/>
         <w:ind w:left="720" w:hanging="360"/>
+        <w:rPr/>
       </w:pPr>
       <w:r>
         <w:rPr>
@@ -3602,6 +3613,72 @@
           <w:rtl w:val="0"/>
         </w:rPr>
         <w:t xml:space="preserve"> Finalmente, el Gateway consume el mensaje procesado de la cola y transmite el resultado definitivo de vuelta al cliente.</w:t>
+      </w:r>
+    </w:p>
+    <w:p>
+      <w:pPr>
+        <w:spacing w:after="240" w:before="240" w:lineRule="auto"/>
+        <w:rPr/>
+      </w:pPr>
+      <w:r>
+        <w:rPr>
+          <w:rtl w:val="0"/>
+        </w:rPr>
+      </w:r>
+    </w:p>
+    <w:p>
+      <w:pPr>
+        <w:spacing w:after="240" w:before="240" w:lineRule="auto"/>
+        <w:rPr/>
+      </w:pPr>
+      <w:r>
+        <w:rPr>
+          <w:rtl w:val="0"/>
+        </w:rPr>
+      </w:r>
+    </w:p>
+    <w:p>
+      <w:pPr>
+        <w:spacing w:after="240" w:before="240" w:lineRule="auto"/>
+        <w:rPr/>
+      </w:pPr>
+      <w:r>
+        <w:rPr>
+          <w:rtl w:val="0"/>
+        </w:rPr>
+      </w:r>
+    </w:p>
+    <w:p>
+      <w:pPr>
+        <w:spacing w:after="240" w:before="240" w:lineRule="auto"/>
+        <w:rPr/>
+      </w:pPr>
+      <w:r>
+        <w:rPr>
+          <w:rtl w:val="0"/>
+        </w:rPr>
+      </w:r>
+    </w:p>
+    <w:p>
+      <w:pPr>
+        <w:spacing w:after="240" w:before="240" w:lineRule="auto"/>
+        <w:rPr/>
+      </w:pPr>
+      <w:r>
+        <w:rPr>
+          <w:rtl w:val="0"/>
+        </w:rPr>
+      </w:r>
+    </w:p>
+    <w:p>
+      <w:pPr>
+        <w:spacing w:after="240" w:before="240" w:lineRule="auto"/>
+        <w:rPr/>
+      </w:pPr>
+      <w:r>
+        <w:rPr>
+          <w:rtl w:val="0"/>
+        </w:rPr>
       </w:r>
     </w:p>
     <w:p>
@@ -3642,16 +3719,16 @@
           <wp:inline distB="114300" distT="114300" distL="114300" distR="114300">
             <wp:extent cx="5731200" cy="8356600"/>
             <wp:effectExtent b="0" l="0" r="0" t="0"/>
-            <wp:docPr id="3" name="image9.jpg"/>
+            <wp:docPr id="23" name="image8.jpg"/>
             <a:graphic>
               <a:graphicData uri="http://schemas.openxmlformats.org/drawingml/2006/picture">
                 <pic:pic>
                   <pic:nvPicPr>
-                    <pic:cNvPr id="0" name="image9.jpg"/>
+                    <pic:cNvPr id="0" name="image8.jpg"/>
                     <pic:cNvPicPr preferRelativeResize="0"/>
                   </pic:nvPicPr>
                   <pic:blipFill>
-                    <a:blip r:embed="rId10"/>
+                    <a:blip r:embed="rId14"/>
                     <a:srcRect b="0" l="0" r="0" t="0"/>
                     <a:stretch>
                       <a:fillRect/>
@@ -3699,16 +3776,16 @@
           <wp:inline distB="114300" distT="114300" distL="114300" distR="114300">
             <wp:extent cx="2595563" cy="3472936"/>
             <wp:effectExtent b="0" l="0" r="0" t="0"/>
-            <wp:docPr id="10" name="image6.png"/>
+            <wp:docPr id="26" name="image2.png"/>
             <a:graphic>
               <a:graphicData uri="http://schemas.openxmlformats.org/drawingml/2006/picture">
                 <pic:pic>
                   <pic:nvPicPr>
-                    <pic:cNvPr id="0" name="image6.png"/>
+                    <pic:cNvPr id="0" name="image2.png"/>
                     <pic:cNvPicPr preferRelativeResize="0"/>
                   </pic:nvPicPr>
                   <pic:blipFill>
-                    <a:blip r:embed="rId11"/>
+                    <a:blip r:embed="rId15"/>
                     <a:srcRect b="0" l="0" r="0" t="0"/>
                     <a:stretch>
                       <a:fillRect/>
@@ -3751,11 +3828,11 @@
         <w:keepNext w:val="0"/>
         <w:keepLines w:val="0"/>
         <w:pBdr>
-          <w:top w:color="auto" w:space="0" w:sz="0" w:val="none"/>
-          <w:left w:color="auto" w:space="0" w:sz="0" w:val="none"/>
-          <w:bottom w:color="auto" w:space="0" w:sz="0" w:val="none"/>
-          <w:right w:color="auto" w:space="0" w:sz="0" w:val="none"/>
-          <w:between w:color="auto" w:space="0" w:sz="0" w:val="none"/>
+          <w:top w:color="000000" w:space="0" w:sz="0" w:val="none"/>
+          <w:left w:color="000000" w:space="0" w:sz="0" w:val="none"/>
+          <w:bottom w:color="000000" w:space="0" w:sz="0" w:val="none"/>
+          <w:right w:color="000000" w:space="0" w:sz="0" w:val="none"/>
+          <w:between w:color="000000" w:space="0" w:sz="0" w:val="none"/>
         </w:pBdr>
         <w:spacing w:after="120" w:before="0" w:lineRule="auto"/>
         <w:rPr>
@@ -3766,7 +3843,7 @@
           <w:szCs w:val="22"/>
         </w:rPr>
       </w:pPr>
-      <w:bookmarkStart w:colFirst="0" w:colLast="0" w:name="_qk19d3lx0ffw" w:id="11"/>
+      <w:bookmarkStart w:colFirst="0" w:colLast="0" w:name="_heading=h.4nxszgemif5e" w:id="11"/>
       <w:bookmarkEnd w:id="11"/>
       <w:r>
         <w:rPr>
@@ -3783,11 +3860,11 @@
     <w:p>
       <w:pPr>
         <w:pBdr>
-          <w:top w:color="auto" w:space="0" w:sz="0" w:val="none"/>
-          <w:left w:color="auto" w:space="0" w:sz="0" w:val="none"/>
-          <w:bottom w:color="auto" w:space="0" w:sz="0" w:val="none"/>
-          <w:right w:color="auto" w:space="0" w:sz="0" w:val="none"/>
-          <w:between w:color="auto" w:space="0" w:sz="0" w:val="none"/>
+          <w:top w:color="000000" w:space="0" w:sz="0" w:val="none"/>
+          <w:left w:color="000000" w:space="0" w:sz="0" w:val="none"/>
+          <w:bottom w:color="000000" w:space="0" w:sz="0" w:val="none"/>
+          <w:right w:color="000000" w:space="0" w:sz="0" w:val="none"/>
+          <w:between w:color="000000" w:space="0" w:sz="0" w:val="none"/>
         </w:pBdr>
         <w:spacing w:after="160" w:lineRule="auto"/>
         <w:rPr>
@@ -3806,16 +3883,17 @@
       <w:pPr>
         <w:numPr>
           <w:ilvl w:val="0"/>
-          <w:numId w:val="10"/>
+          <w:numId w:val="2"/>
         </w:numPr>
         <w:pBdr>
-          <w:top w:color="auto" w:space="0" w:sz="0" w:val="none"/>
-          <w:bottom w:color="auto" w:space="0" w:sz="0" w:val="none"/>
-          <w:right w:color="auto" w:space="0" w:sz="0" w:val="none"/>
-          <w:between w:color="auto" w:space="0" w:sz="0" w:val="none"/>
+          <w:top w:color="000000" w:space="0" w:sz="0" w:val="none"/>
+          <w:bottom w:color="000000" w:space="0" w:sz="0" w:val="none"/>
+          <w:right w:color="000000" w:space="0" w:sz="0" w:val="none"/>
+          <w:between w:color="000000" w:space="0" w:sz="0" w:val="none"/>
         </w:pBdr>
-        <w:spacing w:after="0" w:afterAutospacing="0" w:lineRule="auto"/>
+        <w:spacing w:after="0" w:lineRule="auto"/>
         <w:ind w:left="720" w:hanging="360"/>
+        <w:rPr/>
       </w:pPr>
       <w:r>
         <w:rPr>
@@ -3864,6 +3942,11 @@
           <w:rtl w:val="0"/>
         </w:rPr>
         <w:t xml:space="preserve">, que actúa como puerta de enlace del sistema.</w:t>
+      </w:r>
+      <w:r>
+        <w:rPr>
+          <w:rtl w:val="0"/>
+        </w:rPr>
       </w:r>
     </w:p>
     <w:p>
@@ -3874,7 +3957,7 @@
         <w:widowControl w:val="1"/>
         <w:numPr>
           <w:ilvl w:val="0"/>
-          <w:numId w:val="10"/>
+          <w:numId w:val="2"/>
         </w:numPr>
         <w:pBdr>
           <w:top w:space="0" w:sz="0" w:val="nil"/>
@@ -3884,12 +3967,10 @@
           <w:between w:space="0" w:sz="0" w:val="nil"/>
         </w:pBdr>
         <w:shd w:fill="auto" w:val="clear"/>
-        <w:spacing w:after="0" w:afterAutospacing="0" w:before="0" w:beforeAutospacing="0" w:line="276" w:lineRule="auto"/>
+        <w:spacing w:after="0" w:before="0" w:line="276" w:lineRule="auto"/>
         <w:ind w:left="720" w:right="0" w:hanging="360"/>
         <w:jc w:val="left"/>
-        <w:rPr>
-          <w:u w:val="none"/>
-        </w:rPr>
+        <w:rPr/>
       </w:pPr>
       <w:r>
         <w:rPr>
@@ -3906,6 +3987,11 @@
           <w:rtl w:val="0"/>
         </w:rPr>
         <w:t xml:space="preserve"> El Gateway analiza la transacción y la pública en la cola genérica.</w:t>
+      </w:r>
+      <w:r>
+        <w:rPr>
+          <w:rtl w:val="0"/>
+        </w:rPr>
       </w:r>
     </w:p>
     <w:p>
@@ -3916,7 +4002,7 @@
         <w:widowControl w:val="1"/>
         <w:numPr>
           <w:ilvl w:val="0"/>
-          <w:numId w:val="10"/>
+          <w:numId w:val="2"/>
         </w:numPr>
         <w:pBdr>
           <w:top w:space="0" w:sz="0" w:val="nil"/>
@@ -3926,12 +4012,10 @@
           <w:between w:space="0" w:sz="0" w:val="nil"/>
         </w:pBdr>
         <w:shd w:fill="auto" w:val="clear"/>
-        <w:spacing w:after="0" w:afterAutospacing="0" w:before="0" w:beforeAutospacing="0" w:line="276" w:lineRule="auto"/>
+        <w:spacing w:after="0" w:before="0" w:line="276" w:lineRule="auto"/>
         <w:ind w:left="720" w:right="0" w:hanging="360"/>
         <w:jc w:val="left"/>
-        <w:rPr>
-          <w:u w:val="none"/>
-        </w:rPr>
+        <w:rPr/>
       </w:pPr>
       <w:r>
         <w:rPr>
@@ -3963,14 +4047,12 @@
           <w:color w:val="1f1f1f"/>
           <w:rtl w:val="0"/>
         </w:rPr>
-        <w:t xml:space="preserve"> </w:t>
-      </w:r>
-      <w:r>
-        <w:rPr>
-          <w:color w:val="1f1f1f"/>
-          <w:rtl w:val="0"/>
-        </w:rPr>
-        <w:t xml:space="preserve">consume el mensaje de la cola. Este worker filtra por fecha y encola el mensaje.</w:t>
+        <w:t xml:space="preserve"> consume el mensaje de la cola. Este worker filtra por fecha y encola el mensaje.</w:t>
+      </w:r>
+      <w:r>
+        <w:rPr>
+          <w:rtl w:val="0"/>
+        </w:rPr>
       </w:r>
     </w:p>
     <w:p>
@@ -3981,7 +4063,7 @@
         <w:widowControl w:val="1"/>
         <w:numPr>
           <w:ilvl w:val="0"/>
-          <w:numId w:val="10"/>
+          <w:numId w:val="2"/>
         </w:numPr>
         <w:pBdr>
           <w:top w:space="0" w:sz="0" w:val="nil"/>
@@ -3991,12 +4073,10 @@
           <w:between w:space="0" w:sz="0" w:val="nil"/>
         </w:pBdr>
         <w:shd w:fill="auto" w:val="clear"/>
-        <w:spacing w:after="0" w:afterAutospacing="0" w:before="0" w:beforeAutospacing="0" w:line="276" w:lineRule="auto"/>
+        <w:spacing w:after="0" w:before="0" w:line="276" w:lineRule="auto"/>
         <w:ind w:left="720" w:right="0" w:hanging="360"/>
         <w:jc w:val="left"/>
-        <w:rPr>
-          <w:u w:val="none"/>
-        </w:rPr>
+        <w:rPr/>
       </w:pPr>
       <w:r>
         <w:rPr>
@@ -4029,6 +4109,11 @@
           <w:rtl w:val="0"/>
         </w:rPr>
         <w:t xml:space="preserve"> consume el articulo publicado por el nodo de la seccion anterior y filtra por palabras y envía el resultado actualizado a la cola.</w:t>
+      </w:r>
+      <w:r>
+        <w:rPr>
+          <w:rtl w:val="0"/>
+        </w:rPr>
       </w:r>
     </w:p>
     <w:p>
@@ -4039,7 +4124,7 @@
         <w:widowControl w:val="1"/>
         <w:numPr>
           <w:ilvl w:val="0"/>
-          <w:numId w:val="3"/>
+          <w:numId w:val="13"/>
         </w:numPr>
         <w:pBdr>
           <w:top w:space="0" w:sz="0" w:val="nil"/>
@@ -4049,9 +4134,10 @@
           <w:between w:space="0" w:sz="0" w:val="nil"/>
         </w:pBdr>
         <w:shd w:fill="auto" w:val="clear"/>
-        <w:spacing w:after="240" w:before="0" w:beforeAutospacing="0" w:line="276" w:lineRule="auto"/>
+        <w:spacing w:after="240" w:before="0" w:line="276" w:lineRule="auto"/>
         <w:ind w:left="720" w:right="0" w:hanging="360"/>
         <w:jc w:val="left"/>
+        <w:rPr/>
       </w:pPr>
       <w:r>
         <w:rPr>
@@ -4068,6 +4154,11 @@
           <w:rtl w:val="0"/>
         </w:rPr>
         <w:t xml:space="preserve"> Por último, el Gateway extrae el resultado de la cola y se lo entrega al Cliente, completando el ciclo.</w:t>
+      </w:r>
+      <w:r>
+        <w:rPr>
+          <w:rtl w:val="0"/>
+        </w:rPr>
       </w:r>
     </w:p>
     <w:p>
@@ -4238,16 +4329,16 @@
           <wp:inline distB="114300" distT="114300" distL="114300" distR="114300">
             <wp:extent cx="5731200" cy="6146800"/>
             <wp:effectExtent b="0" l="0" r="0" t="0"/>
-            <wp:docPr id="6" name="image11.jpg"/>
+            <wp:docPr id="25" name="image16.jpg"/>
             <a:graphic>
               <a:graphicData uri="http://schemas.openxmlformats.org/drawingml/2006/picture">
                 <pic:pic>
                   <pic:nvPicPr>
-                    <pic:cNvPr id="0" name="image11.jpg"/>
+                    <pic:cNvPr id="0" name="image16.jpg"/>
                     <pic:cNvPicPr preferRelativeResize="0"/>
                   </pic:nvPicPr>
                   <pic:blipFill>
-                    <a:blip r:embed="rId12"/>
+                    <a:blip r:embed="rId16"/>
                     <a:srcRect b="0" l="0" r="0" t="0"/>
                     <a:stretch>
                       <a:fillRect/>
@@ -4302,16 +4393,16 @@
           <wp:inline distB="114300" distT="114300" distL="114300" distR="114300">
             <wp:extent cx="4214813" cy="3887801"/>
             <wp:effectExtent b="0" l="0" r="0" t="0"/>
-            <wp:docPr id="14" name="image4.png"/>
+            <wp:docPr id="28" name="image1.png"/>
             <a:graphic>
               <a:graphicData uri="http://schemas.openxmlformats.org/drawingml/2006/picture">
                 <pic:pic>
                   <pic:nvPicPr>
-                    <pic:cNvPr id="0" name="image4.png"/>
+                    <pic:cNvPr id="0" name="image1.png"/>
                     <pic:cNvPicPr preferRelativeResize="0"/>
                   </pic:nvPicPr>
                   <pic:blipFill>
-                    <a:blip r:embed="rId13"/>
+                    <a:blip r:embed="rId17"/>
                     <a:srcRect b="0" l="0" r="0" t="0"/>
                     <a:stretch>
                       <a:fillRect/>
@@ -4370,11 +4461,11 @@
         <w:keepNext w:val="0"/>
         <w:keepLines w:val="0"/>
         <w:pBdr>
-          <w:top w:color="auto" w:space="0" w:sz="0" w:val="none"/>
-          <w:left w:color="auto" w:space="0" w:sz="0" w:val="none"/>
-          <w:bottom w:color="auto" w:space="0" w:sz="0" w:val="none"/>
-          <w:right w:color="auto" w:space="0" w:sz="0" w:val="none"/>
-          <w:between w:color="auto" w:space="0" w:sz="0" w:val="none"/>
+          <w:top w:color="000000" w:space="0" w:sz="0" w:val="none"/>
+          <w:left w:color="000000" w:space="0" w:sz="0" w:val="none"/>
+          <w:bottom w:color="000000" w:space="0" w:sz="0" w:val="none"/>
+          <w:right w:color="000000" w:space="0" w:sz="0" w:val="none"/>
+          <w:between w:color="000000" w:space="0" w:sz="0" w:val="none"/>
         </w:pBdr>
         <w:spacing w:after="120" w:before="0" w:lineRule="auto"/>
         <w:rPr>
@@ -4385,7 +4476,7 @@
           <w:szCs w:val="22"/>
         </w:rPr>
       </w:pPr>
-      <w:bookmarkStart w:colFirst="0" w:colLast="0" w:name="_ch8xmfbfmozr" w:id="12"/>
+      <w:bookmarkStart w:colFirst="0" w:colLast="0" w:name="_heading=h.7rdttt81ykga" w:id="12"/>
       <w:bookmarkEnd w:id="12"/>
       <w:r>
         <w:rPr>
@@ -4402,11 +4493,11 @@
     <w:p>
       <w:pPr>
         <w:pBdr>
-          <w:top w:color="auto" w:space="0" w:sz="0" w:val="none"/>
-          <w:left w:color="auto" w:space="0" w:sz="0" w:val="none"/>
-          <w:bottom w:color="auto" w:space="0" w:sz="0" w:val="none"/>
-          <w:right w:color="auto" w:space="0" w:sz="0" w:val="none"/>
-          <w:between w:color="auto" w:space="0" w:sz="0" w:val="none"/>
+          <w:top w:color="000000" w:space="0" w:sz="0" w:val="none"/>
+          <w:left w:color="000000" w:space="0" w:sz="0" w:val="none"/>
+          <w:bottom w:color="000000" w:space="0" w:sz="0" w:val="none"/>
+          <w:right w:color="000000" w:space="0" w:sz="0" w:val="none"/>
+          <w:between w:color="000000" w:space="0" w:sz="0" w:val="none"/>
         </w:pBdr>
         <w:spacing w:after="160" w:lineRule="auto"/>
         <w:rPr>
@@ -4425,16 +4516,17 @@
       <w:pPr>
         <w:numPr>
           <w:ilvl w:val="0"/>
-          <w:numId w:val="15"/>
+          <w:numId w:val="7"/>
         </w:numPr>
         <w:pBdr>
-          <w:top w:color="auto" w:space="0" w:sz="0" w:val="none"/>
-          <w:bottom w:color="auto" w:space="0" w:sz="0" w:val="none"/>
-          <w:right w:color="auto" w:space="0" w:sz="0" w:val="none"/>
-          <w:between w:color="auto" w:space="0" w:sz="0" w:val="none"/>
+          <w:top w:color="000000" w:space="0" w:sz="0" w:val="none"/>
+          <w:bottom w:color="000000" w:space="0" w:sz="0" w:val="none"/>
+          <w:right w:color="000000" w:space="0" w:sz="0" w:val="none"/>
+          <w:between w:color="000000" w:space="0" w:sz="0" w:val="none"/>
         </w:pBdr>
-        <w:spacing w:after="0" w:afterAutospacing="0" w:lineRule="auto"/>
+        <w:spacing w:after="0" w:lineRule="auto"/>
         <w:ind w:left="720" w:hanging="360"/>
+        <w:rPr/>
       </w:pPr>
       <w:r>
         <w:rPr>
@@ -4484,21 +4576,27 @@
         </w:rPr>
         <w:t xml:space="preserve">, que sirve como punto de entrada.</w:t>
       </w:r>
+      <w:r>
+        <w:rPr>
+          <w:rtl w:val="0"/>
+        </w:rPr>
+      </w:r>
     </w:p>
     <w:p>
       <w:pPr>
         <w:numPr>
           <w:ilvl w:val="0"/>
-          <w:numId w:val="15"/>
+          <w:numId w:val="7"/>
         </w:numPr>
         <w:pBdr>
-          <w:top w:color="auto" w:space="0" w:sz="0" w:val="none"/>
-          <w:bottom w:color="auto" w:space="0" w:sz="0" w:val="none"/>
-          <w:right w:color="auto" w:space="0" w:sz="0" w:val="none"/>
-          <w:between w:color="auto" w:space="0" w:sz="0" w:val="none"/>
+          <w:top w:color="000000" w:space="0" w:sz="0" w:val="none"/>
+          <w:bottom w:color="000000" w:space="0" w:sz="0" w:val="none"/>
+          <w:right w:color="000000" w:space="0" w:sz="0" w:val="none"/>
+          <w:between w:color="000000" w:space="0" w:sz="0" w:val="none"/>
         </w:pBdr>
-        <w:spacing w:after="0" w:afterAutospacing="0" w:lineRule="auto"/>
+        <w:spacing w:after="0" w:lineRule="auto"/>
         <w:ind w:left="720" w:hanging="360"/>
+        <w:rPr/>
       </w:pPr>
       <w:r>
         <w:rPr>
@@ -4516,21 +4614,27 @@
         </w:rPr>
         <w:t xml:space="preserve"> El Gateway procesa y publica el mensaje en la cola general.</w:t>
       </w:r>
+      <w:r>
+        <w:rPr>
+          <w:rtl w:val="0"/>
+        </w:rPr>
+      </w:r>
     </w:p>
     <w:p>
       <w:pPr>
         <w:numPr>
           <w:ilvl w:val="0"/>
-          <w:numId w:val="15"/>
+          <w:numId w:val="7"/>
         </w:numPr>
         <w:pBdr>
-          <w:top w:color="auto" w:space="0" w:sz="0" w:val="none"/>
-          <w:bottom w:color="auto" w:space="0" w:sz="0" w:val="none"/>
-          <w:right w:color="auto" w:space="0" w:sz="0" w:val="none"/>
-          <w:between w:color="auto" w:space="0" w:sz="0" w:val="none"/>
+          <w:top w:color="000000" w:space="0" w:sz="0" w:val="none"/>
+          <w:bottom w:color="000000" w:space="0" w:sz="0" w:val="none"/>
+          <w:right w:color="000000" w:space="0" w:sz="0" w:val="none"/>
+          <w:between w:color="000000" w:space="0" w:sz="0" w:val="none"/>
         </w:pBdr>
-        <w:spacing w:after="0" w:afterAutospacing="0" w:lineRule="auto"/>
+        <w:spacing w:after="0" w:lineRule="auto"/>
         <w:ind w:left="720" w:hanging="360"/>
+        <w:rPr/>
       </w:pPr>
       <w:r>
         <w:rPr>
@@ -4564,21 +4668,27 @@
         </w:rPr>
         <w:t xml:space="preserve"> consume la transacción y tokeniza las palabras y las encola.</w:t>
       </w:r>
+      <w:r>
+        <w:rPr>
+          <w:rtl w:val="0"/>
+        </w:rPr>
+      </w:r>
     </w:p>
     <w:p>
       <w:pPr>
         <w:numPr>
           <w:ilvl w:val="0"/>
-          <w:numId w:val="15"/>
+          <w:numId w:val="7"/>
         </w:numPr>
         <w:pBdr>
-          <w:top w:color="auto" w:space="0" w:sz="0" w:val="none"/>
-          <w:bottom w:color="auto" w:space="0" w:sz="0" w:val="none"/>
-          <w:right w:color="auto" w:space="0" w:sz="0" w:val="none"/>
-          <w:between w:color="auto" w:space="0" w:sz="0" w:val="none"/>
+          <w:top w:color="000000" w:space="0" w:sz="0" w:val="none"/>
+          <w:bottom w:color="000000" w:space="0" w:sz="0" w:val="none"/>
+          <w:right w:color="000000" w:space="0" w:sz="0" w:val="none"/>
+          <w:between w:color="000000" w:space="0" w:sz="0" w:val="none"/>
         </w:pBdr>
-        <w:spacing w:after="0" w:afterAutospacing="0" w:lineRule="auto"/>
+        <w:spacing w:after="0" w:lineRule="auto"/>
         <w:ind w:left="720" w:hanging="360"/>
+        <w:rPr/>
       </w:pPr>
       <w:r>
         <w:rPr>
@@ -4622,16 +4732,17 @@
       <w:pPr>
         <w:numPr>
           <w:ilvl w:val="0"/>
-          <w:numId w:val="15"/>
+          <w:numId w:val="7"/>
         </w:numPr>
         <w:pBdr>
-          <w:top w:color="auto" w:space="0" w:sz="0" w:val="none"/>
-          <w:bottom w:color="auto" w:space="0" w:sz="0" w:val="none"/>
-          <w:right w:color="auto" w:space="0" w:sz="0" w:val="none"/>
-          <w:between w:color="auto" w:space="0" w:sz="0" w:val="none"/>
+          <w:top w:color="000000" w:space="0" w:sz="0" w:val="none"/>
+          <w:bottom w:color="000000" w:space="0" w:sz="0" w:val="none"/>
+          <w:right w:color="000000" w:space="0" w:sz="0" w:val="none"/>
+          <w:between w:color="000000" w:space="0" w:sz="0" w:val="none"/>
         </w:pBdr>
-        <w:spacing w:after="0" w:afterAutospacing="0" w:lineRule="auto"/>
+        <w:spacing w:after="0" w:lineRule="auto"/>
         <w:ind w:left="720" w:hanging="360"/>
+        <w:rPr/>
       </w:pPr>
       <w:r>
         <w:rPr>
@@ -4665,21 +4776,27 @@
         </w:rPr>
         <w:t xml:space="preserve"> agrupa los resultados parciales emitidos por los distintos workers y publica los resultados globales definitivos.</w:t>
       </w:r>
+      <w:r>
+        <w:rPr>
+          <w:rtl w:val="0"/>
+        </w:rPr>
+      </w:r>
     </w:p>
     <w:p>
       <w:pPr>
         <w:numPr>
           <w:ilvl w:val="0"/>
-          <w:numId w:val="15"/>
+          <w:numId w:val="7"/>
         </w:numPr>
         <w:pBdr>
-          <w:top w:color="auto" w:space="0" w:sz="0" w:val="none"/>
-          <w:bottom w:color="auto" w:space="0" w:sz="0" w:val="none"/>
-          <w:right w:color="auto" w:space="0" w:sz="0" w:val="none"/>
-          <w:between w:color="auto" w:space="0" w:sz="0" w:val="none"/>
+          <w:top w:color="000000" w:space="0" w:sz="0" w:val="none"/>
+          <w:bottom w:color="000000" w:space="0" w:sz="0" w:val="none"/>
+          <w:right w:color="000000" w:space="0" w:sz="0" w:val="none"/>
+          <w:between w:color="000000" w:space="0" w:sz="0" w:val="none"/>
         </w:pBdr>
         <w:spacing w:after="520" w:lineRule="auto"/>
         <w:ind w:left="720" w:hanging="360"/>
+        <w:rPr/>
       </w:pPr>
       <w:r>
         <w:rPr>
@@ -4697,14 +4814,19 @@
         </w:rPr>
         <w:t xml:space="preserve"> Finalmente, el Gateway consume los resultados y se los transmite al cliente.</w:t>
       </w:r>
+      <w:r>
+        <w:rPr>
+          <w:rtl w:val="0"/>
+        </w:rPr>
+      </w:r>
     </w:p>
     <w:p>
       <w:pPr>
         <w:pBdr>
-          <w:top w:color="auto" w:space="0" w:sz="0" w:val="none"/>
-          <w:bottom w:color="auto" w:space="0" w:sz="0" w:val="none"/>
-          <w:right w:color="auto" w:space="0" w:sz="0" w:val="none"/>
-          <w:between w:color="auto" w:space="0" w:sz="0" w:val="none"/>
+          <w:top w:color="000000" w:space="0" w:sz="0" w:val="none"/>
+          <w:bottom w:color="000000" w:space="0" w:sz="0" w:val="none"/>
+          <w:right w:color="000000" w:space="0" w:sz="0" w:val="none"/>
+          <w:between w:color="000000" w:space="0" w:sz="0" w:val="none"/>
         </w:pBdr>
         <w:spacing w:after="520" w:lineRule="auto"/>
         <w:rPr>
@@ -4720,10 +4842,10 @@
     <w:p>
       <w:pPr>
         <w:pBdr>
-          <w:top w:color="auto" w:space="0" w:sz="0" w:val="none"/>
-          <w:bottom w:color="auto" w:space="0" w:sz="0" w:val="none"/>
-          <w:right w:color="auto" w:space="0" w:sz="0" w:val="none"/>
-          <w:between w:color="auto" w:space="0" w:sz="0" w:val="none"/>
+          <w:top w:color="000000" w:space="0" w:sz="0" w:val="none"/>
+          <w:bottom w:color="000000" w:space="0" w:sz="0" w:val="none"/>
+          <w:right w:color="000000" w:space="0" w:sz="0" w:val="none"/>
+          <w:between w:color="000000" w:space="0" w:sz="0" w:val="none"/>
         </w:pBdr>
         <w:spacing w:after="520" w:lineRule="auto"/>
         <w:rPr>
@@ -4769,7 +4891,7 @@
           <wp:inline distB="114300" distT="114300" distL="114300" distR="114300">
             <wp:extent cx="5731200" cy="5664200"/>
             <wp:effectExtent b="0" l="0" r="0" t="0"/>
-            <wp:docPr id="13" name="image13.jpg"/>
+            <wp:docPr id="27" name="image13.jpg"/>
             <a:graphic>
               <a:graphicData uri="http://schemas.openxmlformats.org/drawingml/2006/picture">
                 <pic:pic>
@@ -4778,7 +4900,7 @@
                     <pic:cNvPicPr preferRelativeResize="0"/>
                   </pic:nvPicPr>
                   <pic:blipFill>
-                    <a:blip r:embed="rId14"/>
+                    <a:blip r:embed="rId18"/>
                     <a:srcRect b="0" l="0" r="0" t="0"/>
                     <a:stretch>
                       <a:fillRect/>
@@ -4833,16 +4955,16 @@
           <wp:inline distB="114300" distT="114300" distL="114300" distR="114300">
             <wp:extent cx="4710113" cy="4423687"/>
             <wp:effectExtent b="0" l="0" r="0" t="0"/>
-            <wp:docPr id="1" name="image2.png"/>
+            <wp:docPr id="31" name="image19.png"/>
             <a:graphic>
               <a:graphicData uri="http://schemas.openxmlformats.org/drawingml/2006/picture">
                 <pic:pic>
                   <pic:nvPicPr>
-                    <pic:cNvPr id="0" name="image2.png"/>
+                    <pic:cNvPr id="0" name="image19.png"/>
                     <pic:cNvPicPr preferRelativeResize="0"/>
                   </pic:nvPicPr>
                   <pic:blipFill>
-                    <a:blip r:embed="rId15"/>
+                    <a:blip r:embed="rId19"/>
                     <a:srcRect b="0" l="0" r="0" t="0"/>
                     <a:stretch>
                       <a:fillRect/>
@@ -4871,11 +4993,11 @@
     <w:p>
       <w:pPr>
         <w:pBdr>
-          <w:top w:color="auto" w:space="0" w:sz="0" w:val="none"/>
-          <w:left w:color="auto" w:space="0" w:sz="0" w:val="none"/>
-          <w:bottom w:color="auto" w:space="0" w:sz="0" w:val="none"/>
-          <w:right w:color="auto" w:space="0" w:sz="0" w:val="none"/>
-          <w:between w:color="auto" w:space="0" w:sz="0" w:val="none"/>
+          <w:top w:color="000000" w:space="0" w:sz="0" w:val="none"/>
+          <w:left w:color="000000" w:space="0" w:sz="0" w:val="none"/>
+          <w:bottom w:color="000000" w:space="0" w:sz="0" w:val="none"/>
+          <w:right w:color="000000" w:space="0" w:sz="0" w:val="none"/>
+          <w:between w:color="000000" w:space="0" w:sz="0" w:val="none"/>
         </w:pBdr>
         <w:spacing w:after="160" w:lineRule="auto"/>
         <w:rPr>
@@ -4894,11 +5016,11 @@
         <w:keepNext w:val="0"/>
         <w:keepLines w:val="0"/>
         <w:pBdr>
-          <w:top w:color="auto" w:space="0" w:sz="0" w:val="none"/>
-          <w:left w:color="auto" w:space="0" w:sz="0" w:val="none"/>
-          <w:bottom w:color="auto" w:space="0" w:sz="0" w:val="none"/>
-          <w:right w:color="auto" w:space="0" w:sz="0" w:val="none"/>
-          <w:between w:color="auto" w:space="0" w:sz="0" w:val="none"/>
+          <w:top w:color="000000" w:space="0" w:sz="0" w:val="none"/>
+          <w:left w:color="000000" w:space="0" w:sz="0" w:val="none"/>
+          <w:bottom w:color="000000" w:space="0" w:sz="0" w:val="none"/>
+          <w:right w:color="000000" w:space="0" w:sz="0" w:val="none"/>
+          <w:between w:color="000000" w:space="0" w:sz="0" w:val="none"/>
         </w:pBdr>
         <w:spacing w:after="120" w:before="0" w:lineRule="auto"/>
         <w:rPr>
@@ -4909,7 +5031,7 @@
           <w:szCs w:val="22"/>
         </w:rPr>
       </w:pPr>
-      <w:bookmarkStart w:colFirst="0" w:colLast="0" w:name="_xl1wwhpgpppq" w:id="13"/>
+      <w:bookmarkStart w:colFirst="0" w:colLast="0" w:name="_heading=h.984nzvegx0kk" w:id="13"/>
       <w:bookmarkEnd w:id="13"/>
       <w:r>
         <w:rPr>
@@ -4926,11 +5048,11 @@
     <w:p>
       <w:pPr>
         <w:pBdr>
-          <w:top w:color="auto" w:space="0" w:sz="0" w:val="none"/>
-          <w:left w:color="auto" w:space="0" w:sz="0" w:val="none"/>
-          <w:bottom w:color="auto" w:space="0" w:sz="0" w:val="none"/>
-          <w:right w:color="auto" w:space="0" w:sz="0" w:val="none"/>
-          <w:between w:color="auto" w:space="0" w:sz="0" w:val="none"/>
+          <w:top w:color="000000" w:space="0" w:sz="0" w:val="none"/>
+          <w:left w:color="000000" w:space="0" w:sz="0" w:val="none"/>
+          <w:bottom w:color="000000" w:space="0" w:sz="0" w:val="none"/>
+          <w:right w:color="000000" w:space="0" w:sz="0" w:val="none"/>
+          <w:between w:color="000000" w:space="0" w:sz="0" w:val="none"/>
         </w:pBdr>
         <w:spacing w:after="160" w:lineRule="auto"/>
         <w:rPr>
@@ -4949,16 +5071,17 @@
       <w:pPr>
         <w:numPr>
           <w:ilvl w:val="0"/>
-          <w:numId w:val="5"/>
+          <w:numId w:val="15"/>
         </w:numPr>
         <w:pBdr>
-          <w:top w:color="auto" w:space="0" w:sz="0" w:val="none"/>
-          <w:bottom w:color="auto" w:space="0" w:sz="0" w:val="none"/>
-          <w:right w:color="auto" w:space="0" w:sz="0" w:val="none"/>
-          <w:between w:color="auto" w:space="0" w:sz="0" w:val="none"/>
+          <w:top w:color="000000" w:space="0" w:sz="0" w:val="none"/>
+          <w:bottom w:color="000000" w:space="0" w:sz="0" w:val="none"/>
+          <w:right w:color="000000" w:space="0" w:sz="0" w:val="none"/>
+          <w:between w:color="000000" w:space="0" w:sz="0" w:val="none"/>
         </w:pBdr>
-        <w:spacing w:after="0" w:afterAutospacing="0" w:lineRule="auto"/>
+        <w:spacing w:after="0" w:lineRule="auto"/>
         <w:ind w:left="720" w:hanging="360"/>
+        <w:rPr/>
       </w:pPr>
       <w:r>
         <w:rPr>
@@ -5008,21 +5131,27 @@
         </w:rPr>
         <w:t xml:space="preserve">, que sirve como punto de entrada.</w:t>
       </w:r>
+      <w:r>
+        <w:rPr>
+          <w:rtl w:val="0"/>
+        </w:rPr>
+      </w:r>
     </w:p>
     <w:p>
       <w:pPr>
         <w:numPr>
           <w:ilvl w:val="0"/>
-          <w:numId w:val="5"/>
+          <w:numId w:val="15"/>
         </w:numPr>
         <w:pBdr>
-          <w:top w:color="auto" w:space="0" w:sz="0" w:val="none"/>
-          <w:bottom w:color="auto" w:space="0" w:sz="0" w:val="none"/>
-          <w:right w:color="auto" w:space="0" w:sz="0" w:val="none"/>
-          <w:between w:color="auto" w:space="0" w:sz="0" w:val="none"/>
+          <w:top w:color="000000" w:space="0" w:sz="0" w:val="none"/>
+          <w:bottom w:color="000000" w:space="0" w:sz="0" w:val="none"/>
+          <w:right w:color="000000" w:space="0" w:sz="0" w:val="none"/>
+          <w:between w:color="000000" w:space="0" w:sz="0" w:val="none"/>
         </w:pBdr>
-        <w:spacing w:after="0" w:afterAutospacing="0" w:lineRule="auto"/>
+        <w:spacing w:after="0" w:lineRule="auto"/>
         <w:ind w:left="720" w:hanging="360"/>
+        <w:rPr/>
       </w:pPr>
       <w:r>
         <w:rPr>
@@ -5040,21 +5169,27 @@
         </w:rPr>
         <w:t xml:space="preserve"> El Gateway procesa y publica el mensaje en la cola general.</w:t>
       </w:r>
+      <w:r>
+        <w:rPr>
+          <w:rtl w:val="0"/>
+        </w:rPr>
+      </w:r>
     </w:p>
     <w:p>
       <w:pPr>
         <w:numPr>
           <w:ilvl w:val="0"/>
-          <w:numId w:val="5"/>
+          <w:numId w:val="15"/>
         </w:numPr>
         <w:pBdr>
-          <w:top w:color="auto" w:space="0" w:sz="0" w:val="none"/>
-          <w:bottom w:color="auto" w:space="0" w:sz="0" w:val="none"/>
-          <w:right w:color="auto" w:space="0" w:sz="0" w:val="none"/>
-          <w:between w:color="auto" w:space="0" w:sz="0" w:val="none"/>
+          <w:top w:color="000000" w:space="0" w:sz="0" w:val="none"/>
+          <w:bottom w:color="000000" w:space="0" w:sz="0" w:val="none"/>
+          <w:right w:color="000000" w:space="0" w:sz="0" w:val="none"/>
+          <w:between w:color="000000" w:space="0" w:sz="0" w:val="none"/>
         </w:pBdr>
-        <w:spacing w:after="0" w:afterAutospacing="0" w:lineRule="auto"/>
+        <w:spacing w:after="0" w:lineRule="auto"/>
         <w:ind w:left="720" w:hanging="360"/>
+        <w:rPr/>
       </w:pPr>
       <w:r>
         <w:rPr>
@@ -5088,21 +5223,27 @@
         </w:rPr>
         <w:t xml:space="preserve"> consume la transacción y tokeniza las palabras y las encola.</w:t>
       </w:r>
+      <w:r>
+        <w:rPr>
+          <w:rtl w:val="0"/>
+        </w:rPr>
+      </w:r>
     </w:p>
     <w:p>
       <w:pPr>
         <w:numPr>
           <w:ilvl w:val="0"/>
-          <w:numId w:val="5"/>
+          <w:numId w:val="15"/>
         </w:numPr>
         <w:pBdr>
-          <w:top w:color="auto" w:space="0" w:sz="0" w:val="none"/>
-          <w:bottom w:color="auto" w:space="0" w:sz="0" w:val="none"/>
-          <w:right w:color="auto" w:space="0" w:sz="0" w:val="none"/>
-          <w:between w:color="auto" w:space="0" w:sz="0" w:val="none"/>
+          <w:top w:color="000000" w:space="0" w:sz="0" w:val="none"/>
+          <w:bottom w:color="000000" w:space="0" w:sz="0" w:val="none"/>
+          <w:right w:color="000000" w:space="0" w:sz="0" w:val="none"/>
+          <w:between w:color="000000" w:space="0" w:sz="0" w:val="none"/>
         </w:pBdr>
-        <w:spacing w:after="0" w:afterAutospacing="0" w:lineRule="auto"/>
+        <w:spacing w:after="0" w:lineRule="auto"/>
         <w:ind w:left="720" w:hanging="360"/>
+        <w:rPr/>
       </w:pPr>
       <w:r>
         <w:rPr>
@@ -5136,21 +5277,27 @@
         </w:rPr>
         <w:t xml:space="preserve">consume el mensaje y realiza una suma local por palabra. Cuando recibe el EOF encola los resultados.</w:t>
       </w:r>
+      <w:r>
+        <w:rPr>
+          <w:rtl w:val="0"/>
+        </w:rPr>
+      </w:r>
     </w:p>
     <w:p>
       <w:pPr>
         <w:numPr>
           <w:ilvl w:val="0"/>
-          <w:numId w:val="5"/>
+          <w:numId w:val="15"/>
         </w:numPr>
         <w:pBdr>
-          <w:top w:color="auto" w:space="0" w:sz="0" w:val="none"/>
-          <w:bottom w:color="auto" w:space="0" w:sz="0" w:val="none"/>
-          <w:right w:color="auto" w:space="0" w:sz="0" w:val="none"/>
-          <w:between w:color="auto" w:space="0" w:sz="0" w:val="none"/>
+          <w:top w:color="000000" w:space="0" w:sz="0" w:val="none"/>
+          <w:bottom w:color="000000" w:space="0" w:sz="0" w:val="none"/>
+          <w:right w:color="000000" w:space="0" w:sz="0" w:val="none"/>
+          <w:between w:color="000000" w:space="0" w:sz="0" w:val="none"/>
         </w:pBdr>
-        <w:spacing w:after="0" w:afterAutospacing="0" w:lineRule="auto"/>
+        <w:spacing w:after="0" w:lineRule="auto"/>
         <w:ind w:left="720" w:hanging="360"/>
+        <w:rPr/>
       </w:pPr>
       <w:r>
         <w:rPr>
@@ -5184,21 +5331,27 @@
         </w:rPr>
         <w:t xml:space="preserve"> agrupa los resultados parciales emitidos por los distintos workers y publica los resultados globales definitivos.</w:t>
       </w:r>
+      <w:r>
+        <w:rPr>
+          <w:rtl w:val="0"/>
+        </w:rPr>
+      </w:r>
     </w:p>
     <w:p>
       <w:pPr>
         <w:numPr>
           <w:ilvl w:val="0"/>
-          <w:numId w:val="5"/>
+          <w:numId w:val="15"/>
         </w:numPr>
         <w:pBdr>
-          <w:top w:color="auto" w:space="0" w:sz="0" w:val="none"/>
-          <w:bottom w:color="auto" w:space="0" w:sz="0" w:val="none"/>
-          <w:right w:color="auto" w:space="0" w:sz="0" w:val="none"/>
-          <w:between w:color="auto" w:space="0" w:sz="0" w:val="none"/>
+          <w:top w:color="000000" w:space="0" w:sz="0" w:val="none"/>
+          <w:bottom w:color="000000" w:space="0" w:sz="0" w:val="none"/>
+          <w:right w:color="000000" w:space="0" w:sz="0" w:val="none"/>
+          <w:between w:color="000000" w:space="0" w:sz="0" w:val="none"/>
         </w:pBdr>
         <w:spacing w:after="520" w:lineRule="auto"/>
         <w:ind w:left="720" w:hanging="360"/>
+        <w:rPr/>
       </w:pPr>
       <w:r>
         <w:rPr>
@@ -5216,14 +5369,19 @@
         </w:rPr>
         <w:t xml:space="preserve"> Finalmente, el Gateway consume los resultados y se los transmite al cliente.</w:t>
       </w:r>
+      <w:r>
+        <w:rPr>
+          <w:rtl w:val="0"/>
+        </w:rPr>
+      </w:r>
     </w:p>
     <w:p>
       <w:pPr>
         <w:pBdr>
-          <w:top w:color="auto" w:space="0" w:sz="0" w:val="none"/>
-          <w:bottom w:color="auto" w:space="0" w:sz="0" w:val="none"/>
-          <w:right w:color="auto" w:space="0" w:sz="0" w:val="none"/>
-          <w:between w:color="auto" w:space="0" w:sz="0" w:val="none"/>
+          <w:top w:color="000000" w:space="0" w:sz="0" w:val="none"/>
+          <w:bottom w:color="000000" w:space="0" w:sz="0" w:val="none"/>
+          <w:right w:color="000000" w:space="0" w:sz="0" w:val="none"/>
+          <w:between w:color="000000" w:space="0" w:sz="0" w:val="none"/>
         </w:pBdr>
         <w:spacing w:after="520" w:lineRule="auto"/>
         <w:rPr>
@@ -5239,10 +5397,10 @@
     <w:p>
       <w:pPr>
         <w:pBdr>
-          <w:top w:color="auto" w:space="0" w:sz="0" w:val="none"/>
-          <w:bottom w:color="auto" w:space="0" w:sz="0" w:val="none"/>
-          <w:right w:color="auto" w:space="0" w:sz="0" w:val="none"/>
-          <w:between w:color="auto" w:space="0" w:sz="0" w:val="none"/>
+          <w:top w:color="000000" w:space="0" w:sz="0" w:val="none"/>
+          <w:bottom w:color="000000" w:space="0" w:sz="0" w:val="none"/>
+          <w:right w:color="000000" w:space="0" w:sz="0" w:val="none"/>
+          <w:between w:color="000000" w:space="0" w:sz="0" w:val="none"/>
         </w:pBdr>
         <w:spacing w:after="520" w:lineRule="auto"/>
         <w:rPr>
@@ -5288,16 +5446,16 @@
           <wp:inline distB="114300" distT="114300" distL="114300" distR="114300">
             <wp:extent cx="5731200" cy="5664200"/>
             <wp:effectExtent b="0" l="0" r="0" t="0"/>
-            <wp:docPr id="11" name="image14.jpg"/>
+            <wp:docPr id="29" name="image9.jpg"/>
             <a:graphic>
               <a:graphicData uri="http://schemas.openxmlformats.org/drawingml/2006/picture">
                 <pic:pic>
                   <pic:nvPicPr>
-                    <pic:cNvPr id="0" name="image14.jpg"/>
+                    <pic:cNvPr id="0" name="image9.jpg"/>
                     <pic:cNvPicPr preferRelativeResize="0"/>
                   </pic:nvPicPr>
                   <pic:blipFill>
-                    <a:blip r:embed="rId16"/>
+                    <a:blip r:embed="rId20"/>
                     <a:srcRect b="0" l="0" r="0" t="0"/>
                     <a:stretch>
                       <a:fillRect/>
@@ -5352,16 +5510,16 @@
           <wp:inline distB="114300" distT="114300" distL="114300" distR="114300">
             <wp:extent cx="4729163" cy="4441578"/>
             <wp:effectExtent b="0" l="0" r="0" t="0"/>
-            <wp:docPr id="2" name="image5.png"/>
+            <wp:docPr id="30" name="image18.png"/>
             <a:graphic>
               <a:graphicData uri="http://schemas.openxmlformats.org/drawingml/2006/picture">
                 <pic:pic>
                   <pic:nvPicPr>
-                    <pic:cNvPr id="0" name="image5.png"/>
+                    <pic:cNvPr id="0" name="image18.png"/>
                     <pic:cNvPicPr preferRelativeResize="0"/>
                   </pic:nvPicPr>
                   <pic:blipFill>
-                    <a:blip r:embed="rId17"/>
+                    <a:blip r:embed="rId21"/>
                     <a:srcRect b="0" l="0" r="0" t="0"/>
                     <a:stretch>
                       <a:fillRect/>
@@ -5420,11 +5578,11 @@
         <w:keepNext w:val="0"/>
         <w:keepLines w:val="0"/>
         <w:pBdr>
-          <w:top w:color="auto" w:space="0" w:sz="0" w:val="none"/>
-          <w:left w:color="auto" w:space="0" w:sz="0" w:val="none"/>
-          <w:bottom w:color="auto" w:space="0" w:sz="0" w:val="none"/>
-          <w:right w:color="auto" w:space="0" w:sz="0" w:val="none"/>
-          <w:between w:color="auto" w:space="0" w:sz="0" w:val="none"/>
+          <w:top w:color="000000" w:space="0" w:sz="0" w:val="none"/>
+          <w:left w:color="000000" w:space="0" w:sz="0" w:val="none"/>
+          <w:bottom w:color="000000" w:space="0" w:sz="0" w:val="none"/>
+          <w:right w:color="000000" w:space="0" w:sz="0" w:val="none"/>
+          <w:between w:color="000000" w:space="0" w:sz="0" w:val="none"/>
         </w:pBdr>
         <w:spacing w:after="120" w:before="0" w:lineRule="auto"/>
         <w:rPr>
@@ -5435,7 +5593,7 @@
           <w:szCs w:val="22"/>
         </w:rPr>
       </w:pPr>
-      <w:bookmarkStart w:colFirst="0" w:colLast="0" w:name="_jrtrq6kpzdc4" w:id="14"/>
+      <w:bookmarkStart w:colFirst="0" w:colLast="0" w:name="_heading=h.vaxxdjq4csfn" w:id="14"/>
       <w:bookmarkEnd w:id="14"/>
       <w:r>
         <w:rPr>
@@ -5452,11 +5610,11 @@
     <w:p>
       <w:pPr>
         <w:pBdr>
-          <w:top w:color="auto" w:space="0" w:sz="0" w:val="none"/>
-          <w:left w:color="auto" w:space="0" w:sz="0" w:val="none"/>
-          <w:bottom w:color="auto" w:space="0" w:sz="0" w:val="none"/>
-          <w:right w:color="auto" w:space="0" w:sz="0" w:val="none"/>
-          <w:between w:color="auto" w:space="0" w:sz="0" w:val="none"/>
+          <w:top w:color="000000" w:space="0" w:sz="0" w:val="none"/>
+          <w:left w:color="000000" w:space="0" w:sz="0" w:val="none"/>
+          <w:bottom w:color="000000" w:space="0" w:sz="0" w:val="none"/>
+          <w:right w:color="000000" w:space="0" w:sz="0" w:val="none"/>
+          <w:between w:color="000000" w:space="0" w:sz="0" w:val="none"/>
         </w:pBdr>
         <w:spacing w:after="160" w:lineRule="auto"/>
         <w:rPr>
@@ -5475,16 +5633,17 @@
       <w:pPr>
         <w:numPr>
           <w:ilvl w:val="0"/>
-          <w:numId w:val="18"/>
+          <w:numId w:val="10"/>
         </w:numPr>
         <w:pBdr>
-          <w:top w:color="auto" w:space="0" w:sz="0" w:val="none"/>
-          <w:bottom w:color="auto" w:space="0" w:sz="0" w:val="none"/>
-          <w:right w:color="auto" w:space="0" w:sz="0" w:val="none"/>
-          <w:between w:color="auto" w:space="0" w:sz="0" w:val="none"/>
+          <w:top w:color="000000" w:space="0" w:sz="0" w:val="none"/>
+          <w:bottom w:color="000000" w:space="0" w:sz="0" w:val="none"/>
+          <w:right w:color="000000" w:space="0" w:sz="0" w:val="none"/>
+          <w:between w:color="000000" w:space="0" w:sz="0" w:val="none"/>
         </w:pBdr>
-        <w:spacing w:after="0" w:afterAutospacing="0" w:lineRule="auto"/>
+        <w:spacing w:after="0" w:lineRule="auto"/>
         <w:ind w:left="720" w:hanging="360"/>
+        <w:rPr/>
       </w:pPr>
       <w:r>
         <w:rPr>
@@ -5533,6 +5692,11 @@
           <w:rtl w:val="0"/>
         </w:rPr>
         <w:t xml:space="preserve">, que actúa como el punto de entrada al sistema distribuido.</w:t>
+      </w:r>
+      <w:r>
+        <w:rPr>
+          <w:rtl w:val="0"/>
+        </w:rPr>
       </w:r>
     </w:p>
     <w:p>
@@ -5543,22 +5707,20 @@
         <w:widowControl w:val="1"/>
         <w:numPr>
           <w:ilvl w:val="0"/>
-          <w:numId w:val="18"/>
+          <w:numId w:val="10"/>
         </w:numPr>
         <w:pBdr>
-          <w:top w:color="auto" w:space="0" w:sz="0" w:val="none"/>
+          <w:top w:color="000000" w:space="0" w:sz="0" w:val="none"/>
           <w:left w:space="0" w:sz="0" w:val="nil"/>
-          <w:bottom w:color="auto" w:space="0" w:sz="0" w:val="none"/>
-          <w:right w:color="auto" w:space="0" w:sz="0" w:val="none"/>
-          <w:between w:color="auto" w:space="0" w:sz="0" w:val="none"/>
+          <w:bottom w:color="000000" w:space="0" w:sz="0" w:val="none"/>
+          <w:right w:color="000000" w:space="0" w:sz="0" w:val="none"/>
+          <w:between w:color="000000" w:space="0" w:sz="0" w:val="none"/>
         </w:pBdr>
         <w:shd w:fill="auto" w:val="clear"/>
-        <w:spacing w:after="0" w:afterAutospacing="0" w:before="0" w:line="276" w:lineRule="auto"/>
+        <w:spacing w:after="0" w:before="0" w:line="276" w:lineRule="auto"/>
         <w:ind w:left="720" w:right="0" w:hanging="360"/>
         <w:jc w:val="left"/>
-        <w:rPr>
-          <w:u w:val="none"/>
-        </w:rPr>
+        <w:rPr/>
       </w:pPr>
       <w:r>
         <w:rPr>
@@ -5575,6 +5737,11 @@
           <w:rtl w:val="0"/>
         </w:rPr>
         <w:t xml:space="preserve"> El Gateway analiza el paquete y publica el mensaje en la cola.</w:t>
+      </w:r>
+      <w:r>
+        <w:rPr>
+          <w:rtl w:val="0"/>
+        </w:rPr>
       </w:r>
     </w:p>
     <w:p>
@@ -5585,22 +5752,20 @@
         <w:widowControl w:val="1"/>
         <w:numPr>
           <w:ilvl w:val="0"/>
-          <w:numId w:val="18"/>
+          <w:numId w:val="10"/>
         </w:numPr>
         <w:pBdr>
-          <w:top w:color="auto" w:space="0" w:sz="0" w:val="none"/>
+          <w:top w:color="000000" w:space="0" w:sz="0" w:val="none"/>
           <w:left w:space="0" w:sz="0" w:val="nil"/>
-          <w:bottom w:color="auto" w:space="0" w:sz="0" w:val="none"/>
-          <w:right w:color="auto" w:space="0" w:sz="0" w:val="none"/>
-          <w:between w:color="auto" w:space="0" w:sz="0" w:val="none"/>
+          <w:bottom w:color="000000" w:space="0" w:sz="0" w:val="none"/>
+          <w:right w:color="000000" w:space="0" w:sz="0" w:val="none"/>
+          <w:between w:color="000000" w:space="0" w:sz="0" w:val="none"/>
         </w:pBdr>
         <w:shd w:fill="auto" w:val="clear"/>
-        <w:spacing w:after="0" w:afterAutospacing="0" w:before="0" w:line="276" w:lineRule="auto"/>
+        <w:spacing w:after="0" w:before="0" w:line="276" w:lineRule="auto"/>
         <w:ind w:left="720" w:right="0" w:hanging="360"/>
         <w:jc w:val="left"/>
-        <w:rPr>
-          <w:u w:val="none"/>
-        </w:rPr>
+        <w:rPr/>
       </w:pPr>
       <w:r>
         <w:rPr>
@@ -5633,6 +5798,11 @@
           <w:rtl w:val="0"/>
         </w:rPr>
         <w:t xml:space="preserve"> especializado consume la transacción y aplica filtros por rango de fecha y para el conteo y otro para las transacciones mayores a 2021 que las guardará en disco.</w:t>
+      </w:r>
+      <w:r>
+        <w:rPr>
+          <w:rtl w:val="0"/>
+        </w:rPr>
       </w:r>
     </w:p>
     <w:p>
@@ -5643,22 +5813,20 @@
         <w:widowControl w:val="1"/>
         <w:numPr>
           <w:ilvl w:val="0"/>
-          <w:numId w:val="18"/>
+          <w:numId w:val="10"/>
         </w:numPr>
         <w:pBdr>
-          <w:top w:color="auto" w:space="0" w:sz="0" w:val="none"/>
+          <w:top w:color="000000" w:space="0" w:sz="0" w:val="none"/>
           <w:left w:space="0" w:sz="0" w:val="nil"/>
-          <w:bottom w:color="auto" w:space="0" w:sz="0" w:val="none"/>
-          <w:right w:color="auto" w:space="0" w:sz="0" w:val="none"/>
-          <w:between w:color="auto" w:space="0" w:sz="0" w:val="none"/>
+          <w:bottom w:color="000000" w:space="0" w:sz="0" w:val="none"/>
+          <w:right w:color="000000" w:space="0" w:sz="0" w:val="none"/>
+          <w:between w:color="000000" w:space="0" w:sz="0" w:val="none"/>
         </w:pBdr>
         <w:shd w:fill="auto" w:val="clear"/>
-        <w:spacing w:after="0" w:afterAutospacing="0" w:before="0" w:line="276" w:lineRule="auto"/>
+        <w:spacing w:after="0" w:before="0" w:line="276" w:lineRule="auto"/>
         <w:ind w:left="720" w:right="0" w:hanging="360"/>
         <w:jc w:val="left"/>
-        <w:rPr>
-          <w:u w:val="none"/>
-        </w:rPr>
+        <w:rPr/>
       </w:pPr>
       <w:r>
         <w:rPr>
@@ -5692,21 +5860,27 @@
         </w:rPr>
         <w:t xml:space="preserve">consume el mensaje y realiza el promedio parcial. Cuando recibe el EOF publica sus resultados.</w:t>
       </w:r>
+      <w:r>
+        <w:rPr>
+          <w:rtl w:val="0"/>
+        </w:rPr>
+      </w:r>
     </w:p>
     <w:p>
       <w:pPr>
         <w:numPr>
           <w:ilvl w:val="0"/>
-          <w:numId w:val="18"/>
+          <w:numId w:val="10"/>
         </w:numPr>
         <w:pBdr>
-          <w:top w:color="auto" w:space="0" w:sz="0" w:val="none"/>
-          <w:bottom w:color="auto" w:space="0" w:sz="0" w:val="none"/>
-          <w:right w:color="auto" w:space="0" w:sz="0" w:val="none"/>
-          <w:between w:color="auto" w:space="0" w:sz="0" w:val="none"/>
+          <w:top w:color="000000" w:space="0" w:sz="0" w:val="none"/>
+          <w:bottom w:color="000000" w:space="0" w:sz="0" w:val="none"/>
+          <w:right w:color="000000" w:space="0" w:sz="0" w:val="none"/>
+          <w:between w:color="000000" w:space="0" w:sz="0" w:val="none"/>
         </w:pBdr>
-        <w:spacing w:after="0" w:afterAutospacing="0" w:lineRule="auto"/>
+        <w:spacing w:after="0" w:lineRule="auto"/>
         <w:ind w:left="720" w:hanging="360"/>
+        <w:rPr/>
       </w:pPr>
       <w:r>
         <w:rPr>
@@ -5740,25 +5914,27 @@
         </w:rPr>
         <w:t xml:space="preserve"> agrupa los resultados parciales emitidos por los distintos workers y publica los resultados globales definitivos.</w:t>
       </w:r>
+      <w:r>
+        <w:rPr>
+          <w:rtl w:val="0"/>
+        </w:rPr>
+      </w:r>
     </w:p>
     <w:p>
       <w:pPr>
         <w:numPr>
           <w:ilvl w:val="0"/>
-          <w:numId w:val="18"/>
+          <w:numId w:val="10"/>
         </w:numPr>
         <w:pBdr>
-          <w:top w:color="auto" w:space="0" w:sz="0" w:val="none"/>
-          <w:bottom w:color="auto" w:space="0" w:sz="0" w:val="none"/>
-          <w:right w:color="auto" w:space="0" w:sz="0" w:val="none"/>
-          <w:between w:color="auto" w:space="0" w:sz="0" w:val="none"/>
+          <w:top w:color="000000" w:space="0" w:sz="0" w:val="none"/>
+          <w:bottom w:color="000000" w:space="0" w:sz="0" w:val="none"/>
+          <w:right w:color="000000" w:space="0" w:sz="0" w:val="none"/>
+          <w:between w:color="000000" w:space="0" w:sz="0" w:val="none"/>
         </w:pBdr>
-        <w:spacing w:after="0" w:afterAutospacing="0" w:lineRule="auto"/>
+        <w:spacing w:after="0" w:lineRule="auto"/>
         <w:ind w:left="720" w:hanging="360"/>
-        <w:rPr>
-          <w:color w:val="1f1f1f"/>
-          <w:u w:val="none"/>
-        </w:rPr>
+        <w:rPr/>
       </w:pPr>
       <w:r>
         <w:rPr>
@@ -5791,6 +5967,11 @@
           <w:rtl w:val="0"/>
         </w:rPr>
         <w:t xml:space="preserve">consume los resultados consoludads y lee los resultados en disco para filtrar los artículos cuyo número de palabras en el abstract sea superior al promedio de palabras de abstract de todos los artículos escritos hasta el 2020 inclusive. Al terminar publica el artículo en la cola.</w:t>
+      </w:r>
+      <w:r>
+        <w:rPr>
+          <w:rtl w:val="0"/>
+        </w:rPr>
       </w:r>
     </w:p>
     <w:p>
@@ -5801,22 +5982,20 @@
         <w:widowControl w:val="1"/>
         <w:numPr>
           <w:ilvl w:val="0"/>
-          <w:numId w:val="18"/>
+          <w:numId w:val="10"/>
         </w:numPr>
         <w:pBdr>
-          <w:top w:color="auto" w:space="0" w:sz="0" w:val="none"/>
+          <w:top w:color="000000" w:space="0" w:sz="0" w:val="none"/>
           <w:left w:space="0" w:sz="0" w:val="nil"/>
-          <w:bottom w:color="auto" w:space="0" w:sz="0" w:val="none"/>
-          <w:right w:color="auto" w:space="0" w:sz="0" w:val="none"/>
-          <w:between w:color="auto" w:space="0" w:sz="0" w:val="none"/>
+          <w:bottom w:color="000000" w:space="0" w:sz="0" w:val="none"/>
+          <w:right w:color="000000" w:space="0" w:sz="0" w:val="none"/>
+          <w:between w:color="000000" w:space="0" w:sz="0" w:val="none"/>
         </w:pBdr>
         <w:shd w:fill="auto" w:val="clear"/>
         <w:spacing w:after="520" w:before="0" w:line="276" w:lineRule="auto"/>
         <w:ind w:left="720" w:right="0" w:hanging="360"/>
         <w:jc w:val="left"/>
-        <w:rPr>
-          <w:u w:val="none"/>
-        </w:rPr>
+        <w:rPr/>
       </w:pPr>
       <w:r>
         <w:rPr>
@@ -5833,6 +6012,11 @@
           <w:rtl w:val="0"/>
         </w:rPr>
         <w:t xml:space="preserve"> Finalmente, el Gateway consume el resultado de la cola y transmite la información procesada de vuelta al Cliente.</w:t>
+      </w:r>
+      <w:r>
+        <w:rPr>
+          <w:rtl w:val="0"/>
+        </w:rPr>
       </w:r>
     </w:p>
     <w:p>
@@ -5868,7 +6052,7 @@
           <wp:inline distB="114300" distT="114300" distL="114300" distR="114300">
             <wp:extent cx="5731200" cy="6731000"/>
             <wp:effectExtent b="0" l="0" r="0" t="0"/>
-            <wp:docPr id="7" name="image15.jpg"/>
+            <wp:docPr id="32" name="image15.jpg"/>
             <a:graphic>
               <a:graphicData uri="http://schemas.openxmlformats.org/drawingml/2006/picture">
                 <pic:pic>
@@ -5877,7 +6061,7 @@
                     <pic:cNvPicPr preferRelativeResize="0"/>
                   </pic:nvPicPr>
                   <pic:blipFill>
-                    <a:blip r:embed="rId18"/>
+                    <a:blip r:embed="rId22"/>
                     <a:srcRect b="0" l="0" r="0" t="0"/>
                     <a:stretch>
                       <a:fillRect/>
@@ -5932,16 +6116,16 @@
           <wp:inline distB="114300" distT="114300" distL="114300" distR="114300">
             <wp:extent cx="4471988" cy="5545265"/>
             <wp:effectExtent b="0" l="0" r="0" t="0"/>
-            <wp:docPr id="8" name="image3.png"/>
+            <wp:docPr id="33" name="image10.png"/>
             <a:graphic>
               <a:graphicData uri="http://schemas.openxmlformats.org/drawingml/2006/picture">
                 <pic:pic>
                   <pic:nvPicPr>
-                    <pic:cNvPr id="0" name="image3.png"/>
+                    <pic:cNvPr id="0" name="image10.png"/>
                     <pic:cNvPicPr preferRelativeResize="0"/>
                   </pic:nvPicPr>
                   <pic:blipFill>
-                    <a:blip r:embed="rId19"/>
+                    <a:blip r:embed="rId23"/>
                     <a:srcRect b="0" l="0" r="0" t="0"/>
                     <a:stretch>
                       <a:fillRect/>
@@ -5973,7 +6157,7 @@
         <w:spacing w:after="240" w:before="240" w:lineRule="auto"/>
         <w:rPr/>
       </w:pPr>
-      <w:bookmarkStart w:colFirst="0" w:colLast="0" w:name="_wi2916vd7ug2" w:id="15"/>
+      <w:bookmarkStart w:colFirst="0" w:colLast="0" w:name="_heading=h.tx5e7432bio" w:id="15"/>
       <w:bookmarkEnd w:id="15"/>
       <w:r>
         <w:rPr>
@@ -6157,12 +6341,12 @@
         <w:pStyle w:val="Heading1"/>
         <w:numPr>
           <w:ilvl w:val="0"/>
-          <w:numId w:val="2"/>
+          <w:numId w:val="12"/>
         </w:numPr>
         <w:ind w:left="720" w:hanging="360"/>
         <w:rPr/>
       </w:pPr>
-      <w:bookmarkStart w:colFirst="0" w:colLast="0" w:name="_iqx0ujm52koo" w:id="16"/>
+      <w:bookmarkStart w:colFirst="0" w:colLast="0" w:name="_heading=h.28zxbzvcsavx" w:id="16"/>
       <w:bookmarkEnd w:id="16"/>
       <w:r>
         <w:rPr>
@@ -6189,7 +6373,7 @@
         <w:pStyle w:val="Heading2"/>
         <w:rPr/>
       </w:pPr>
-      <w:bookmarkStart w:colFirst="0" w:colLast="0" w:name="_ll761vo6yv0n" w:id="17"/>
+      <w:bookmarkStart w:colFirst="0" w:colLast="0" w:name="_heading=h.dw6jh55hxsbs" w:id="17"/>
       <w:bookmarkEnd w:id="17"/>
       <w:r>
         <w:rPr>
@@ -6235,16 +6419,16 @@
           <wp:inline distB="114300" distT="114300" distL="114300" distR="114300">
             <wp:extent cx="6262688" cy="3200400"/>
             <wp:effectExtent b="0" l="0" r="0" t="0"/>
-            <wp:docPr id="15" name="image8.png"/>
+            <wp:docPr id="34" name="image6.png"/>
             <a:graphic>
               <a:graphicData uri="http://schemas.openxmlformats.org/drawingml/2006/picture">
                 <pic:pic>
                   <pic:nvPicPr>
-                    <pic:cNvPr id="0" name="image8.png"/>
+                    <pic:cNvPr id="0" name="image6.png"/>
                     <pic:cNvPicPr preferRelativeResize="0"/>
                   </pic:nvPicPr>
                   <pic:blipFill>
-                    <a:blip r:embed="rId20"/>
+                    <a:blip r:embed="rId24"/>
                     <a:srcRect b="0" l="0" r="0" t="0"/>
                     <a:stretch>
                       <a:fillRect/>
@@ -6402,7 +6586,7 @@
       <w:pPr>
         <w:numPr>
           <w:ilvl w:val="0"/>
-          <w:numId w:val="13"/>
+          <w:numId w:val="5"/>
         </w:numPr>
         <w:pBdr>
           <w:top w:color="161616" w:space="0" w:sz="0" w:val="none"/>
@@ -6412,13 +6596,12 @@
           <w:between w:color="161616" w:space="0" w:sz="0" w:val="none"/>
         </w:pBdr>
         <w:shd w:fill="ffffff" w:val="clear"/>
-        <w:spacing w:after="0" w:afterAutospacing="0" w:lineRule="auto"/>
+        <w:spacing w:after="0" w:lineRule="auto"/>
         <w:ind w:left="720" w:hanging="360"/>
         <w:rPr>
           <w:color w:val="161616"/>
           <w:sz w:val="21"/>
           <w:szCs w:val="21"/>
-          <w:u w:val="none"/>
         </w:rPr>
       </w:pPr>
       <w:r>
@@ -6463,12 +6646,17 @@
         </w:rPr>
         <w:t xml:space="preserve"> por lotes.</w:t>
       </w:r>
+      <w:r>
+        <w:rPr>
+          <w:rtl w:val="0"/>
+        </w:rPr>
+      </w:r>
     </w:p>
     <w:p>
       <w:pPr>
         <w:numPr>
           <w:ilvl w:val="0"/>
-          <w:numId w:val="13"/>
+          <w:numId w:val="5"/>
         </w:numPr>
         <w:pBdr>
           <w:top w:color="161616" w:space="0" w:sz="0" w:val="none"/>
@@ -6478,13 +6666,12 @@
           <w:between w:color="161616" w:space="0" w:sz="0" w:val="none"/>
         </w:pBdr>
         <w:shd w:fill="ffffff" w:val="clear"/>
-        <w:spacing w:after="0" w:afterAutospacing="0" w:lineRule="auto"/>
+        <w:spacing w:after="0" w:lineRule="auto"/>
         <w:ind w:left="720" w:hanging="360"/>
         <w:rPr>
           <w:color w:val="161616"/>
           <w:sz w:val="21"/>
           <w:szCs w:val="21"/>
-          <w:u w:val="none"/>
         </w:rPr>
       </w:pPr>
       <w:r>
@@ -6529,7 +6716,7 @@
       <w:pPr>
         <w:numPr>
           <w:ilvl w:val="0"/>
-          <w:numId w:val="13"/>
+          <w:numId w:val="5"/>
         </w:numPr>
         <w:pBdr>
           <w:top w:color="161616" w:space="0" w:sz="0" w:val="none"/>
@@ -6545,7 +6732,6 @@
           <w:color w:val="161616"/>
           <w:sz w:val="21"/>
           <w:szCs w:val="21"/>
-          <w:u w:val="none"/>
         </w:rPr>
       </w:pPr>
       <w:r>
@@ -6568,6 +6754,11 @@
           <w:rtl w:val="0"/>
         </w:rPr>
         <w:t xml:space="preserve"> recibe las respuestas por partes y las escribe.</w:t>
+      </w:r>
+      <w:r>
+        <w:rPr>
+          <w:rtl w:val="0"/>
+        </w:rPr>
       </w:r>
     </w:p>
     <w:p>
@@ -6676,16 +6867,7 @@
           <w:szCs w:val="21"/>
           <w:rtl w:val="0"/>
         </w:rPr>
-        <w:t xml:space="preserve">F</w:t>
-      </w:r>
-      <w:r>
-        <w:rPr>
-          <w:color w:val="161616"/>
-          <w:sz w:val="21"/>
-          <w:szCs w:val="21"/>
-          <w:rtl w:val="0"/>
-        </w:rPr>
-        <w:t xml:space="preserve">rontera entre los clientes y el cluster. </w:t>
+        <w:t xml:space="preserve">Frontera entre los clientes y el cluster. </w:t>
       </w:r>
     </w:p>
     <w:p>
@@ -6716,7 +6898,7 @@
       <w:pPr>
         <w:numPr>
           <w:ilvl w:val="0"/>
-          <w:numId w:val="19"/>
+          <w:numId w:val="11"/>
         </w:numPr>
         <w:pBdr>
           <w:top w:color="161616" w:space="0" w:sz="0" w:val="none"/>
@@ -6726,13 +6908,12 @@
           <w:between w:color="161616" w:space="0" w:sz="0" w:val="none"/>
         </w:pBdr>
         <w:shd w:fill="ffffff" w:val="clear"/>
-        <w:spacing w:after="0" w:afterAutospacing="0" w:lineRule="auto"/>
+        <w:spacing w:after="0" w:lineRule="auto"/>
         <w:ind w:left="720" w:hanging="360"/>
         <w:rPr>
           <w:color w:val="161616"/>
           <w:sz w:val="21"/>
           <w:szCs w:val="21"/>
-          <w:u w:val="none"/>
         </w:rPr>
       </w:pPr>
       <w:r>
@@ -6775,12 +6956,17 @@
         </w:rPr>
         <w:t xml:space="preserve">).</w:t>
       </w:r>
+      <w:r>
+        <w:rPr>
+          <w:rtl w:val="0"/>
+        </w:rPr>
+      </w:r>
     </w:p>
     <w:p>
       <w:pPr>
         <w:numPr>
           <w:ilvl w:val="0"/>
-          <w:numId w:val="19"/>
+          <w:numId w:val="11"/>
         </w:numPr>
         <w:pBdr>
           <w:top w:color="161616" w:space="0" w:sz="0" w:val="none"/>
@@ -6790,13 +6976,12 @@
           <w:between w:color="161616" w:space="0" w:sz="0" w:val="none"/>
         </w:pBdr>
         <w:shd w:fill="ffffff" w:val="clear"/>
-        <w:spacing w:after="0" w:afterAutospacing="0" w:lineRule="auto"/>
+        <w:spacing w:after="0" w:lineRule="auto"/>
         <w:ind w:left="720" w:hanging="360"/>
         <w:rPr>
           <w:color w:val="161616"/>
           <w:sz w:val="21"/>
           <w:szCs w:val="21"/>
-          <w:u w:val="none"/>
         </w:rPr>
       </w:pPr>
       <w:r>
@@ -6820,12 +7005,17 @@
         </w:rPr>
         <w:t xml:space="preserve"> que recibe los batches y los reparte a las colas internas.</w:t>
       </w:r>
+      <w:r>
+        <w:rPr>
+          <w:rtl w:val="0"/>
+        </w:rPr>
+      </w:r>
     </w:p>
     <w:p>
       <w:pPr>
         <w:numPr>
           <w:ilvl w:val="0"/>
-          <w:numId w:val="19"/>
+          <w:numId w:val="11"/>
         </w:numPr>
         <w:pBdr>
           <w:top w:color="161616" w:space="0" w:sz="0" w:val="none"/>
@@ -6841,7 +7031,6 @@
           <w:color w:val="161616"/>
           <w:sz w:val="21"/>
           <w:szCs w:val="21"/>
-          <w:u w:val="none"/>
         </w:rPr>
       </w:pPr>
       <w:r>
@@ -6864,6 +7053,11 @@
           <w:rtl w:val="0"/>
         </w:rPr>
         <w:t xml:space="preserve"> que consume los resultados y los devuelve al cliente.</w:t>
+      </w:r>
+      <w:r>
+        <w:rPr>
+          <w:rtl w:val="0"/>
+        </w:rPr>
       </w:r>
     </w:p>
     <w:p>
@@ -6995,7 +7189,7 @@
           <w:szCs w:val="20"/>
         </w:rPr>
       </w:pPr>
-      <w:bookmarkStart w:colFirst="0" w:colLast="0" w:name="_pk249ckujjaa" w:id="18"/>
+      <w:bookmarkStart w:colFirst="0" w:colLast="0" w:name="_heading=h.15n42noy8njl" w:id="18"/>
       <w:bookmarkEnd w:id="18"/>
       <w:r>
         <w:rPr>
@@ -7007,7 +7201,7 @@
       <w:pPr>
         <w:numPr>
           <w:ilvl w:val="0"/>
-          <w:numId w:val="8"/>
+          <w:numId w:val="18"/>
         </w:numPr>
         <w:pBdr>
           <w:top w:color="161616" w:space="0" w:sz="0" w:val="none"/>
@@ -7017,8 +7211,9 @@
           <w:between w:color="161616" w:space="0" w:sz="0" w:val="none"/>
         </w:pBdr>
         <w:shd w:fill="ffffff" w:val="clear"/>
-        <w:spacing w:after="0" w:afterAutospacing="0" w:before="120" w:lineRule="auto"/>
+        <w:spacing w:after="0" w:before="120" w:lineRule="auto"/>
         <w:ind w:left="720" w:hanging="360"/>
+        <w:rPr/>
       </w:pPr>
       <w:r>
         <w:rPr>
@@ -7041,12 +7236,17 @@
         </w:rPr>
         <w:t xml:space="preserve">:</w:t>
       </w:r>
+      <w:r>
+        <w:rPr>
+          <w:rtl w:val="0"/>
+        </w:rPr>
+      </w:r>
     </w:p>
     <w:p>
       <w:pPr>
         <w:numPr>
           <w:ilvl w:val="1"/>
-          <w:numId w:val="8"/>
+          <w:numId w:val="18"/>
         </w:numPr>
         <w:pBdr>
           <w:top w:color="161616" w:space="0" w:sz="0" w:val="none"/>
@@ -7056,8 +7256,9 @@
           <w:between w:color="161616" w:space="0" w:sz="0" w:val="none"/>
         </w:pBdr>
         <w:shd w:fill="ffffff" w:val="clear"/>
-        <w:spacing w:after="0" w:afterAutospacing="0" w:before="0" w:beforeAutospacing="0" w:lineRule="auto"/>
+        <w:spacing w:after="0" w:before="0" w:lineRule="auto"/>
         <w:ind w:left="1440" w:hanging="360"/>
+        <w:rPr/>
       </w:pPr>
       <w:r>
         <w:rPr>
@@ -7124,13 +7325,18 @@
           <w:rtl w:val="0"/>
         </w:rPr>
         <w:t xml:space="preserve"> en streaming (sin estado).</w:t>
+      </w:r>
+      <w:r>
+        <w:rPr>
+          <w:rtl w:val="0"/>
+        </w:rPr>
       </w:r>
     </w:p>
     <w:p>
       <w:pPr>
         <w:numPr>
           <w:ilvl w:val="0"/>
-          <w:numId w:val="8"/>
+          <w:numId w:val="18"/>
         </w:numPr>
         <w:pBdr>
           <w:top w:color="161616" w:space="0" w:sz="0" w:val="none"/>
@@ -7140,8 +7346,9 @@
           <w:between w:color="161616" w:space="0" w:sz="0" w:val="none"/>
         </w:pBdr>
         <w:shd w:fill="ffffff" w:val="clear"/>
-        <w:spacing w:after="0" w:afterAutospacing="0" w:before="0" w:beforeAutospacing="0" w:lineRule="auto"/>
+        <w:spacing w:after="0" w:before="0" w:lineRule="auto"/>
         <w:ind w:left="720" w:hanging="360"/>
+        <w:rPr/>
       </w:pPr>
       <w:r>
         <w:rPr>
@@ -7164,12 +7371,17 @@
         </w:rPr>
         <w:t xml:space="preserve">: </w:t>
       </w:r>
+      <w:r>
+        <w:rPr>
+          <w:rtl w:val="0"/>
+        </w:rPr>
+      </w:r>
     </w:p>
     <w:p>
       <w:pPr>
         <w:numPr>
           <w:ilvl w:val="1"/>
-          <w:numId w:val="8"/>
+          <w:numId w:val="18"/>
         </w:numPr>
         <w:pBdr>
           <w:top w:color="161616" w:space="0" w:sz="0" w:val="none"/>
@@ -7179,8 +7391,9 @@
           <w:between w:color="161616" w:space="0" w:sz="0" w:val="none"/>
         </w:pBdr>
         <w:shd w:fill="ffffff" w:val="clear"/>
-        <w:spacing w:after="0" w:afterAutospacing="0" w:before="0" w:beforeAutospacing="0" w:lineRule="auto"/>
+        <w:spacing w:after="0" w:before="0" w:lineRule="auto"/>
         <w:ind w:left="1440" w:hanging="360"/>
+        <w:rPr/>
       </w:pPr>
       <w:r>
         <w:rPr>
@@ -7249,7 +7462,7 @@
       <w:pPr>
         <w:numPr>
           <w:ilvl w:val="0"/>
-          <w:numId w:val="8"/>
+          <w:numId w:val="18"/>
         </w:numPr>
         <w:pBdr>
           <w:top w:color="161616" w:space="0" w:sz="0" w:val="none"/>
@@ -7259,8 +7472,9 @@
           <w:between w:color="161616" w:space="0" w:sz="0" w:val="none"/>
         </w:pBdr>
         <w:shd w:fill="ffffff" w:val="clear"/>
-        <w:spacing w:after="0" w:afterAutospacing="0" w:before="0" w:beforeAutospacing="0" w:lineRule="auto"/>
+        <w:spacing w:after="0" w:before="0" w:lineRule="auto"/>
         <w:ind w:left="720" w:hanging="360"/>
+        <w:rPr/>
       </w:pPr>
       <w:r>
         <w:rPr>
@@ -7283,12 +7497,17 @@
         </w:rPr>
         <w:t xml:space="preserve">:</w:t>
       </w:r>
+      <w:r>
+        <w:rPr>
+          <w:rtl w:val="0"/>
+        </w:rPr>
+      </w:r>
     </w:p>
     <w:p>
       <w:pPr>
         <w:numPr>
           <w:ilvl w:val="1"/>
-          <w:numId w:val="8"/>
+          <w:numId w:val="18"/>
         </w:numPr>
         <w:pBdr>
           <w:top w:color="161616" w:space="0" w:sz="0" w:val="none"/>
@@ -7298,8 +7517,9 @@
           <w:between w:color="161616" w:space="0" w:sz="0" w:val="none"/>
         </w:pBdr>
         <w:shd w:fill="ffffff" w:val="clear"/>
-        <w:spacing w:after="0" w:afterAutospacing="0" w:before="0" w:beforeAutospacing="0" w:lineRule="auto"/>
+        <w:spacing w:after="0" w:before="0" w:lineRule="auto"/>
         <w:ind w:left="1440" w:hanging="360"/>
+        <w:rPr/>
       </w:pPr>
       <w:r>
         <w:rPr>
@@ -7347,13 +7567,18 @@
           <w:rtl w:val="0"/>
         </w:rPr>
         <w:t xml:space="preserve"> fragmentado.</w:t>
+      </w:r>
+      <w:r>
+        <w:rPr>
+          <w:rtl w:val="0"/>
+        </w:rPr>
       </w:r>
     </w:p>
     <w:p>
       <w:pPr>
         <w:numPr>
           <w:ilvl w:val="0"/>
-          <w:numId w:val="8"/>
+          <w:numId w:val="18"/>
         </w:numPr>
         <w:pBdr>
           <w:top w:color="161616" w:space="0" w:sz="0" w:val="none"/>
@@ -7363,8 +7588,9 @@
           <w:between w:color="161616" w:space="0" w:sz="0" w:val="none"/>
         </w:pBdr>
         <w:shd w:fill="ffffff" w:val="clear"/>
-        <w:spacing w:after="0" w:afterAutospacing="0" w:before="0" w:beforeAutospacing="0" w:lineRule="auto"/>
+        <w:spacing w:after="0" w:before="0" w:lineRule="auto"/>
         <w:ind w:left="720" w:hanging="360"/>
+        <w:rPr/>
       </w:pPr>
       <w:r>
         <w:rPr>
@@ -7389,12 +7615,17 @@
         </w:rPr>
         <w:t xml:space="preserve">: </w:t>
       </w:r>
+      <w:r>
+        <w:rPr>
+          <w:rtl w:val="0"/>
+        </w:rPr>
+      </w:r>
     </w:p>
     <w:p>
       <w:pPr>
         <w:numPr>
           <w:ilvl w:val="1"/>
-          <w:numId w:val="8"/>
+          <w:numId w:val="18"/>
         </w:numPr>
         <w:pBdr>
           <w:top w:color="161616" w:space="0" w:sz="0" w:val="none"/>
@@ -7404,8 +7635,9 @@
           <w:between w:color="161616" w:space="0" w:sz="0" w:val="none"/>
         </w:pBdr>
         <w:shd w:fill="ffffff" w:val="clear"/>
-        <w:spacing w:after="0" w:afterAutospacing="0" w:before="0" w:beforeAutospacing="0" w:lineRule="auto"/>
+        <w:spacing w:after="0" w:before="0" w:lineRule="auto"/>
         <w:ind w:left="1440" w:hanging="360"/>
+        <w:rPr/>
       </w:pPr>
       <w:r>
         <w:rPr>
@@ -7434,13 +7666,18 @@
           <w:rtl w:val="0"/>
         </w:rPr>
         <w:t xml:space="preserve">. Para Q4 deduplica por abstract. Es compartido entre Q3 y Q4.</w:t>
+      </w:r>
+      <w:r>
+        <w:rPr>
+          <w:rtl w:val="0"/>
+        </w:rPr>
       </w:r>
     </w:p>
     <w:p>
       <w:pPr>
         <w:numPr>
           <w:ilvl w:val="0"/>
-          <w:numId w:val="8"/>
+          <w:numId w:val="18"/>
         </w:numPr>
         <w:pBdr>
           <w:top w:color="161616" w:space="0" w:sz="0" w:val="none"/>
@@ -7450,8 +7687,9 @@
           <w:between w:color="161616" w:space="0" w:sz="0" w:val="none"/>
         </w:pBdr>
         <w:shd w:fill="ffffff" w:val="clear"/>
-        <w:spacing w:after="0" w:afterAutospacing="0" w:before="0" w:beforeAutospacing="0" w:lineRule="auto"/>
+        <w:spacing w:after="0" w:before="0" w:lineRule="auto"/>
         <w:ind w:left="720" w:hanging="360"/>
+        <w:rPr/>
       </w:pPr>
       <w:r>
         <w:rPr>
@@ -7474,12 +7712,17 @@
         </w:rPr>
         <w:t xml:space="preserve">: </w:t>
       </w:r>
+      <w:r>
+        <w:rPr>
+          <w:rtl w:val="0"/>
+        </w:rPr>
+      </w:r>
     </w:p>
     <w:p>
       <w:pPr>
         <w:numPr>
           <w:ilvl w:val="1"/>
-          <w:numId w:val="8"/>
+          <w:numId w:val="18"/>
         </w:numPr>
         <w:pBdr>
           <w:top w:color="161616" w:space="0" w:sz="0" w:val="none"/>
@@ -7489,8 +7732,9 @@
           <w:between w:color="161616" w:space="0" w:sz="0" w:val="none"/>
         </w:pBdr>
         <w:shd w:fill="ffffff" w:val="clear"/>
-        <w:spacing w:after="0" w:afterAutospacing="0" w:before="0" w:beforeAutospacing="0" w:lineRule="auto"/>
+        <w:spacing w:after="0" w:before="0" w:lineRule="auto"/>
         <w:ind w:left="1440" w:hanging="360"/>
+        <w:rPr/>
       </w:pPr>
       <w:r>
         <w:rPr>
@@ -7557,13 +7801,18 @@
           <w:rtl w:val="0"/>
         </w:rPr>
         <w:t xml:space="preserve">.</w:t>
+      </w:r>
+      <w:r>
+        <w:rPr>
+          <w:rtl w:val="0"/>
+        </w:rPr>
       </w:r>
     </w:p>
     <w:p>
       <w:pPr>
         <w:numPr>
           <w:ilvl w:val="0"/>
-          <w:numId w:val="8"/>
+          <w:numId w:val="18"/>
         </w:numPr>
         <w:pBdr>
           <w:top w:color="161616" w:space="0" w:sz="0" w:val="none"/>
@@ -7573,8 +7822,9 @@
           <w:between w:color="161616" w:space="0" w:sz="0" w:val="none"/>
         </w:pBdr>
         <w:shd w:fill="ffffff" w:val="clear"/>
-        <w:spacing w:after="0" w:afterAutospacing="0" w:before="0" w:beforeAutospacing="0" w:lineRule="auto"/>
+        <w:spacing w:after="0" w:before="0" w:lineRule="auto"/>
         <w:ind w:left="720" w:hanging="360"/>
+        <w:rPr/>
       </w:pPr>
       <w:r>
         <w:rPr>
@@ -7597,12 +7847,17 @@
         </w:rPr>
         <w:t xml:space="preserve">: </w:t>
       </w:r>
+      <w:r>
+        <w:rPr>
+          <w:rtl w:val="0"/>
+        </w:rPr>
+      </w:r>
     </w:p>
     <w:p>
       <w:pPr>
         <w:numPr>
           <w:ilvl w:val="1"/>
-          <w:numId w:val="8"/>
+          <w:numId w:val="18"/>
         </w:numPr>
         <w:pBdr>
           <w:top w:color="161616" w:space="0" w:sz="0" w:val="none"/>
@@ -7612,8 +7867,9 @@
           <w:between w:color="161616" w:space="0" w:sz="0" w:val="none"/>
         </w:pBdr>
         <w:shd w:fill="ffffff" w:val="clear"/>
-        <w:spacing w:after="0" w:afterAutospacing="0" w:before="0" w:beforeAutospacing="0" w:lineRule="auto"/>
+        <w:spacing w:after="0" w:before="0" w:lineRule="auto"/>
         <w:ind w:left="1440" w:hanging="360"/>
+        <w:rPr/>
       </w:pPr>
       <w:r>
         <w:rPr>
@@ -7623,13 +7879,18 @@
           <w:rtl w:val="0"/>
         </w:rPr>
         <w:t xml:space="preserve">reúne las M parciales (barrera M) y arma el listado final de palabras compartidas.</w:t>
+      </w:r>
+      <w:r>
+        <w:rPr>
+          <w:rtl w:val="0"/>
+        </w:rPr>
       </w:r>
     </w:p>
     <w:p>
       <w:pPr>
         <w:numPr>
           <w:ilvl w:val="0"/>
-          <w:numId w:val="8"/>
+          <w:numId w:val="18"/>
         </w:numPr>
         <w:pBdr>
           <w:top w:color="161616" w:space="0" w:sz="0" w:val="none"/>
@@ -7639,8 +7900,9 @@
           <w:between w:color="161616" w:space="0" w:sz="0" w:val="none"/>
         </w:pBdr>
         <w:shd w:fill="ffffff" w:val="clear"/>
-        <w:spacing w:after="0" w:afterAutospacing="0" w:before="0" w:beforeAutospacing="0" w:lineRule="auto"/>
+        <w:spacing w:after="0" w:before="0" w:lineRule="auto"/>
         <w:ind w:left="720" w:hanging="360"/>
+        <w:rPr/>
       </w:pPr>
       <w:r>
         <w:rPr>
@@ -7663,12 +7925,17 @@
         </w:rPr>
         <w:t xml:space="preserve">: </w:t>
       </w:r>
+      <w:r>
+        <w:rPr>
+          <w:rtl w:val="0"/>
+        </w:rPr>
+      </w:r>
     </w:p>
     <w:p>
       <w:pPr>
         <w:numPr>
           <w:ilvl w:val="1"/>
-          <w:numId w:val="8"/>
+          <w:numId w:val="18"/>
         </w:numPr>
         <w:pBdr>
           <w:top w:color="161616" w:space="0" w:sz="0" w:val="none"/>
@@ -7678,8 +7945,9 @@
           <w:between w:color="161616" w:space="0" w:sz="0" w:val="none"/>
         </w:pBdr>
         <w:shd w:fill="ffffff" w:val="clear"/>
-        <w:spacing w:after="0" w:afterAutospacing="0" w:before="0" w:beforeAutospacing="0" w:lineRule="auto"/>
+        <w:spacing w:after="0" w:before="0" w:lineRule="auto"/>
         <w:ind w:left="1440" w:hanging="360"/>
+        <w:rPr/>
       </w:pPr>
       <w:r>
         <w:rPr>
@@ -7708,13 +7976,18 @@
           <w:rtl w:val="0"/>
         </w:rPr>
         <w:t xml:space="preserve">. Al recibir EOF emite su top 20 parcial.</w:t>
+      </w:r>
+      <w:r>
+        <w:rPr>
+          <w:rtl w:val="0"/>
+        </w:rPr>
       </w:r>
     </w:p>
     <w:p>
       <w:pPr>
         <w:numPr>
           <w:ilvl w:val="0"/>
-          <w:numId w:val="8"/>
+          <w:numId w:val="18"/>
         </w:numPr>
         <w:pBdr>
           <w:top w:color="161616" w:space="0" w:sz="0" w:val="none"/>
@@ -7724,8 +7997,9 @@
           <w:between w:color="161616" w:space="0" w:sz="0" w:val="none"/>
         </w:pBdr>
         <w:shd w:fill="ffffff" w:val="clear"/>
-        <w:spacing w:after="0" w:afterAutospacing="0" w:before="0" w:beforeAutospacing="0" w:lineRule="auto"/>
+        <w:spacing w:after="0" w:before="0" w:lineRule="auto"/>
         <w:ind w:left="720" w:hanging="360"/>
+        <w:rPr/>
       </w:pPr>
       <w:r>
         <w:rPr>
@@ -7748,12 +8022,17 @@
         </w:rPr>
         <w:t xml:space="preserve">: </w:t>
       </w:r>
+      <w:r>
+        <w:rPr>
+          <w:rtl w:val="0"/>
+        </w:rPr>
+      </w:r>
     </w:p>
     <w:p>
       <w:pPr>
         <w:numPr>
           <w:ilvl w:val="1"/>
-          <w:numId w:val="8"/>
+          <w:numId w:val="18"/>
         </w:numPr>
         <w:pBdr>
           <w:top w:color="161616" w:space="0" w:sz="0" w:val="none"/>
@@ -7763,8 +8042,9 @@
           <w:between w:color="161616" w:space="0" w:sz="0" w:val="none"/>
         </w:pBdr>
         <w:shd w:fill="ffffff" w:val="clear"/>
-        <w:spacing w:after="0" w:afterAutospacing="0" w:before="0" w:beforeAutospacing="0" w:lineRule="auto"/>
+        <w:spacing w:after="0" w:before="0" w:lineRule="auto"/>
         <w:ind w:left="1440" w:hanging="360"/>
+        <w:rPr/>
       </w:pPr>
       <w:r>
         <w:rPr>
@@ -7774,13 +8054,18 @@
           <w:rtl w:val="0"/>
         </w:rPr>
         <w:t xml:space="preserve">recibe los M top parciales (barrera M), los fusiona y extrae el top 20 global.</w:t>
+      </w:r>
+      <w:r>
+        <w:rPr>
+          <w:rtl w:val="0"/>
+        </w:rPr>
       </w:r>
     </w:p>
     <w:p>
       <w:pPr>
         <w:numPr>
           <w:ilvl w:val="0"/>
-          <w:numId w:val="8"/>
+          <w:numId w:val="18"/>
         </w:numPr>
         <w:pBdr>
           <w:top w:color="161616" w:space="0" w:sz="0" w:val="none"/>
@@ -7790,8 +8075,9 @@
           <w:between w:color="161616" w:space="0" w:sz="0" w:val="none"/>
         </w:pBdr>
         <w:shd w:fill="ffffff" w:val="clear"/>
-        <w:spacing w:after="0" w:afterAutospacing="0" w:before="0" w:beforeAutospacing="0" w:lineRule="auto"/>
+        <w:spacing w:after="0" w:before="0" w:lineRule="auto"/>
         <w:ind w:left="720" w:hanging="360"/>
+        <w:rPr/>
       </w:pPr>
       <w:r>
         <w:rPr>
@@ -7814,12 +8100,17 @@
         </w:rPr>
         <w:t xml:space="preserve">: </w:t>
       </w:r>
+      <w:r>
+        <w:rPr>
+          <w:rtl w:val="0"/>
+        </w:rPr>
+      </w:r>
     </w:p>
     <w:p>
       <w:pPr>
         <w:numPr>
           <w:ilvl w:val="1"/>
-          <w:numId w:val="8"/>
+          <w:numId w:val="18"/>
         </w:numPr>
         <w:pBdr>
           <w:top w:color="161616" w:space="0" w:sz="0" w:val="none"/>
@@ -7829,8 +8120,9 @@
           <w:between w:color="161616" w:space="0" w:sz="0" w:val="none"/>
         </w:pBdr>
         <w:shd w:fill="ffffff" w:val="clear"/>
-        <w:spacing w:after="0" w:afterAutospacing="0" w:before="0" w:beforeAutospacing="0" w:lineRule="auto"/>
+        <w:spacing w:after="0" w:before="0" w:lineRule="auto"/>
         <w:ind w:left="1440" w:hanging="360"/>
+        <w:rPr/>
       </w:pPr>
       <w:r>
         <w:rPr>
@@ -7897,13 +8189,18 @@
           <w:rtl w:val="0"/>
         </w:rPr>
         <w:t xml:space="preserve"> al storage de disco.</w:t>
+      </w:r>
+      <w:r>
+        <w:rPr>
+          <w:rtl w:val="0"/>
+        </w:rPr>
       </w:r>
     </w:p>
     <w:p>
       <w:pPr>
         <w:numPr>
           <w:ilvl w:val="0"/>
-          <w:numId w:val="8"/>
+          <w:numId w:val="18"/>
         </w:numPr>
         <w:pBdr>
           <w:top w:color="161616" w:space="0" w:sz="0" w:val="none"/>
@@ -7913,8 +8210,9 @@
           <w:between w:color="161616" w:space="0" w:sz="0" w:val="none"/>
         </w:pBdr>
         <w:shd w:fill="ffffff" w:val="clear"/>
-        <w:spacing w:after="0" w:afterAutospacing="0" w:before="0" w:beforeAutospacing="0" w:lineRule="auto"/>
+        <w:spacing w:after="0" w:before="0" w:lineRule="auto"/>
         <w:ind w:left="720" w:hanging="360"/>
+        <w:rPr/>
       </w:pPr>
       <w:r>
         <w:rPr>
@@ -7937,12 +8235,17 @@
         </w:rPr>
         <w:t xml:space="preserve">: </w:t>
       </w:r>
+      <w:r>
+        <w:rPr>
+          <w:rtl w:val="0"/>
+        </w:rPr>
+      </w:r>
     </w:p>
     <w:p>
       <w:pPr>
         <w:numPr>
           <w:ilvl w:val="1"/>
-          <w:numId w:val="8"/>
+          <w:numId w:val="18"/>
         </w:numPr>
         <w:pBdr>
           <w:top w:color="161616" w:space="0" w:sz="0" w:val="none"/>
@@ -7952,8 +8255,9 @@
           <w:between w:color="161616" w:space="0" w:sz="0" w:val="none"/>
         </w:pBdr>
         <w:shd w:fill="ffffff" w:val="clear"/>
-        <w:spacing w:after="0" w:afterAutospacing="0" w:before="0" w:beforeAutospacing="0" w:lineRule="auto"/>
+        <w:spacing w:after="0" w:before="0" w:lineRule="auto"/>
         <w:ind w:left="1440" w:hanging="360"/>
+        <w:rPr/>
       </w:pPr>
       <w:r>
         <w:rPr>
@@ -8020,13 +8324,18 @@
           <w:rtl w:val="0"/>
         </w:rPr>
         <w:t xml:space="preserve">.</w:t>
+      </w:r>
+      <w:r>
+        <w:rPr>
+          <w:rtl w:val="0"/>
+        </w:rPr>
       </w:r>
     </w:p>
     <w:p>
       <w:pPr>
         <w:numPr>
           <w:ilvl w:val="0"/>
-          <w:numId w:val="8"/>
+          <w:numId w:val="18"/>
         </w:numPr>
         <w:pBdr>
           <w:top w:color="161616" w:space="0" w:sz="0" w:val="none"/>
@@ -8036,8 +8345,9 @@
           <w:between w:color="161616" w:space="0" w:sz="0" w:val="none"/>
         </w:pBdr>
         <w:shd w:fill="ffffff" w:val="clear"/>
-        <w:spacing w:after="0" w:afterAutospacing="0" w:before="0" w:beforeAutospacing="0" w:lineRule="auto"/>
+        <w:spacing w:after="0" w:before="0" w:lineRule="auto"/>
         <w:ind w:left="720" w:hanging="360"/>
+        <w:rPr/>
       </w:pPr>
       <w:r>
         <w:rPr>
@@ -8060,12 +8370,17 @@
         </w:rPr>
         <w:t xml:space="preserve">: </w:t>
       </w:r>
+      <w:r>
+        <w:rPr>
+          <w:rtl w:val="0"/>
+        </w:rPr>
+      </w:r>
     </w:p>
     <w:p>
       <w:pPr>
         <w:numPr>
           <w:ilvl w:val="1"/>
-          <w:numId w:val="8"/>
+          <w:numId w:val="18"/>
         </w:numPr>
         <w:pBdr>
           <w:top w:color="161616" w:space="0" w:sz="0" w:val="none"/>
@@ -8075,25 +8390,39 @@
           <w:between w:color="161616" w:space="0" w:sz="0" w:val="none"/>
         </w:pBdr>
         <w:shd w:fill="ffffff" w:val="clear"/>
-        <w:spacing w:after="0" w:afterAutospacing="0" w:before="0" w:beforeAutospacing="0" w:lineRule="auto"/>
+        <w:spacing w:after="0" w:before="0" w:lineRule="auto"/>
         <w:ind w:left="1440" w:hanging="360"/>
-      </w:pPr>
-      <w:r>
-        <w:rPr>
-          <w:rFonts w:ascii="Arial Unicode MS" w:cs="Arial Unicode MS" w:eastAsia="Arial Unicode MS" w:hAnsi="Arial Unicode MS"/>
-          <w:color w:val="161616"/>
-          <w:sz w:val="21"/>
-          <w:szCs w:val="21"/>
-          <w:rtl w:val="0"/>
-        </w:rPr>
-        <w:t xml:space="preserve">suma las M parciales (barrera M) → promedio global → lo difunde a los filtros.</w:t>
+        <w:rPr/>
+      </w:pPr>
+      <w:sdt>
+        <w:sdtPr>
+          <w:id w:val="1782007995"/>
+          <w:tag w:val="goog_rdk_2"/>
+        </w:sdtPr>
+        <w:sdtContent>
+          <w:r>
+            <w:rPr>
+              <w:rFonts w:ascii="Arial Unicode MS" w:cs="Arial Unicode MS" w:eastAsia="Arial Unicode MS" w:hAnsi="Arial Unicode MS"/>
+              <w:color w:val="161616"/>
+              <w:sz w:val="21"/>
+              <w:szCs w:val="21"/>
+              <w:rtl w:val="0"/>
+            </w:rPr>
+            <w:t xml:space="preserve">suma las M parciales (barrera M) → promedio global → lo difunde a los filtros.</w:t>
+          </w:r>
+        </w:sdtContent>
+      </w:sdt>
+      <w:r>
+        <w:rPr>
+          <w:rtl w:val="0"/>
+        </w:rPr>
       </w:r>
     </w:p>
     <w:p>
       <w:pPr>
         <w:numPr>
           <w:ilvl w:val="0"/>
-          <w:numId w:val="8"/>
+          <w:numId w:val="18"/>
         </w:numPr>
         <w:pBdr>
           <w:top w:color="161616" w:space="0" w:sz="0" w:val="none"/>
@@ -8103,8 +8432,9 @@
           <w:between w:color="161616" w:space="0" w:sz="0" w:val="none"/>
         </w:pBdr>
         <w:shd w:fill="ffffff" w:val="clear"/>
-        <w:spacing w:after="0" w:afterAutospacing="0" w:before="0" w:beforeAutospacing="0" w:lineRule="auto"/>
+        <w:spacing w:after="0" w:before="0" w:lineRule="auto"/>
         <w:ind w:left="720" w:hanging="360"/>
+        <w:rPr/>
       </w:pPr>
       <w:r>
         <w:rPr>
@@ -8127,12 +8457,17 @@
         </w:rPr>
         <w:t xml:space="preserve">: </w:t>
       </w:r>
+      <w:r>
+        <w:rPr>
+          <w:rtl w:val="0"/>
+        </w:rPr>
+      </w:r>
     </w:p>
     <w:p>
       <w:pPr>
         <w:numPr>
           <w:ilvl w:val="1"/>
-          <w:numId w:val="8"/>
+          <w:numId w:val="18"/>
         </w:numPr>
         <w:pBdr>
           <w:top w:color="161616" w:space="0" w:sz="0" w:val="none"/>
@@ -8142,8 +8477,9 @@
           <w:between w:color="161616" w:space="0" w:sz="0" w:val="none"/>
         </w:pBdr>
         <w:shd w:fill="ffffff" w:val="clear"/>
-        <w:spacing w:after="300" w:before="0" w:beforeAutospacing="0" w:lineRule="auto"/>
+        <w:spacing w:after="300" w:before="0" w:lineRule="auto"/>
         <w:ind w:left="1440" w:hanging="360"/>
+        <w:rPr/>
       </w:pPr>
       <w:r>
         <w:rPr>
@@ -8191,6 +8527,11 @@
           <w:rtl w:val="0"/>
         </w:rPr>
         <w:t xml:space="preserve"> de los que superan el promedio.</w:t>
+      </w:r>
+      <w:r>
+        <w:rPr>
+          <w:rtl w:val="0"/>
+        </w:rPr>
       </w:r>
     </w:p>
     <w:p>
@@ -8213,7 +8554,7 @@
           <w:szCs w:val="20"/>
         </w:rPr>
       </w:pPr>
-      <w:bookmarkStart w:colFirst="0" w:colLast="0" w:name="_8r8j5tkev3ex" w:id="19"/>
+      <w:bookmarkStart w:colFirst="0" w:colLast="0" w:name="_heading=h.r2xundek97ho" w:id="19"/>
       <w:bookmarkEnd w:id="19"/>
       <w:r>
         <w:rPr>
@@ -8279,7 +8620,7 @@
       <w:pPr>
         <w:numPr>
           <w:ilvl w:val="0"/>
-          <w:numId w:val="4"/>
+          <w:numId w:val="14"/>
         </w:numPr>
         <w:pBdr>
           <w:top w:color="161616" w:space="0" w:sz="0" w:val="none"/>
@@ -8289,8 +8630,9 @@
           <w:between w:color="161616" w:space="0" w:sz="0" w:val="none"/>
         </w:pBdr>
         <w:shd w:fill="ffffff" w:val="clear"/>
-        <w:spacing w:after="0" w:afterAutospacing="0" w:before="120" w:lineRule="auto"/>
+        <w:spacing w:after="0" w:before="120" w:lineRule="auto"/>
         <w:ind w:left="720" w:hanging="360"/>
+        <w:rPr/>
       </w:pPr>
       <w:r>
         <w:rPr>
@@ -8313,12 +8655,17 @@
         </w:rPr>
         <w:t xml:space="preserve">: </w:t>
       </w:r>
+      <w:r>
+        <w:rPr>
+          <w:rtl w:val="0"/>
+        </w:rPr>
+      </w:r>
     </w:p>
     <w:p>
       <w:pPr>
         <w:numPr>
           <w:ilvl w:val="1"/>
-          <w:numId w:val="4"/>
+          <w:numId w:val="14"/>
         </w:numPr>
         <w:pBdr>
           <w:top w:color="161616" w:space="0" w:sz="0" w:val="none"/>
@@ -8328,8 +8675,9 @@
           <w:between w:color="161616" w:space="0" w:sz="0" w:val="none"/>
         </w:pBdr>
         <w:shd w:fill="ffffff" w:val="clear"/>
-        <w:spacing w:after="0" w:afterAutospacing="0" w:before="0" w:beforeAutospacing="0" w:lineRule="auto"/>
+        <w:spacing w:after="0" w:before="0" w:lineRule="auto"/>
         <w:ind w:left="1440" w:hanging="360"/>
+        <w:rPr/>
       </w:pPr>
       <w:r>
         <w:rPr>
@@ -8491,13 +8839,18 @@
           <w:rtl w:val="0"/>
         </w:rPr>
         <w:t xml:space="preserve">).</w:t>
+      </w:r>
+      <w:r>
+        <w:rPr>
+          <w:rtl w:val="0"/>
+        </w:rPr>
       </w:r>
     </w:p>
     <w:p>
       <w:pPr>
         <w:numPr>
           <w:ilvl w:val="0"/>
-          <w:numId w:val="4"/>
+          <w:numId w:val="14"/>
         </w:numPr>
         <w:pBdr>
           <w:top w:color="161616" w:space="0" w:sz="0" w:val="none"/>
@@ -8507,8 +8860,9 @@
           <w:between w:color="161616" w:space="0" w:sz="0" w:val="none"/>
         </w:pBdr>
         <w:shd w:fill="ffffff" w:val="clear"/>
-        <w:spacing w:after="0" w:afterAutospacing="0" w:before="0" w:beforeAutospacing="0" w:lineRule="auto"/>
+        <w:spacing w:after="0" w:before="0" w:lineRule="auto"/>
         <w:ind w:left="720" w:hanging="360"/>
+        <w:rPr/>
       </w:pPr>
       <w:r>
         <w:rPr>
@@ -8531,12 +8885,17 @@
         </w:rPr>
         <w:t xml:space="preserve">: </w:t>
       </w:r>
+      <w:r>
+        <w:rPr>
+          <w:rtl w:val="0"/>
+        </w:rPr>
+      </w:r>
     </w:p>
     <w:p>
       <w:pPr>
         <w:numPr>
           <w:ilvl w:val="1"/>
-          <w:numId w:val="4"/>
+          <w:numId w:val="14"/>
         </w:numPr>
         <w:pBdr>
           <w:top w:color="161616" w:space="0" w:sz="0" w:val="none"/>
@@ -8546,8 +8905,9 @@
           <w:between w:color="161616" w:space="0" w:sz="0" w:val="none"/>
         </w:pBdr>
         <w:shd w:fill="ffffff" w:val="clear"/>
-        <w:spacing w:after="300" w:before="0" w:beforeAutospacing="0" w:lineRule="auto"/>
+        <w:spacing w:after="300" w:before="0" w:lineRule="auto"/>
         <w:ind w:left="1440" w:hanging="360"/>
+        <w:rPr/>
       </w:pPr>
       <w:r>
         <w:rPr>
@@ -8690,6 +9050,11 @@
           <w:rtl w:val="0"/>
         </w:rPr>
         <w:t xml:space="preserve">).</w:t>
+      </w:r>
+      <w:r>
+        <w:rPr>
+          <w:rtl w:val="0"/>
+        </w:rPr>
       </w:r>
     </w:p>
     <w:p>
@@ -8761,7 +9126,7 @@
       <w:pPr>
         <w:numPr>
           <w:ilvl w:val="0"/>
-          <w:numId w:val="6"/>
+          <w:numId w:val="16"/>
         </w:numPr>
         <w:pBdr>
           <w:top w:color="161616" w:space="0" w:sz="0" w:val="none"/>
@@ -8771,8 +9136,9 @@
           <w:between w:color="161616" w:space="0" w:sz="0" w:val="none"/>
         </w:pBdr>
         <w:shd w:fill="ffffff" w:val="clear"/>
-        <w:spacing w:after="0" w:afterAutospacing="0" w:before="120" w:lineRule="auto"/>
+        <w:spacing w:after="0" w:before="120" w:lineRule="auto"/>
         <w:ind w:left="720" w:hanging="360"/>
+        <w:rPr/>
       </w:pPr>
       <w:r>
         <w:rPr>
@@ -8814,12 +9180,17 @@
         </w:rPr>
         <w:t xml:space="preserve">): abrir conexión/canal, declarar y publicar/consumir colas y exchanges, ACK/NACK. </w:t>
       </w:r>
+      <w:r>
+        <w:rPr>
+          <w:rtl w:val="0"/>
+        </w:rPr>
+      </w:r>
     </w:p>
     <w:p>
       <w:pPr>
         <w:numPr>
           <w:ilvl w:val="0"/>
-          <w:numId w:val="6"/>
+          <w:numId w:val="16"/>
         </w:numPr>
         <w:pBdr>
           <w:top w:color="161616" w:space="0" w:sz="0" w:val="none"/>
@@ -8829,8 +9200,9 @@
           <w:between w:color="161616" w:space="0" w:sz="0" w:val="none"/>
         </w:pBdr>
         <w:shd w:fill="ffffff" w:val="clear"/>
-        <w:spacing w:after="0" w:afterAutospacing="0" w:before="0" w:beforeAutospacing="0" w:lineRule="auto"/>
+        <w:spacing w:after="0" w:before="0" w:lineRule="auto"/>
         <w:ind w:left="720" w:hanging="360"/>
+        <w:rPr/>
       </w:pPr>
       <w:r>
         <w:rPr>
@@ -8853,12 +9225,17 @@
         </w:rPr>
         <w:t xml:space="preserve">: primitivas de coordinación de grupos, construidas sobre el broker:</w:t>
       </w:r>
+      <w:r>
+        <w:rPr>
+          <w:rtl w:val="0"/>
+        </w:rPr>
+      </w:r>
     </w:p>
     <w:p>
       <w:pPr>
         <w:numPr>
           <w:ilvl w:val="1"/>
-          <w:numId w:val="6"/>
+          <w:numId w:val="16"/>
         </w:numPr>
         <w:pBdr>
           <w:top w:color="161616" w:space="0" w:sz="0" w:val="none"/>
@@ -8868,8 +9245,9 @@
           <w:between w:color="161616" w:space="0" w:sz="0" w:val="none"/>
         </w:pBdr>
         <w:shd w:fill="ffffff" w:val="clear"/>
-        <w:spacing w:after="0" w:afterAutospacing="0" w:before="0" w:beforeAutospacing="0" w:lineRule="auto"/>
+        <w:spacing w:after="0" w:before="0" w:lineRule="auto"/>
         <w:ind w:left="1440" w:hanging="360"/>
+        <w:rPr/>
       </w:pPr>
       <w:r>
         <w:rPr>
@@ -8903,12 +9281,17 @@
         </w:rPr>
         <w:t xml:space="preserve"> combinar parciales por clave entre réplicas.</w:t>
       </w:r>
+      <w:r>
+        <w:rPr>
+          <w:rtl w:val="0"/>
+        </w:rPr>
+      </w:r>
     </w:p>
     <w:p>
       <w:pPr>
         <w:numPr>
           <w:ilvl w:val="1"/>
-          <w:numId w:val="6"/>
+          <w:numId w:val="16"/>
         </w:numPr>
         <w:pBdr>
           <w:top w:color="161616" w:space="0" w:sz="0" w:val="none"/>
@@ -8918,8 +9301,9 @@
           <w:between w:color="161616" w:space="0" w:sz="0" w:val="none"/>
         </w:pBdr>
         <w:shd w:fill="ffffff" w:val="clear"/>
-        <w:spacing w:after="0" w:afterAutospacing="0" w:before="0" w:beforeAutospacing="0" w:lineRule="auto"/>
+        <w:spacing w:after="0" w:before="0" w:lineRule="auto"/>
         <w:ind w:left="1440" w:hanging="360"/>
+        <w:rPr/>
       </w:pPr>
       <w:r>
         <w:rPr>
@@ -8965,12 +9349,17 @@
         </w:rPr>
         <w:t xml:space="preserve">: reunir o difundir un valor global.</w:t>
       </w:r>
+      <w:r>
+        <w:rPr>
+          <w:rtl w:val="0"/>
+        </w:rPr>
+      </w:r>
     </w:p>
     <w:p>
       <w:pPr>
         <w:numPr>
           <w:ilvl w:val="1"/>
-          <w:numId w:val="6"/>
+          <w:numId w:val="16"/>
         </w:numPr>
         <w:pBdr>
           <w:top w:color="161616" w:space="0" w:sz="0" w:val="none"/>
@@ -8980,8 +9369,9 @@
           <w:between w:color="161616" w:space="0" w:sz="0" w:val="none"/>
         </w:pBdr>
         <w:shd w:fill="ffffff" w:val="clear"/>
-        <w:spacing w:after="480" w:before="0" w:beforeAutospacing="0" w:lineRule="auto"/>
+        <w:spacing w:after="480" w:before="0" w:lineRule="auto"/>
         <w:ind w:left="1440" w:hanging="360"/>
+        <w:rPr/>
       </w:pPr>
       <w:r>
         <w:rPr>
@@ -9014,6 +9404,11 @@
           <w:rtl w:val="0"/>
         </w:rPr>
         <w:t xml:space="preserve">esperar que N/M réplicas cierren antes de continuar. Oculta la complejidad de la comunicación por grupos a los controllers.</w:t>
+      </w:r>
+      <w:r>
+        <w:rPr>
+          <w:rtl w:val="0"/>
+        </w:rPr>
       </w:r>
     </w:p>
     <w:p>
@@ -9067,8 +9462,9 @@
           <w:between w:color="161616" w:space="0" w:sz="0" w:val="none"/>
         </w:pBdr>
         <w:shd w:fill="ffffff" w:val="clear"/>
-        <w:spacing w:after="0" w:afterAutospacing="0" w:before="120" w:lineRule="auto"/>
+        <w:spacing w:after="0" w:before="120" w:lineRule="auto"/>
         <w:ind w:left="720" w:hanging="360"/>
+        <w:rPr/>
       </w:pPr>
       <w:r>
         <w:rPr>
@@ -9090,6 +9486,11 @@
           <w:rtl w:val="0"/>
         </w:rPr>
         <w:t xml:space="preserve"> (entre cliente y gateway):</w:t>
+      </w:r>
+      <w:r>
+        <w:rPr>
+          <w:rtl w:val="0"/>
+        </w:rPr>
       </w:r>
     </w:p>
     <w:p>
@@ -9106,8 +9507,9 @@
           <w:between w:color="161616" w:space="0" w:sz="0" w:val="none"/>
         </w:pBdr>
         <w:shd w:fill="ffffff" w:val="clear"/>
-        <w:spacing w:after="0" w:afterAutospacing="0" w:before="0" w:beforeAutospacing="0" w:lineRule="auto"/>
+        <w:spacing w:after="0" w:before="0" w:lineRule="auto"/>
         <w:ind w:left="1440" w:hanging="360"/>
+        <w:rPr/>
       </w:pPr>
       <w:r>
         <w:rPr>
@@ -9206,6 +9608,11 @@
           <w:rtl w:val="0"/>
         </w:rPr>
         <w:t xml:space="preserve">) prefijo de largo para delimitar mensajes sobre TCP.</w:t>
+      </w:r>
+      <w:r>
+        <w:rPr>
+          <w:rtl w:val="0"/>
+        </w:rPr>
       </w:r>
     </w:p>
     <w:p>
@@ -9222,8 +9629,9 @@
           <w:between w:color="161616" w:space="0" w:sz="0" w:val="none"/>
         </w:pBdr>
         <w:shd w:fill="ffffff" w:val="clear"/>
-        <w:spacing w:after="0" w:afterAutospacing="0" w:before="0" w:beforeAutospacing="0" w:lineRule="auto"/>
+        <w:spacing w:after="0" w:before="0" w:lineRule="auto"/>
         <w:ind w:left="1440" w:hanging="360"/>
+        <w:rPr/>
       </w:pPr>
       <w:r>
         <w:rPr>
@@ -9245,6 +9653,11 @@
           <w:rtl w:val="0"/>
         </w:rPr>
         <w:t xml:space="preserve">: serializacion de paquetes externos.</w:t>
+      </w:r>
+      <w:r>
+        <w:rPr>
+          <w:rtl w:val="0"/>
+        </w:rPr>
       </w:r>
     </w:p>
     <w:p>
@@ -9261,8 +9674,9 @@
           <w:between w:color="161616" w:space="0" w:sz="0" w:val="none"/>
         </w:pBdr>
         <w:shd w:fill="ffffff" w:val="clear"/>
-        <w:spacing w:after="0" w:afterAutospacing="0" w:before="0" w:beforeAutospacing="0" w:lineRule="auto"/>
+        <w:spacing w:after="0" w:before="0" w:lineRule="auto"/>
         <w:ind w:left="720" w:hanging="360"/>
+        <w:rPr/>
       </w:pPr>
       <w:r>
         <w:rPr>
@@ -9284,6 +9698,11 @@
           <w:rtl w:val="0"/>
         </w:rPr>
         <w:t xml:space="preserve"> (entre procesos):</w:t>
+      </w:r>
+      <w:r>
+        <w:rPr>
+          <w:rtl w:val="0"/>
+        </w:rPr>
       </w:r>
     </w:p>
     <w:p>
@@ -9300,8 +9719,9 @@
           <w:between w:color="161616" w:space="0" w:sz="0" w:val="none"/>
         </w:pBdr>
         <w:shd w:fill="ffffff" w:val="clear"/>
-        <w:spacing w:after="0" w:afterAutospacing="0" w:before="0" w:beforeAutospacing="0" w:lineRule="auto"/>
+        <w:spacing w:after="0" w:before="0" w:lineRule="auto"/>
         <w:ind w:left="1440" w:hanging="360"/>
+        <w:rPr/>
       </w:pPr>
       <w:r>
         <w:rPr>
@@ -9323,6 +9743,11 @@
           <w:rtl w:val="0"/>
         </w:rPr>
         <w:t xml:space="preserve">: define los mensajes de ingesta (Gateway a workers), con la proyección según tipo (para las distintas queries).</w:t>
+      </w:r>
+      <w:r>
+        <w:rPr>
+          <w:rtl w:val="0"/>
+        </w:rPr>
       </w:r>
     </w:p>
     <w:p>
@@ -9339,8 +9764,9 @@
           <w:between w:color="161616" w:space="0" w:sz="0" w:val="none"/>
         </w:pBdr>
         <w:shd w:fill="ffffff" w:val="clear"/>
-        <w:spacing w:after="0" w:afterAutospacing="0" w:before="0" w:beforeAutospacing="0" w:lineRule="auto"/>
+        <w:spacing w:after="0" w:before="0" w:lineRule="auto"/>
         <w:ind w:left="1440" w:hanging="360"/>
+        <w:rPr/>
       </w:pPr>
       <w:r>
         <w:rPr>
@@ -9362,6 +9788,11 @@
           <w:rtl w:val="0"/>
         </w:rPr>
         <w:t xml:space="preserve">: define los mensajes de retorno (workers al Gateway), las partes de resultado.</w:t>
+      </w:r>
+      <w:r>
+        <w:rPr>
+          <w:rtl w:val="0"/>
+        </w:rPr>
       </w:r>
     </w:p>
     <w:p>
@@ -9378,8 +9809,9 @@
           <w:between w:color="161616" w:space="0" w:sz="0" w:val="none"/>
         </w:pBdr>
         <w:shd w:fill="ffffff" w:val="clear"/>
-        <w:spacing w:after="480" w:before="0" w:beforeAutospacing="0" w:lineRule="auto"/>
+        <w:spacing w:after="480" w:before="0" w:lineRule="auto"/>
         <w:ind w:left="1440" w:hanging="360"/>
+        <w:rPr/>
       </w:pPr>
       <w:r>
         <w:rPr>
@@ -9401,6 +9833,11 @@
           <w:rtl w:val="0"/>
         </w:rPr>
         <w:t xml:space="preserve">: codificación de los DTOs internos.</w:t>
+      </w:r>
+      <w:r>
+        <w:rPr>
+          <w:rtl w:val="0"/>
+        </w:rPr>
       </w:r>
     </w:p>
     <w:p>
@@ -9432,12 +9869,12 @@
         <w:pStyle w:val="Heading1"/>
         <w:numPr>
           <w:ilvl w:val="0"/>
-          <w:numId w:val="2"/>
+          <w:numId w:val="12"/>
         </w:numPr>
         <w:ind w:left="720" w:hanging="360"/>
         <w:rPr/>
       </w:pPr>
-      <w:bookmarkStart w:colFirst="0" w:colLast="0" w:name="_asw12gi3z3jn" w:id="20"/>
+      <w:bookmarkStart w:colFirst="0" w:colLast="0" w:name="_heading=h.ek6slhgd28vu" w:id="20"/>
       <w:bookmarkEnd w:id="20"/>
       <w:r>
         <w:rPr>
@@ -9473,7 +9910,7 @@
         <w:pStyle w:val="Heading2"/>
         <w:rPr/>
       </w:pPr>
-      <w:bookmarkStart w:colFirst="0" w:colLast="0" w:name="_t9dumb3yuzkq" w:id="21"/>
+      <w:bookmarkStart w:colFirst="0" w:colLast="0" w:name="_heading=h.6oaawnnaym0q" w:id="21"/>
       <w:bookmarkEnd w:id="21"/>
       <w:r>
         <w:rPr>
@@ -9492,16 +9929,16 @@
           <wp:inline distB="114300" distT="114300" distL="114300" distR="114300">
             <wp:extent cx="5731200" cy="2984500"/>
             <wp:effectExtent b="0" l="0" r="0" t="0"/>
-            <wp:docPr id="12" name="image10.jpg"/>
+            <wp:docPr id="35" name="image14.jpg"/>
             <a:graphic>
               <a:graphicData uri="http://schemas.openxmlformats.org/drawingml/2006/picture">
                 <pic:pic>
                   <pic:nvPicPr>
-                    <pic:cNvPr id="0" name="image10.jpg"/>
+                    <pic:cNvPr id="0" name="image14.jpg"/>
                     <pic:cNvPicPr preferRelativeResize="0"/>
                   </pic:nvPicPr>
                   <pic:blipFill>
-                    <a:blip r:embed="rId21"/>
+                    <a:blip r:embed="rId25"/>
                     <a:srcRect b="0" l="0" r="0" t="0"/>
                     <a:stretch>
                       <a:fillRect/>
@@ -9560,27 +9997,13 @@
           <w:bCs w:val="1"/>
           <w:rtl w:val="0"/>
         </w:rPr>
-        <w:t xml:space="preserve">Nodo Client </w:t>
-      </w:r>
-      <w:r>
-        <w:rPr>
-          <w:b w:val="1"/>
-          <w:bCs w:val="1"/>
-          <w:rtl w:val="0"/>
-        </w:rPr>
-        <w:t xml:space="preserve">{1..*}</w:t>
-      </w:r>
-      <w:r>
-        <w:rPr>
-          <w:rtl w:val="0"/>
-        </w:rPr>
-        <w:t xml:space="preserve"> representa los hosts de los usuarios que alimentan el sistema. Puede existir más de una instancia simultánea, cada una ejecutando el mismo contenedor </w:t>
-      </w:r>
-      <w:r>
-        <w:rPr>
-          <w:rtl w:val="0"/>
-        </w:rPr>
-        <w:t xml:space="preserve">docker.</w:t>
+        <w:t xml:space="preserve">Nodo Client {1..*}</w:t>
+      </w:r>
+      <w:r>
+        <w:rPr>
+          <w:rtl w:val="0"/>
+        </w:rPr>
+        <w:t xml:space="preserve"> representa los hosts de los usuarios que alimentan el sistema. Puede existir más de una instancia simultánea, cada una ejecutando el mismo contenedor docker.</w:t>
       </w:r>
     </w:p>
     <w:p>
@@ -9602,23 +10025,57 @@
           <w:iCs w:val="1"/>
           <w:rtl w:val="0"/>
         </w:rPr>
-        <w:t xml:space="preserve">.</w:t>
-      </w:r>
+        <w:t xml:space="preserve">.parquet</w:t>
+      </w:r>
+      <w:r>
+        <w:rPr>
+          <w:rtl w:val="0"/>
+        </w:rPr>
+        <w:t xml:space="preserve"> del sistema de archivos local y los transmite al Gateway mediante una conexión TCP/IP a través de un Socket</w:t>
+      </w:r>
+    </w:p>
+    <w:p>
+      <w:pPr>
+        <w:spacing w:after="240" w:before="240" w:lineRule="auto"/>
+        <w:rPr/>
+      </w:pPr>
       <w:r>
         <w:rPr>
           <w:b w:val="1"/>
           <w:bCs w:val="1"/>
-          <w:i w:val="1"/>
-          <w:iCs w:val="1"/>
-          <w:rtl w:val="0"/>
-        </w:rPr>
-        <w:t xml:space="preserve">parquet</w:t>
-      </w:r>
-      <w:r>
-        <w:rPr>
-          <w:rtl w:val="0"/>
-        </w:rPr>
-        <w:t xml:space="preserve"> del sistema de archivos local y los transmite al Gateway mediante una conexión TCP/IP a través de un Socket</w:t>
+          <w:rtl w:val="0"/>
+        </w:rPr>
+        <w:t xml:space="preserve">Nodo Gateway {1}</w:t>
+      </w:r>
+      <w:r>
+        <w:rPr>
+          <w:rtl w:val="0"/>
+        </w:rPr>
+        <w:t xml:space="preserve"> actúa como único punto de entrada al sistema distribuido. </w:t>
+      </w:r>
+    </w:p>
+    <w:p>
+      <w:pPr>
+        <w:spacing w:after="240" w:before="240" w:lineRule="auto"/>
+        <w:rPr/>
+      </w:pPr>
+      <w:r>
+        <w:rPr>
+          <w:rtl w:val="0"/>
+        </w:rPr>
+        <w:t xml:space="preserve">Sistema dentro del cual corre el proceso Gateway, responsable de recibir las transacciones enviadas por los clientes, parsearlas, validarlas y publicarlas en el broker de mensajería correspondiente a cada query.</w:t>
+      </w:r>
+    </w:p>
+    <w:p>
+      <w:pPr>
+        <w:spacing w:after="240" w:before="240" w:lineRule="auto"/>
+        <w:rPr/>
+      </w:pPr>
+      <w:r>
+        <w:rPr>
+          <w:rtl w:val="0"/>
+        </w:rPr>
+        <w:t xml:space="preserve">Una vez que el sistema finaliza el procesamiento, el Gateway recibe los resultados finales desde el Nodo Join y los devuelve al cliente correspondiente, cerrando el ciclo TCP/IP.</w:t>
       </w:r>
     </w:p>
     <w:p>
@@ -9632,131 +10089,51 @@
           <w:bCs w:val="1"/>
           <w:rtl w:val="0"/>
         </w:rPr>
-        <w:t xml:space="preserve">Nodo Gateway </w:t>
-      </w:r>
+        <w:t xml:space="preserve">Nodo Middleware {1}</w:t>
+      </w:r>
+      <w:r>
+        <w:rPr>
+          <w:rtl w:val="0"/>
+        </w:rPr>
+        <w:t xml:space="preserve"> aloja el broker RabbitMQ.</w:t>
+      </w:r>
+    </w:p>
+    <w:p>
+      <w:pPr>
+        <w:spacing w:after="240" w:before="240" w:lineRule="auto"/>
+        <w:rPr/>
+      </w:pPr>
+      <w:r>
+        <w:rPr>
+          <w:rtl w:val="0"/>
+        </w:rPr>
+        <w:t xml:space="preserve">Este nodo centraliza toda la comunicación asincrónica del sistema a través de AMQP. </w:t>
+      </w:r>
+    </w:p>
+    <w:p>
+      <w:pPr>
+        <w:spacing w:after="240" w:before="240" w:lineRule="auto"/>
+        <w:rPr/>
+      </w:pPr>
+      <w:r>
+        <w:rPr>
+          <w:rtl w:val="0"/>
+        </w:rPr>
+        <w:t xml:space="preserve">Contiene el conjunto completo de queues y exchanges que coordinan el flujo de datos entre los demás nodos. Ningún nodo se comunica directamente con otro: todo el tráfico pasa por este broker.</w:t>
+      </w:r>
+    </w:p>
+    <w:p>
+      <w:pPr>
+        <w:spacing w:after="240" w:before="240" w:lineRule="auto"/>
+        <w:rPr/>
+      </w:pPr>
       <w:r>
         <w:rPr>
           <w:b w:val="1"/>
           <w:bCs w:val="1"/>
           <w:rtl w:val="0"/>
         </w:rPr>
-        <w:t xml:space="preserve">{1}</w:t>
-      </w:r>
-      <w:r>
-        <w:rPr>
-          <w:rtl w:val="0"/>
-        </w:rPr>
-        <w:t xml:space="preserve"> actúa como único punto de entrada al sistema distribuido. </w:t>
-      </w:r>
-    </w:p>
-    <w:p>
-      <w:pPr>
-        <w:spacing w:after="240" w:before="240" w:lineRule="auto"/>
-        <w:rPr/>
-      </w:pPr>
-      <w:r>
-        <w:rPr>
-          <w:rtl w:val="0"/>
-        </w:rPr>
-        <w:t xml:space="preserve">Sistema dentro del cual corre el proceso Gateway, responsable de recibir las transacciones enviadas por los clientes, </w:t>
-      </w:r>
-      <w:r>
-        <w:rPr>
-          <w:rtl w:val="0"/>
-        </w:rPr>
-        <w:t xml:space="preserve">parsearlas</w:t>
-      </w:r>
-      <w:r>
-        <w:rPr>
-          <w:rtl w:val="0"/>
-        </w:rPr>
-        <w:t xml:space="preserve">, validarlas y publicarlas en el broker de mensajería correspondiente a cada query.</w:t>
-      </w:r>
-    </w:p>
-    <w:p>
-      <w:pPr>
-        <w:spacing w:after="240" w:before="240" w:lineRule="auto"/>
-        <w:rPr/>
-      </w:pPr>
-      <w:r>
-        <w:rPr>
-          <w:rtl w:val="0"/>
-        </w:rPr>
-        <w:t xml:space="preserve">Una vez que el sistema finaliza el procesamiento, el Gateway recibe los resultados finales desde el Nodo Join y los devuelve al cliente correspondiente, cerrando el ciclo TCP/IP.</w:t>
-      </w:r>
-    </w:p>
-    <w:p>
-      <w:pPr>
-        <w:spacing w:after="240" w:before="240" w:lineRule="auto"/>
-        <w:rPr/>
-      </w:pPr>
-      <w:r>
-        <w:rPr>
-          <w:b w:val="1"/>
-          <w:bCs w:val="1"/>
-          <w:rtl w:val="0"/>
-        </w:rPr>
-        <w:t xml:space="preserve">Nodo Middleware </w:t>
-      </w:r>
-      <w:r>
-        <w:rPr>
-          <w:b w:val="1"/>
-          <w:bCs w:val="1"/>
-          <w:rtl w:val="0"/>
-        </w:rPr>
-        <w:t xml:space="preserve">{1}</w:t>
-      </w:r>
-      <w:r>
-        <w:rPr>
-          <w:rtl w:val="0"/>
-        </w:rPr>
-        <w:t xml:space="preserve"> aloja el broker RabbitMQ.</w:t>
-      </w:r>
-    </w:p>
-    <w:p>
-      <w:pPr>
-        <w:spacing w:after="240" w:before="240" w:lineRule="auto"/>
-        <w:rPr/>
-      </w:pPr>
-      <w:r>
-        <w:rPr>
-          <w:rtl w:val="0"/>
-        </w:rPr>
-        <w:t xml:space="preserve">Este nodo centraliza toda la comunicación asincrónica del sistema a través de AMQP. </w:t>
-      </w:r>
-    </w:p>
-    <w:p>
-      <w:pPr>
-        <w:spacing w:after="240" w:before="240" w:lineRule="auto"/>
-        <w:rPr/>
-      </w:pPr>
-      <w:r>
-        <w:rPr>
-          <w:rtl w:val="0"/>
-        </w:rPr>
-        <w:t xml:space="preserve">Contiene el conjunto completo de queues y exchanges que coordinan el flujo de datos entre los demás nodos. Ningún nodo se comunica directamente con otro: todo el tráfico pasa por este broker.</w:t>
-      </w:r>
-    </w:p>
-    <w:p>
-      <w:pPr>
-        <w:spacing w:after="240" w:before="240" w:lineRule="auto"/>
-        <w:rPr/>
-      </w:pPr>
-      <w:r>
-        <w:rPr>
-          <w:b w:val="1"/>
-          <w:bCs w:val="1"/>
-          <w:rtl w:val="0"/>
-        </w:rPr>
-        <w:t xml:space="preserve">Nodo Workers </w:t>
-      </w:r>
-      <w:r>
-        <w:rPr>
-          <w:b w:val="1"/>
-          <w:bCs w:val="1"/>
-          <w:rtl w:val="0"/>
-        </w:rPr>
-        <w:t xml:space="preserve">{1..*}</w:t>
+        <w:t xml:space="preserve">Nodo Workers {1..*}</w:t>
       </w:r>
       <w:r>
         <w:rPr>
@@ -9781,76 +10158,88 @@
       <w:pPr>
         <w:numPr>
           <w:ilvl w:val="0"/>
-          <w:numId w:val="17"/>
+          <w:numId w:val="9"/>
         </w:numPr>
-        <w:spacing w:after="0" w:afterAutospacing="0" w:before="240" w:lineRule="auto"/>
+        <w:spacing w:after="0" w:before="240" w:lineRule="auto"/>
         <w:ind w:left="720" w:hanging="360"/>
-        <w:rPr>
-          <w:u w:val="none"/>
-        </w:rPr>
+        <w:rPr/>
       </w:pPr>
       <w:r>
         <w:rPr>
           <w:rtl w:val="0"/>
         </w:rPr>
         <w:t xml:space="preserve">Tokenizer</w:t>
+      </w:r>
+      <w:r>
+        <w:rPr>
+          <w:rtl w:val="0"/>
+        </w:rPr>
       </w:r>
     </w:p>
     <w:p>
       <w:pPr>
         <w:numPr>
           <w:ilvl w:val="0"/>
-          <w:numId w:val="17"/>
+          <w:numId w:val="9"/>
         </w:numPr>
-        <w:spacing w:after="0" w:afterAutospacing="0" w:before="0" w:beforeAutospacing="0" w:lineRule="auto"/>
+        <w:spacing w:after="0" w:before="0" w:lineRule="auto"/>
         <w:ind w:left="720" w:hanging="360"/>
-        <w:rPr>
-          <w:u w:val="none"/>
-        </w:rPr>
+        <w:rPr/>
       </w:pPr>
       <w:r>
         <w:rPr>
           <w:rtl w:val="0"/>
         </w:rPr>
         <w:t xml:space="preserve">Joiner</w:t>
+      </w:r>
+      <w:r>
+        <w:rPr>
+          <w:rtl w:val="0"/>
+        </w:rPr>
       </w:r>
     </w:p>
     <w:p>
       <w:pPr>
         <w:numPr>
           <w:ilvl w:val="0"/>
-          <w:numId w:val="17"/>
+          <w:numId w:val="9"/>
         </w:numPr>
-        <w:spacing w:after="0" w:afterAutospacing="0" w:before="0" w:beforeAutospacing="0" w:lineRule="auto"/>
+        <w:spacing w:after="0" w:before="0" w:lineRule="auto"/>
         <w:ind w:left="720" w:hanging="360"/>
-        <w:rPr>
-          <w:u w:val="none"/>
-        </w:rPr>
+        <w:rPr/>
       </w:pPr>
       <w:r>
         <w:rPr>
           <w:rtl w:val="0"/>
         </w:rPr>
         <w:t xml:space="preserve">Filter</w:t>
+      </w:r>
+      <w:r>
+        <w:rPr>
+          <w:rtl w:val="0"/>
+        </w:rPr>
       </w:r>
     </w:p>
     <w:p>
       <w:pPr>
         <w:numPr>
           <w:ilvl w:val="0"/>
-          <w:numId w:val="17"/>
+          <w:numId w:val="9"/>
         </w:numPr>
-        <w:spacing w:after="240" w:before="0" w:beforeAutospacing="0" w:lineRule="auto"/>
+        <w:spacing w:after="240" w:before="0" w:lineRule="auto"/>
         <w:ind w:left="720" w:hanging="360"/>
-        <w:rPr>
-          <w:u w:val="none"/>
-        </w:rPr>
+        <w:rPr/>
       </w:pPr>
       <w:r>
         <w:rPr>
           <w:rtl w:val="0"/>
         </w:rPr>
         <w:t xml:space="preserve">Joiner</w:t>
+      </w:r>
+      <w:r>
+        <w:rPr>
+          <w:rtl w:val="0"/>
+        </w:rPr>
       </w:r>
     </w:p>
     <w:p>
@@ -9878,12 +10267,12 @@
         <w:pStyle w:val="Heading1"/>
         <w:numPr>
           <w:ilvl w:val="0"/>
-          <w:numId w:val="2"/>
+          <w:numId w:val="12"/>
         </w:numPr>
         <w:ind w:left="720" w:hanging="360"/>
         <w:rPr/>
       </w:pPr>
-      <w:bookmarkStart w:colFirst="0" w:colLast="0" w:name="_cdkpvcpvxryl" w:id="22"/>
+      <w:bookmarkStart w:colFirst="0" w:colLast="0" w:name="_heading=h.ddgi6d9wlf7k" w:id="22"/>
       <w:bookmarkEnd w:id="22"/>
       <w:r>
         <w:rPr>
@@ -9907,7 +10296,7 @@
         <w:pStyle w:val="Heading2"/>
         <w:rPr/>
       </w:pPr>
-      <w:bookmarkStart w:colFirst="0" w:colLast="0" w:name="_6zcwkhw42pwl" w:id="23"/>
+      <w:bookmarkStart w:colFirst="0" w:colLast="0" w:name="_heading=h.ezl4b07tvzbr" w:id="23"/>
       <w:bookmarkEnd w:id="23"/>
       <w:r>
         <w:rPr>
@@ -10022,16 +10411,7 @@
           <w:szCs w:val="21"/>
           <w:rtl w:val="0"/>
         </w:rPr>
-        <w:t xml:space="preserve">4. El último batch </w:t>
-      </w:r>
-      <w:r>
-        <w:rPr>
-          <w:color w:val="161616"/>
-          <w:sz w:val="21"/>
-          <w:szCs w:val="21"/>
-          <w:rtl w:val="0"/>
-        </w:rPr>
-        <w:t xml:space="preserve">indica</w:t>
+        <w:t xml:space="preserve">4. El último batch indica</w:t>
       </w:r>
       <w:r>
         <w:rPr>
@@ -10089,19 +10469,13 @@
           <w:szCs w:val="20"/>
         </w:rPr>
       </w:pPr>
-      <w:bookmarkStart w:colFirst="0" w:colLast="0" w:name="_wef5ry9qo3j0" w:id="24"/>
+      <w:bookmarkStart w:colFirst="0" w:colLast="0" w:name="_heading=h.2lw3bxlz9jj5" w:id="24"/>
       <w:bookmarkEnd w:id="24"/>
       <w:r>
         <w:rPr>
           <w:rtl w:val="0"/>
         </w:rPr>
-        <w:t xml:space="preserve">Escenario 2 – </w:t>
-      </w:r>
-      <w:r>
-        <w:rPr>
-          <w:rtl w:val="0"/>
-        </w:rPr>
-        <w:t xml:space="preserve">Recibir resultados por partes.</w:t>
+        <w:t xml:space="preserve">Escenario 2 – Recibir resultados por partes.</w:t>
       </w:r>
       <w:r>
         <w:rPr>
@@ -10232,11 +10606,6 @@
         </w:rPr>
         <w:t xml:space="preserve"> </w:t>
       </w:r>
-      <w:r>
-        <w:rPr>
-          <w:rtl w:val="0"/>
-        </w:rPr>
-      </w:r>
     </w:p>
     <w:p>
       <w:pPr>
@@ -10264,16 +10633,7 @@
           <w:szCs w:val="21"/>
           <w:rtl w:val="0"/>
         </w:rPr>
-        <w:t xml:space="preserve">Cliente r</w:t>
-      </w:r>
-      <w:r>
-        <w:rPr>
-          <w:color w:val="161616"/>
-          <w:sz w:val="21"/>
-          <w:szCs w:val="21"/>
-          <w:rtl w:val="0"/>
-        </w:rPr>
-        <w:t xml:space="preserve">ecibió las 5 consultas completas.</w:t>
+        <w:t xml:space="preserve">Cliente recibió las 5 consultas completas.</w:t>
       </w:r>
       <w:r>
         <w:rPr>
@@ -10366,10 +10726,11 @@
       <w:pPr>
         <w:numPr>
           <w:ilvl w:val="0"/>
-          <w:numId w:val="11"/>
+          <w:numId w:val="3"/>
         </w:numPr>
-        <w:spacing w:after="0" w:afterAutospacing="0" w:before="240" w:lineRule="auto"/>
+        <w:spacing w:after="0" w:before="240" w:lineRule="auto"/>
         <w:ind w:left="720" w:hanging="360"/>
+        <w:rPr/>
       </w:pPr>
       <w:r>
         <w:rPr>
@@ -10379,16 +10740,22 @@
           <w:rtl w:val="0"/>
         </w:rPr>
         <w:t xml:space="preserve">Llega SIGTERM.</w:t>
+      </w:r>
+      <w:r>
+        <w:rPr>
+          <w:rtl w:val="0"/>
+        </w:rPr>
       </w:r>
     </w:p>
     <w:p>
       <w:pPr>
         <w:numPr>
           <w:ilvl w:val="0"/>
-          <w:numId w:val="11"/>
+          <w:numId w:val="3"/>
         </w:numPr>
-        <w:spacing w:after="0" w:afterAutospacing="0" w:before="0" w:beforeAutospacing="0" w:lineRule="auto"/>
+        <w:spacing w:after="0" w:before="0" w:lineRule="auto"/>
         <w:ind w:left="720" w:hanging="360"/>
+        <w:rPr/>
       </w:pPr>
       <w:r>
         <w:rPr>
@@ -10398,15 +10765,20 @@
           <w:rtl w:val="0"/>
         </w:rPr>
         <w:t xml:space="preserve">Cada proceso deja de consumir, espera sus hilos y cierra recursos.</w:t>
+      </w:r>
+      <w:r>
+        <w:rPr>
+          <w:rtl w:val="0"/>
+        </w:rPr>
       </w:r>
     </w:p>
     <w:p>
       <w:pPr>
         <w:numPr>
           <w:ilvl w:val="0"/>
-          <w:numId w:val="11"/>
+          <w:numId w:val="3"/>
         </w:numPr>
-        <w:spacing w:after="240" w:before="0" w:beforeAutospacing="0" w:lineRule="auto"/>
+        <w:spacing w:after="240" w:before="0" w:lineRule="auto"/>
         <w:ind w:left="720" w:hanging="360"/>
         <w:rPr/>
       </w:pPr>
@@ -10424,11 +10796,6 @@
           <w:rtl w:val="0"/>
         </w:rPr>
         <w:t xml:space="preserve"> </w:t>
-      </w:r>
-      <w:r>
-        <w:rPr>
-          <w:rtl w:val="0"/>
-        </w:rPr>
       </w:r>
     </w:p>
     <w:p>
@@ -10456,12 +10823,12 @@
         <w:pStyle w:val="Heading1"/>
         <w:numPr>
           <w:ilvl w:val="0"/>
-          <w:numId w:val="2"/>
+          <w:numId w:val="12"/>
         </w:numPr>
         <w:ind w:left="720" w:hanging="360"/>
         <w:rPr/>
       </w:pPr>
-      <w:bookmarkStart w:colFirst="0" w:colLast="0" w:name="_txwe5ycmovhp" w:id="25"/>
+      <w:bookmarkStart w:colFirst="0" w:colLast="0" w:name="_heading=h.gzmgtqw57o1s" w:id="25"/>
       <w:bookmarkEnd w:id="25"/>
       <w:r>
         <w:rPr>
@@ -10526,10 +10893,10 @@
         <w:keepNext w:val="0"/>
         <w:keepLines w:val="0"/>
         <w:pBdr>
-          <w:top w:color="auto" w:space="0" w:sz="0" w:val="none"/>
-          <w:left w:color="auto" w:space="0" w:sz="0" w:val="none"/>
-          <w:bottom w:color="auto" w:space="5" w:sz="0" w:val="none"/>
-          <w:right w:color="auto" w:space="0" w:sz="0" w:val="none"/>
+          <w:top w:color="000000" w:space="0" w:sz="0" w:val="none"/>
+          <w:left w:color="000000" w:space="0" w:sz="0" w:val="none"/>
+          <w:bottom w:color="000000" w:space="5" w:sz="0" w:val="none"/>
+          <w:right w:color="000000" w:space="0" w:sz="0" w:val="none"/>
         </w:pBdr>
         <w:shd w:fill="ffffff" w:val="clear"/>
         <w:spacing w:after="0" w:before="0" w:line="300" w:lineRule="auto"/>
@@ -10539,7 +10906,7 @@
           <w:szCs w:val="24"/>
         </w:rPr>
       </w:pPr>
-      <w:bookmarkStart w:colFirst="0" w:colLast="0" w:name="_gx2t6nsw29du" w:id="26"/>
+      <w:bookmarkStart w:colFirst="0" w:colLast="0" w:name="_heading=h.c1fhfzju9pom" w:id="26"/>
       <w:bookmarkEnd w:id="26"/>
       <w:r>
         <w:rPr>
@@ -12002,15 +12369,28 @@
               </w:rPr>
               <w:t xml:space="preserve">q1_controller</w:t>
             </w:r>
-            <w:r>
-              <w:rPr>
-                <w:rFonts w:ascii="Arial Unicode MS" w:cs="Arial Unicode MS" w:eastAsia="Arial Unicode MS" w:hAnsi="Arial Unicode MS"/>
-                <w:color w:val="1f2328"/>
-                <w:sz w:val="20"/>
-                <w:szCs w:val="20"/>
-                <w:rtl w:val="0"/>
-              </w:rPr>
-              <w:t xml:space="preserve"> (EN ≤2020 → url, fecha)</w:t>
+            <w:sdt>
+              <w:sdtPr>
+                <w:id w:val="-926479449"/>
+                <w:tag w:val="goog_rdk_3"/>
+              </w:sdtPr>
+              <w:sdtContent>
+                <w:r>
+                  <w:rPr>
+                    <w:rFonts w:ascii="Arial Unicode MS" w:cs="Arial Unicode MS" w:eastAsia="Arial Unicode MS" w:hAnsi="Arial Unicode MS"/>
+                    <w:color w:val="1f2328"/>
+                    <w:sz w:val="20"/>
+                    <w:szCs w:val="20"/>
+                    <w:rtl w:val="0"/>
+                  </w:rPr>
+                  <w:t xml:space="preserve"> (EN ≤2020 → url, fecha)</w:t>
+                </w:r>
+              </w:sdtContent>
+            </w:sdt>
+            <w:r>
+              <w:rPr>
+                <w:rtl w:val="0"/>
+              </w:rPr>
             </w:r>
           </w:p>
         </w:tc>
@@ -12396,11 +12776,11 @@
     <w:p>
       <w:pPr>
         <w:pBdr>
-          <w:top w:color="auto" w:space="0" w:sz="0" w:val="none"/>
-          <w:left w:color="auto" w:space="0" w:sz="0" w:val="none"/>
-          <w:bottom w:color="auto" w:space="0" w:sz="0" w:val="none"/>
-          <w:right w:color="auto" w:space="0" w:sz="0" w:val="none"/>
-          <w:between w:color="auto" w:space="0" w:sz="0" w:val="none"/>
+          <w:top w:color="000000" w:space="0" w:sz="0" w:val="none"/>
+          <w:left w:color="000000" w:space="0" w:sz="0" w:val="none"/>
+          <w:bottom w:color="000000" w:space="0" w:sz="0" w:val="none"/>
+          <w:right w:color="000000" w:space="0" w:sz="0" w:val="none"/>
+          <w:between w:color="000000" w:space="0" w:sz="0" w:val="none"/>
         </w:pBdr>
         <w:shd w:fill="ffffff" w:val="clear"/>
         <w:spacing w:after="240" w:line="360" w:lineRule="auto"/>
@@ -12420,11 +12800,11 @@
     <w:p>
       <w:pPr>
         <w:pBdr>
-          <w:top w:color="auto" w:space="0" w:sz="0" w:val="none"/>
-          <w:left w:color="auto" w:space="0" w:sz="0" w:val="none"/>
-          <w:bottom w:color="auto" w:space="0" w:sz="0" w:val="none"/>
-          <w:right w:color="auto" w:space="0" w:sz="0" w:val="none"/>
-          <w:between w:color="auto" w:space="0" w:sz="0" w:val="none"/>
+          <w:top w:color="000000" w:space="0" w:sz="0" w:val="none"/>
+          <w:left w:color="000000" w:space="0" w:sz="0" w:val="none"/>
+          <w:bottom w:color="000000" w:space="0" w:sz="0" w:val="none"/>
+          <w:right w:color="000000" w:space="0" w:sz="0" w:val="none"/>
+          <w:between w:color="000000" w:space="0" w:sz="0" w:val="none"/>
         </w:pBdr>
         <w:shd w:fill="ffffff" w:val="clear"/>
         <w:spacing w:after="240" w:line="360" w:lineRule="auto"/>
@@ -12510,10 +12890,10 @@
         <w:keepNext w:val="0"/>
         <w:keepLines w:val="0"/>
         <w:pBdr>
-          <w:top w:color="auto" w:space="0" w:sz="0" w:val="none"/>
-          <w:left w:color="auto" w:space="0" w:sz="0" w:val="none"/>
-          <w:bottom w:color="auto" w:space="5" w:sz="0" w:val="none"/>
-          <w:right w:color="auto" w:space="0" w:sz="0" w:val="none"/>
+          <w:top w:color="000000" w:space="0" w:sz="0" w:val="none"/>
+          <w:left w:color="000000" w:space="0" w:sz="0" w:val="none"/>
+          <w:bottom w:color="000000" w:space="5" w:sz="0" w:val="none"/>
+          <w:right w:color="000000" w:space="0" w:sz="0" w:val="none"/>
         </w:pBdr>
         <w:shd w:fill="ffffff" w:val="clear"/>
         <w:spacing w:after="0" w:before="0" w:line="300" w:lineRule="auto"/>
@@ -12521,7 +12901,7 @@
           <w:color w:val="1f2328"/>
         </w:rPr>
       </w:pPr>
-      <w:bookmarkStart w:colFirst="0" w:colLast="0" w:name="_7xb8mn6st916" w:id="27"/>
+      <w:bookmarkStart w:colFirst="0" w:colLast="0" w:name="_heading=h.3de6skc5slcg" w:id="27"/>
       <w:bookmarkEnd w:id="27"/>
       <w:r>
         <w:rPr>
@@ -12535,10 +12915,10 @@
         <w:keepNext w:val="0"/>
         <w:keepLines w:val="0"/>
         <w:pBdr>
-          <w:top w:color="auto" w:space="0" w:sz="0" w:val="none"/>
-          <w:left w:color="auto" w:space="0" w:sz="0" w:val="none"/>
-          <w:bottom w:color="auto" w:space="5" w:sz="0" w:val="none"/>
-          <w:right w:color="auto" w:space="0" w:sz="0" w:val="none"/>
+          <w:top w:color="000000" w:space="0" w:sz="0" w:val="none"/>
+          <w:left w:color="000000" w:space="0" w:sz="0" w:val="none"/>
+          <w:bottom w:color="000000" w:space="5" w:sz="0" w:val="none"/>
+          <w:right w:color="000000" w:space="0" w:sz="0" w:val="none"/>
         </w:pBdr>
         <w:shd w:fill="ffffff" w:val="clear"/>
         <w:spacing w:after="0" w:before="0" w:line="300" w:lineRule="auto"/>
@@ -12546,7 +12926,7 @@
           <w:color w:val="1f2328"/>
         </w:rPr>
       </w:pPr>
-      <w:bookmarkStart w:colFirst="0" w:colLast="0" w:name="_h0jqw6nnab0b" w:id="28"/>
+      <w:bookmarkStart w:colFirst="0" w:colLast="0" w:name="_heading=h.i5vpt3jjd51d" w:id="28"/>
       <w:bookmarkEnd w:id="28"/>
       <w:r>
         <w:rPr>
@@ -12822,15 +13202,28 @@
               </w:rPr>
               <w:t xml:space="preserve">q2_filter</w:t>
             </w:r>
-            <w:r>
-              <w:rPr>
-                <w:rFonts w:ascii="Arial Unicode MS" w:cs="Arial Unicode MS" w:eastAsia="Arial Unicode MS" w:hAnsi="Arial Unicode MS"/>
-                <w:color w:val="1f2328"/>
-                <w:sz w:val="24"/>
-                <w:szCs w:val="24"/>
-                <w:rtl w:val="0"/>
-              </w:rPr>
-              <w:t xml:space="preserve"> (≤2020 + sección biografía)</w:t>
+            <w:sdt>
+              <w:sdtPr>
+                <w:id w:val="562215063"/>
+                <w:tag w:val="goog_rdk_4"/>
+              </w:sdtPr>
+              <w:sdtContent>
+                <w:r>
+                  <w:rPr>
+                    <w:rFonts w:ascii="Arial Unicode MS" w:cs="Arial Unicode MS" w:eastAsia="Arial Unicode MS" w:hAnsi="Arial Unicode MS"/>
+                    <w:color w:val="1f2328"/>
+                    <w:sz w:val="24"/>
+                    <w:szCs w:val="24"/>
+                    <w:rtl w:val="0"/>
+                  </w:rPr>
+                  <w:t xml:space="preserve"> (≤2020 + sección biografía)</w:t>
+                </w:r>
+              </w:sdtContent>
+            </w:sdt>
+            <w:r>
+              <w:rPr>
+                <w:rtl w:val="0"/>
+              </w:rPr>
             </w:r>
           </w:p>
         </w:tc>
@@ -14219,11 +14612,11 @@
     <w:p>
       <w:pPr>
         <w:pBdr>
-          <w:top w:color="auto" w:space="0" w:sz="0" w:val="none"/>
-          <w:left w:color="auto" w:space="0" w:sz="0" w:val="none"/>
-          <w:bottom w:color="auto" w:space="0" w:sz="0" w:val="none"/>
-          <w:right w:color="auto" w:space="0" w:sz="0" w:val="none"/>
-          <w:between w:color="auto" w:space="0" w:sz="0" w:val="none"/>
+          <w:top w:color="000000" w:space="0" w:sz="0" w:val="none"/>
+          <w:left w:color="000000" w:space="0" w:sz="0" w:val="none"/>
+          <w:bottom w:color="000000" w:space="0" w:sz="0" w:val="none"/>
+          <w:right w:color="000000" w:space="0" w:sz="0" w:val="none"/>
+          <w:between w:color="000000" w:space="0" w:sz="0" w:val="none"/>
         </w:pBdr>
         <w:shd w:fill="ffffff" w:val="clear"/>
         <w:spacing w:after="240" w:line="360" w:lineRule="auto"/>
@@ -14243,11 +14636,11 @@
     <w:p>
       <w:pPr>
         <w:pBdr>
-          <w:top w:color="auto" w:space="0" w:sz="0" w:val="none"/>
-          <w:left w:color="auto" w:space="0" w:sz="0" w:val="none"/>
-          <w:bottom w:color="auto" w:space="0" w:sz="0" w:val="none"/>
-          <w:right w:color="auto" w:space="0" w:sz="0" w:val="none"/>
-          <w:between w:color="auto" w:space="0" w:sz="0" w:val="none"/>
+          <w:top w:color="000000" w:space="0" w:sz="0" w:val="none"/>
+          <w:left w:color="000000" w:space="0" w:sz="0" w:val="none"/>
+          <w:bottom w:color="000000" w:space="0" w:sz="0" w:val="none"/>
+          <w:right w:color="000000" w:space="0" w:sz="0" w:val="none"/>
+          <w:between w:color="000000" w:space="0" w:sz="0" w:val="none"/>
         </w:pBdr>
         <w:shd w:fill="ffffff" w:val="clear"/>
         <w:spacing w:after="240" w:line="360" w:lineRule="auto"/>
@@ -14295,10 +14688,10 @@
         <w:keepNext w:val="0"/>
         <w:keepLines w:val="0"/>
         <w:pBdr>
-          <w:top w:color="auto" w:space="0" w:sz="0" w:val="none"/>
-          <w:left w:color="auto" w:space="0" w:sz="0" w:val="none"/>
-          <w:bottom w:color="auto" w:space="5" w:sz="0" w:val="none"/>
-          <w:right w:color="auto" w:space="0" w:sz="0" w:val="none"/>
+          <w:top w:color="000000" w:space="0" w:sz="0" w:val="none"/>
+          <w:left w:color="000000" w:space="0" w:sz="0" w:val="none"/>
+          <w:bottom w:color="000000" w:space="5" w:sz="0" w:val="none"/>
+          <w:right w:color="000000" w:space="0" w:sz="0" w:val="none"/>
         </w:pBdr>
         <w:shd w:fill="ffffff" w:val="clear"/>
         <w:spacing w:after="0" w:before="0" w:line="300" w:lineRule="auto"/>
@@ -14306,7 +14699,7 @@
           <w:color w:val="1f2328"/>
         </w:rPr>
       </w:pPr>
-      <w:bookmarkStart w:colFirst="0" w:colLast="0" w:name="_ajka6eppw5af" w:id="29"/>
+      <w:bookmarkStart w:colFirst="0" w:colLast="0" w:name="_heading=h.u5m55rvoxzln" w:id="29"/>
       <w:bookmarkEnd w:id="29"/>
       <w:r>
         <w:rPr>
@@ -14591,15 +14984,28 @@
               </w:rPr>
               <w:t xml:space="preserve">wordCount</w:t>
             </w:r>
-            <w:r>
-              <w:rPr>
-                <w:rFonts w:ascii="Arial Unicode MS" w:cs="Arial Unicode MS" w:eastAsia="Arial Unicode MS" w:hAnsi="Arial Unicode MS"/>
-                <w:color w:val="1f2328"/>
-                <w:sz w:val="20"/>
-                <w:szCs w:val="20"/>
-                <w:rtl w:val="0"/>
-              </w:rPr>
-              <w:t xml:space="preserve"> + ruteo ≤2020 / ≥2021)</w:t>
+            <w:sdt>
+              <w:sdtPr>
+                <w:id w:val="-1162632752"/>
+                <w:tag w:val="goog_rdk_5"/>
+              </w:sdtPr>
+              <w:sdtContent>
+                <w:r>
+                  <w:rPr>
+                    <w:rFonts w:ascii="Arial Unicode MS" w:cs="Arial Unicode MS" w:eastAsia="Arial Unicode MS" w:hAnsi="Arial Unicode MS"/>
+                    <w:color w:val="1f2328"/>
+                    <w:sz w:val="20"/>
+                    <w:szCs w:val="20"/>
+                    <w:rtl w:val="0"/>
+                  </w:rPr>
+                  <w:t xml:space="preserve"> + ruteo ≤2020 / ≥2021)</w:t>
+                </w:r>
+              </w:sdtContent>
+            </w:sdt>
+            <w:r>
+              <w:rPr>
+                <w:rtl w:val="0"/>
+              </w:rPr>
             </w:r>
           </w:p>
         </w:tc>
@@ -14919,16 +15325,24 @@
                 <w:szCs w:val="20"/>
               </w:rPr>
             </w:pPr>
-            <w:r>
-              <w:rPr>
-                <w:rFonts w:ascii="Arial Unicode MS" w:cs="Arial Unicode MS" w:eastAsia="Arial Unicode MS" w:hAnsi="Arial Unicode MS"/>
-                <w:color w:val="1f2328"/>
-                <w:sz w:val="20"/>
-                <w:szCs w:val="20"/>
-                <w:rtl w:val="0"/>
-              </w:rPr>
-              <w:t xml:space="preserve">Spill a disco (≥2021) + </w:t>
-            </w:r>
+            <w:sdt>
+              <w:sdtPr>
+                <w:id w:val="-91581116"/>
+                <w:tag w:val="goog_rdk_6"/>
+              </w:sdtPr>
+              <w:sdtContent>
+                <w:r>
+                  <w:rPr>
+                    <w:rFonts w:ascii="Arial Unicode MS" w:cs="Arial Unicode MS" w:eastAsia="Arial Unicode MS" w:hAnsi="Arial Unicode MS"/>
+                    <w:color w:val="1f2328"/>
+                    <w:sz w:val="20"/>
+                    <w:szCs w:val="20"/>
+                    <w:rtl w:val="0"/>
+                  </w:rPr>
+                  <w:t xml:space="preserve">Spill a disco (≥2021) + </w:t>
+                </w:r>
+              </w:sdtContent>
+            </w:sdt>
             <w:r>
               <w:rPr>
                 <w:rFonts w:ascii="Courier New" w:cs="Courier New" w:eastAsia="Courier New" w:hAnsi="Courier New"/>
@@ -15410,15 +15824,28 @@
                 <w:szCs w:val="20"/>
               </w:rPr>
             </w:pPr>
-            <w:r>
-              <w:rPr>
-                <w:rFonts w:ascii="Arial Unicode MS" w:cs="Arial Unicode MS" w:eastAsia="Arial Unicode MS" w:hAnsi="Arial Unicode MS"/>
-                <w:color w:val="1f2328"/>
-                <w:sz w:val="20"/>
-                <w:szCs w:val="20"/>
-                <w:rtl w:val="0"/>
-              </w:rPr>
-              <w:t xml:space="preserve">Streaming cliente→sistema y sistema→cliente</w:t>
+            <w:sdt>
+              <w:sdtPr>
+                <w:id w:val="-130712603"/>
+                <w:tag w:val="goog_rdk_7"/>
+              </w:sdtPr>
+              <w:sdtContent>
+                <w:r>
+                  <w:rPr>
+                    <w:rFonts w:ascii="Arial Unicode MS" w:cs="Arial Unicode MS" w:eastAsia="Arial Unicode MS" w:hAnsi="Arial Unicode MS"/>
+                    <w:color w:val="1f2328"/>
+                    <w:sz w:val="20"/>
+                    <w:szCs w:val="20"/>
+                    <w:rtl w:val="0"/>
+                  </w:rPr>
+                  <w:t xml:space="preserve">Streaming cliente→sistema y sistema→cliente</w:t>
+                </w:r>
+              </w:sdtContent>
+            </w:sdt>
+            <w:r>
+              <w:rPr>
+                <w:rtl w:val="0"/>
+              </w:rPr>
             </w:r>
           </w:p>
         </w:tc>
@@ -15661,11 +16088,11 @@
     <w:p>
       <w:pPr>
         <w:pBdr>
-          <w:top w:color="auto" w:space="0" w:sz="0" w:val="none"/>
-          <w:left w:color="auto" w:space="0" w:sz="0" w:val="none"/>
-          <w:bottom w:color="auto" w:space="0" w:sz="0" w:val="none"/>
-          <w:right w:color="auto" w:space="0" w:sz="0" w:val="none"/>
-          <w:between w:color="auto" w:space="0" w:sz="0" w:val="none"/>
+          <w:top w:color="000000" w:space="0" w:sz="0" w:val="none"/>
+          <w:left w:color="000000" w:space="0" w:sz="0" w:val="none"/>
+          <w:bottom w:color="000000" w:space="0" w:sz="0" w:val="none"/>
+          <w:right w:color="000000" w:space="0" w:sz="0" w:val="none"/>
+          <w:between w:color="000000" w:space="0" w:sz="0" w:val="none"/>
         </w:pBdr>
         <w:shd w:fill="ffffff" w:val="clear"/>
         <w:spacing w:after="240" w:line="360" w:lineRule="auto"/>
@@ -15685,11 +16112,11 @@
     <w:p>
       <w:pPr>
         <w:pBdr>
-          <w:top w:color="auto" w:space="0" w:sz="0" w:val="none"/>
-          <w:left w:color="auto" w:space="0" w:sz="0" w:val="none"/>
-          <w:bottom w:color="auto" w:space="0" w:sz="0" w:val="none"/>
-          <w:right w:color="auto" w:space="0" w:sz="0" w:val="none"/>
-          <w:between w:color="auto" w:space="0" w:sz="0" w:val="none"/>
+          <w:top w:color="000000" w:space="0" w:sz="0" w:val="none"/>
+          <w:left w:color="000000" w:space="0" w:sz="0" w:val="none"/>
+          <w:bottom w:color="000000" w:space="0" w:sz="0" w:val="none"/>
+          <w:right w:color="000000" w:space="0" w:sz="0" w:val="none"/>
+          <w:between w:color="000000" w:space="0" w:sz="0" w:val="none"/>
         </w:pBdr>
         <w:shd w:fill="ffffff" w:val="clear"/>
         <w:spacing w:after="240" w:line="360" w:lineRule="auto"/>
@@ -15700,15 +16127,28 @@
           <w:szCs w:val="24"/>
         </w:rPr>
       </w:pPr>
-      <w:r>
-        <w:rPr>
-          <w:rFonts w:ascii="Arial Unicode MS" w:cs="Arial Unicode MS" w:eastAsia="Arial Unicode MS" w:hAnsi="Arial Unicode MS"/>
-          <w:color w:val="1f2328"/>
-          <w:sz w:val="24"/>
-          <w:szCs w:val="24"/>
-          <w:rtl w:val="0"/>
-        </w:rPr>
-        <w:t xml:space="preserve">DoD: Q5 correcto; sistema con ≥50% de tipos de controller escalables y streaming real.</w:t>
+      <w:sdt>
+        <w:sdtPr>
+          <w:id w:val="1843008326"/>
+          <w:tag w:val="goog_rdk_8"/>
+        </w:sdtPr>
+        <w:sdtContent>
+          <w:r>
+            <w:rPr>
+              <w:rFonts w:ascii="Arial Unicode MS" w:cs="Arial Unicode MS" w:eastAsia="Arial Unicode MS" w:hAnsi="Arial Unicode MS"/>
+              <w:color w:val="1f2328"/>
+              <w:sz w:val="24"/>
+              <w:szCs w:val="24"/>
+              <w:rtl w:val="0"/>
+            </w:rPr>
+            <w:t xml:space="preserve">DoD: Q5 correcto; sistema con ≥50% de tipos de controller escalables y streaming real.</w:t>
+          </w:r>
+        </w:sdtContent>
+      </w:sdt>
+      <w:r>
+        <w:rPr>
+          <w:rtl w:val="0"/>
+        </w:rPr>
       </w:r>
     </w:p>
     <w:p>
@@ -15738,10 +16178,10 @@
         <w:keepNext w:val="0"/>
         <w:keepLines w:val="0"/>
         <w:pBdr>
-          <w:top w:color="auto" w:space="0" w:sz="0" w:val="none"/>
-          <w:left w:color="auto" w:space="0" w:sz="0" w:val="none"/>
-          <w:bottom w:color="auto" w:space="5" w:sz="0" w:val="none"/>
-          <w:right w:color="auto" w:space="0" w:sz="0" w:val="none"/>
+          <w:top w:color="000000" w:space="0" w:sz="0" w:val="none"/>
+          <w:left w:color="000000" w:space="0" w:sz="0" w:val="none"/>
+          <w:bottom w:color="000000" w:space="5" w:sz="0" w:val="none"/>
+          <w:right w:color="000000" w:space="0" w:sz="0" w:val="none"/>
         </w:pBdr>
         <w:shd w:fill="ffffff" w:val="clear"/>
         <w:spacing w:after="0" w:before="0" w:line="300" w:lineRule="auto"/>
@@ -15749,7 +16189,7 @@
           <w:color w:val="1f2328"/>
         </w:rPr>
       </w:pPr>
-      <w:bookmarkStart w:colFirst="0" w:colLast="0" w:name="_3hzu0ir2dth5" w:id="30"/>
+      <w:bookmarkStart w:colFirst="0" w:colLast="0" w:name="_heading=h.9t2lnd7zqj6a" w:id="30"/>
       <w:bookmarkEnd w:id="30"/>
       <w:r>
         <w:rPr>
@@ -16629,8 +17069,8 @@
       </w:r>
     </w:p>
     <w:sectPr>
-      <w:footerReference r:id="rId22" w:type="default"/>
-      <w:footerReference r:id="rId23" w:type="first"/>
+      <w:footerReference r:id="rId26" w:type="default"/>
+      <w:footerReference r:id="rId27" w:type="first"/>
       <w:pgSz w:h="16834" w:w="11909" w:orient="portrait"/>
       <w:pgMar w:bottom="1440" w:top="1440" w:left="1440" w:right="1440" w:header="720" w:footer="720"/>
       <w:pgNumType w:start="1"/>
@@ -16641,21 +17081,6 @@
 </file>
 
 <file path=word/footer1.xml><?xml version="1.0" encoding="utf-8"?>
-<w:ftr xmlns:mc="http://schemas.openxmlformats.org/markup-compatibility/2006" xmlns:o="urn:schemas-microsoft-com:office:office" xmlns:r="http://schemas.openxmlformats.org/officeDocument/2006/relationships" xmlns:m="http://schemas.openxmlformats.org/officeDocument/2006/math" xmlns:v="urn:schemas-microsoft-com:vml" xmlns:wp="http://schemas.openxmlformats.org/drawingml/2006/wordprocessingDrawing" xmlns:w10="urn:schemas-microsoft-com:office:word" xmlns:w="http://schemas.openxmlformats.org/wordprocessingml/2006/main" xmlns:wne="http://schemas.microsoft.com/office/word/2006/wordml" xmlns:sl="http://schemas.openxmlformats.org/schemaLibrary/2006/main" xmlns:a="http://schemas.openxmlformats.org/drawingml/2006/main" xmlns:pic="http://schemas.openxmlformats.org/drawingml/2006/picture" xmlns:c="http://schemas.openxmlformats.org/drawingml/2006/chart" xmlns:lc="http://schemas.openxmlformats.org/drawingml/2006/lockedCanvas" xmlns:dgm="http://schemas.openxmlformats.org/drawingml/2006/diagram" xmlns:wps="http://schemas.microsoft.com/office/word/2010/wordprocessingShape" xmlns:wpg="http://schemas.microsoft.com/office/word/2010/wordprocessingGroup" xmlns:w14="http://schemas.microsoft.com/office/word/2010/wordml" xmlns:w15="http://schemas.microsoft.com/office/word/2012/wordml" xmlns:w16="http://schemas.microsoft.com/office/word/2018/wordml" xmlns:w16cex="http://schemas.microsoft.com/office/word/2018/wordml/cex" xmlns:w16cid="http://schemas.microsoft.com/office/word/2016/wordml/cid" xmlns="http://schemas.microsoft.com/office/tasks/2019/documenttasks" xmlns:cr="http://schemas.microsoft.com/office/comments/2020/reactions">
-  <w:p>
-    <w:pPr>
-      <w:rPr/>
-    </w:pPr>
-    <w:r>
-      <w:rPr>
-        <w:rtl w:val="0"/>
-      </w:rPr>
-    </w:r>
-  </w:p>
-</w:ftr>
-</file>
-
-<file path=word/footer2.xml><?xml version="1.0" encoding="utf-8"?>
 <w:ftr xmlns:mc="http://schemas.openxmlformats.org/markup-compatibility/2006" xmlns:o="urn:schemas-microsoft-com:office:office" xmlns:r="http://schemas.openxmlformats.org/officeDocument/2006/relationships" xmlns:m="http://schemas.openxmlformats.org/officeDocument/2006/math" xmlns:v="urn:schemas-microsoft-com:vml" xmlns:wp="http://schemas.openxmlformats.org/drawingml/2006/wordprocessingDrawing" xmlns:w10="urn:schemas-microsoft-com:office:word" xmlns:w="http://schemas.openxmlformats.org/wordprocessingml/2006/main" xmlns:wne="http://schemas.microsoft.com/office/word/2006/wordml" xmlns:sl="http://schemas.openxmlformats.org/schemaLibrary/2006/main" xmlns:a="http://schemas.openxmlformats.org/drawingml/2006/main" xmlns:pic="http://schemas.openxmlformats.org/drawingml/2006/picture" xmlns:c="http://schemas.openxmlformats.org/drawingml/2006/chart" xmlns:lc="http://schemas.openxmlformats.org/drawingml/2006/lockedCanvas" xmlns:dgm="http://schemas.openxmlformats.org/drawingml/2006/diagram" xmlns:wps="http://schemas.microsoft.com/office/word/2010/wordprocessingShape" xmlns:wpg="http://schemas.microsoft.com/office/word/2010/wordprocessingGroup" xmlns:w14="http://schemas.microsoft.com/office/word/2010/wordml" xmlns:w15="http://schemas.microsoft.com/office/word/2012/wordml" xmlns:w16="http://schemas.microsoft.com/office/word/2018/wordml" xmlns:w16cex="http://schemas.microsoft.com/office/word/2018/wordml/cex" xmlns:w16cid="http://schemas.microsoft.com/office/word/2016/wordml/cid" xmlns="http://schemas.microsoft.com/office/tasks/2019/documenttasks" xmlns:cr="http://schemas.microsoft.com/office/comments/2020/reactions">
   <w:p>
     <w:pPr>
@@ -16678,6 +17103,21 @@
 </w:ftr>
 </file>
 
+<file path=word/footer2.xml><?xml version="1.0" encoding="utf-8"?>
+<w:ftr xmlns:mc="http://schemas.openxmlformats.org/markup-compatibility/2006" xmlns:o="urn:schemas-microsoft-com:office:office" xmlns:r="http://schemas.openxmlformats.org/officeDocument/2006/relationships" xmlns:m="http://schemas.openxmlformats.org/officeDocument/2006/math" xmlns:v="urn:schemas-microsoft-com:vml" xmlns:wp="http://schemas.openxmlformats.org/drawingml/2006/wordprocessingDrawing" xmlns:w10="urn:schemas-microsoft-com:office:word" xmlns:w="http://schemas.openxmlformats.org/wordprocessingml/2006/main" xmlns:wne="http://schemas.microsoft.com/office/word/2006/wordml" xmlns:sl="http://schemas.openxmlformats.org/schemaLibrary/2006/main" xmlns:a="http://schemas.openxmlformats.org/drawingml/2006/main" xmlns:pic="http://schemas.openxmlformats.org/drawingml/2006/picture" xmlns:c="http://schemas.openxmlformats.org/drawingml/2006/chart" xmlns:lc="http://schemas.openxmlformats.org/drawingml/2006/lockedCanvas" xmlns:dgm="http://schemas.openxmlformats.org/drawingml/2006/diagram" xmlns:wps="http://schemas.microsoft.com/office/word/2010/wordprocessingShape" xmlns:wpg="http://schemas.microsoft.com/office/word/2010/wordprocessingGroup" xmlns:w14="http://schemas.microsoft.com/office/word/2010/wordml" xmlns:w15="http://schemas.microsoft.com/office/word/2012/wordml" xmlns:w16="http://schemas.microsoft.com/office/word/2018/wordml" xmlns:w16cex="http://schemas.microsoft.com/office/word/2018/wordml/cex" xmlns:w16cid="http://schemas.microsoft.com/office/word/2016/wordml/cid" xmlns="http://schemas.microsoft.com/office/tasks/2019/documenttasks" xmlns:cr="http://schemas.microsoft.com/office/comments/2020/reactions">
+  <w:p>
+    <w:pPr>
+      <w:rPr/>
+    </w:pPr>
+    <w:r>
+      <w:rPr>
+        <w:rtl w:val="0"/>
+      </w:rPr>
+    </w:r>
+  </w:p>
+</w:ftr>
+</file>
+
 <file path=word/numbering.xml><?xml version="1.0" encoding="utf-8"?>
 <w:numbering xmlns:mc="http://schemas.openxmlformats.org/markup-compatibility/2006" xmlns:o="urn:schemas-microsoft-com:office:office" xmlns:r="http://schemas.openxmlformats.org/officeDocument/2006/relationships" xmlns:m="http://schemas.openxmlformats.org/officeDocument/2006/math" xmlns:v="urn:schemas-microsoft-com:vml" xmlns:wp="http://schemas.openxmlformats.org/drawingml/2006/wordprocessingDrawing" xmlns:w10="urn:schemas-microsoft-com:office:word" xmlns:w="http://schemas.openxmlformats.org/wordprocessingml/2006/main" xmlns:wne="http://schemas.microsoft.com/office/word/2006/wordml" xmlns:sl="http://schemas.openxmlformats.org/schemaLibrary/2006/main" xmlns:a="http://schemas.openxmlformats.org/drawingml/2006/main" xmlns:pic="http://schemas.openxmlformats.org/drawingml/2006/picture" xmlns:c="http://schemas.openxmlformats.org/drawingml/2006/chart" xmlns:lc="http://schemas.openxmlformats.org/drawingml/2006/lockedCanvas" xmlns:dgm="http://schemas.openxmlformats.org/drawingml/2006/diagram" xmlns:wps="http://schemas.microsoft.com/office/word/2010/wordprocessingShape" xmlns:wpg="http://schemas.microsoft.com/office/word/2010/wordprocessingGroup" xmlns:w14="http://schemas.microsoft.com/office/word/2010/wordml" xmlns:w15="http://schemas.microsoft.com/office/word/2012/wordml" xmlns:w16="http://schemas.microsoft.com/office/word/2018/wordml" xmlns:w16cex="http://schemas.microsoft.com/office/word/2018/wordml/cex" xmlns:w16cid="http://schemas.microsoft.com/office/word/2016/wordml/cid" xmlns="http://schemas.microsoft.com/office/tasks/2019/documenttasks" xmlns:cr="http://schemas.microsoft.com/office/comments/2020/reactions">
   <w:abstractNum w:abstractNumId="1">
@@ -16814,6 +17254,8 @@
         <w:ind w:left="720" w:hanging="360"/>
       </w:pPr>
       <w:rPr>
+        <w:rFonts w:ascii="Arial" w:cs="Arial" w:eastAsia="Arial" w:hAnsi="Arial"/>
+        <w:color w:val="1f1f1f"/>
         <w:u w:val="none"/>
       </w:rPr>
     </w:lvl>
@@ -16833,7 +17275,7 @@
       <w:start w:val="1"/>
       <w:numFmt w:val="lowerRoman"/>
       <w:lvlText w:val="%3."/>
-      <w:lvlJc w:val="right"/>
+      <w:lvlJc w:val="left"/>
       <w:pPr>
         <w:ind w:left="2160" w:hanging="360"/>
       </w:pPr>
@@ -16869,7 +17311,7 @@
       <w:start w:val="1"/>
       <w:numFmt w:val="lowerRoman"/>
       <w:lvlText w:val="%6."/>
-      <w:lvlJc w:val="right"/>
+      <w:lvlJc w:val="left"/>
       <w:pPr>
         <w:ind w:left="4320" w:hanging="360"/>
       </w:pPr>
@@ -16905,7 +17347,7 @@
       <w:start w:val="1"/>
       <w:numFmt w:val="lowerRoman"/>
       <w:lvlText w:val="%9."/>
-      <w:lvlJc w:val="right"/>
+      <w:lvlJc w:val="left"/>
       <w:pPr>
         <w:ind w:left="6480" w:hanging="360"/>
       </w:pPr>
@@ -16943,7 +17385,7 @@
       <w:start w:val="1"/>
       <w:numFmt w:val="lowerRoman"/>
       <w:lvlText w:val="%3."/>
-      <w:lvlJc w:val="right"/>
+      <w:lvlJc w:val="left"/>
       <w:pPr>
         <w:ind w:left="2160" w:hanging="360"/>
       </w:pPr>
@@ -16979,7 +17421,7 @@
       <w:start w:val="1"/>
       <w:numFmt w:val="lowerRoman"/>
       <w:lvlText w:val="%6."/>
-      <w:lvlJc w:val="right"/>
+      <w:lvlJc w:val="left"/>
       <w:pPr>
         <w:ind w:left="4320" w:hanging="360"/>
       </w:pPr>
@@ -17015,7 +17457,7 @@
       <w:start w:val="1"/>
       <w:numFmt w:val="lowerRoman"/>
       <w:lvlText w:val="%9."/>
-      <w:lvlJc w:val="right"/>
+      <w:lvlJc w:val="left"/>
       <w:pPr>
         <w:ind w:left="6480" w:hanging="360"/>
       </w:pPr>
@@ -17025,6 +17467,1119 @@
     </w:lvl>
   </w:abstractNum>
   <w:abstractNum w:abstractNumId="4">
+    <w:lvl w:ilvl="0">
+      <w:start w:val="1"/>
+      <w:numFmt w:val="bullet"/>
+      <w:lvlText w:val="●"/>
+      <w:lvlJc w:val="left"/>
+      <w:pPr>
+        <w:ind w:left="720" w:hanging="360"/>
+      </w:pPr>
+      <w:rPr>
+        <w:u w:val="none"/>
+      </w:rPr>
+    </w:lvl>
+    <w:lvl w:ilvl="1">
+      <w:start w:val="1"/>
+      <w:numFmt w:val="bullet"/>
+      <w:lvlText w:val="○"/>
+      <w:lvlJc w:val="left"/>
+      <w:pPr>
+        <w:ind w:left="1440" w:hanging="360"/>
+      </w:pPr>
+      <w:rPr>
+        <w:u w:val="none"/>
+      </w:rPr>
+    </w:lvl>
+    <w:lvl w:ilvl="2">
+      <w:start w:val="1"/>
+      <w:numFmt w:val="bullet"/>
+      <w:lvlText w:val="■"/>
+      <w:lvlJc w:val="left"/>
+      <w:pPr>
+        <w:ind w:left="2160" w:hanging="360"/>
+      </w:pPr>
+      <w:rPr>
+        <w:u w:val="none"/>
+      </w:rPr>
+    </w:lvl>
+    <w:lvl w:ilvl="3">
+      <w:start w:val="1"/>
+      <w:numFmt w:val="bullet"/>
+      <w:lvlText w:val="●"/>
+      <w:lvlJc w:val="left"/>
+      <w:pPr>
+        <w:ind w:left="2880" w:hanging="360"/>
+      </w:pPr>
+      <w:rPr>
+        <w:u w:val="none"/>
+      </w:rPr>
+    </w:lvl>
+    <w:lvl w:ilvl="4">
+      <w:start w:val="1"/>
+      <w:numFmt w:val="bullet"/>
+      <w:lvlText w:val="○"/>
+      <w:lvlJc w:val="left"/>
+      <w:pPr>
+        <w:ind w:left="3600" w:hanging="360"/>
+      </w:pPr>
+      <w:rPr>
+        <w:u w:val="none"/>
+      </w:rPr>
+    </w:lvl>
+    <w:lvl w:ilvl="5">
+      <w:start w:val="1"/>
+      <w:numFmt w:val="bullet"/>
+      <w:lvlText w:val="■"/>
+      <w:lvlJc w:val="left"/>
+      <w:pPr>
+        <w:ind w:left="4320" w:hanging="360"/>
+      </w:pPr>
+      <w:rPr>
+        <w:u w:val="none"/>
+      </w:rPr>
+    </w:lvl>
+    <w:lvl w:ilvl="6">
+      <w:start w:val="1"/>
+      <w:numFmt w:val="bullet"/>
+      <w:lvlText w:val="●"/>
+      <w:lvlJc w:val="left"/>
+      <w:pPr>
+        <w:ind w:left="5040" w:hanging="360"/>
+      </w:pPr>
+      <w:rPr>
+        <w:u w:val="none"/>
+      </w:rPr>
+    </w:lvl>
+    <w:lvl w:ilvl="7">
+      <w:start w:val="1"/>
+      <w:numFmt w:val="bullet"/>
+      <w:lvlText w:val="○"/>
+      <w:lvlJc w:val="left"/>
+      <w:pPr>
+        <w:ind w:left="5760" w:hanging="360"/>
+      </w:pPr>
+      <w:rPr>
+        <w:u w:val="none"/>
+      </w:rPr>
+    </w:lvl>
+    <w:lvl w:ilvl="8">
+      <w:start w:val="1"/>
+      <w:numFmt w:val="bullet"/>
+      <w:lvlText w:val="■"/>
+      <w:lvlJc w:val="left"/>
+      <w:pPr>
+        <w:ind w:left="6480" w:hanging="360"/>
+      </w:pPr>
+      <w:rPr>
+        <w:u w:val="none"/>
+      </w:rPr>
+    </w:lvl>
+  </w:abstractNum>
+  <w:abstractNum w:abstractNumId="5">
+    <w:lvl w:ilvl="0">
+      <w:start w:val="1"/>
+      <w:numFmt w:val="bullet"/>
+      <w:lvlText w:val="-"/>
+      <w:lvlJc w:val="left"/>
+      <w:pPr>
+        <w:ind w:left="720" w:hanging="360"/>
+      </w:pPr>
+      <w:rPr>
+        <w:u w:val="none"/>
+      </w:rPr>
+    </w:lvl>
+    <w:lvl w:ilvl="1">
+      <w:start w:val="1"/>
+      <w:numFmt w:val="bullet"/>
+      <w:lvlText w:val="-"/>
+      <w:lvlJc w:val="left"/>
+      <w:pPr>
+        <w:ind w:left="1440" w:hanging="360"/>
+      </w:pPr>
+      <w:rPr>
+        <w:u w:val="none"/>
+      </w:rPr>
+    </w:lvl>
+    <w:lvl w:ilvl="2">
+      <w:start w:val="1"/>
+      <w:numFmt w:val="bullet"/>
+      <w:lvlText w:val="-"/>
+      <w:lvlJc w:val="left"/>
+      <w:pPr>
+        <w:ind w:left="2160" w:hanging="360"/>
+      </w:pPr>
+      <w:rPr>
+        <w:u w:val="none"/>
+      </w:rPr>
+    </w:lvl>
+    <w:lvl w:ilvl="3">
+      <w:start w:val="1"/>
+      <w:numFmt w:val="bullet"/>
+      <w:lvlText w:val="-"/>
+      <w:lvlJc w:val="left"/>
+      <w:pPr>
+        <w:ind w:left="2880" w:hanging="360"/>
+      </w:pPr>
+      <w:rPr>
+        <w:u w:val="none"/>
+      </w:rPr>
+    </w:lvl>
+    <w:lvl w:ilvl="4">
+      <w:start w:val="1"/>
+      <w:numFmt w:val="bullet"/>
+      <w:lvlText w:val="-"/>
+      <w:lvlJc w:val="left"/>
+      <w:pPr>
+        <w:ind w:left="3600" w:hanging="360"/>
+      </w:pPr>
+      <w:rPr>
+        <w:u w:val="none"/>
+      </w:rPr>
+    </w:lvl>
+    <w:lvl w:ilvl="5">
+      <w:start w:val="1"/>
+      <w:numFmt w:val="bullet"/>
+      <w:lvlText w:val="-"/>
+      <w:lvlJc w:val="left"/>
+      <w:pPr>
+        <w:ind w:left="4320" w:hanging="360"/>
+      </w:pPr>
+      <w:rPr>
+        <w:u w:val="none"/>
+      </w:rPr>
+    </w:lvl>
+    <w:lvl w:ilvl="6">
+      <w:start w:val="1"/>
+      <w:numFmt w:val="bullet"/>
+      <w:lvlText w:val="-"/>
+      <w:lvlJc w:val="left"/>
+      <w:pPr>
+        <w:ind w:left="5040" w:hanging="360"/>
+      </w:pPr>
+      <w:rPr>
+        <w:u w:val="none"/>
+      </w:rPr>
+    </w:lvl>
+    <w:lvl w:ilvl="7">
+      <w:start w:val="1"/>
+      <w:numFmt w:val="bullet"/>
+      <w:lvlText w:val="-"/>
+      <w:lvlJc w:val="left"/>
+      <w:pPr>
+        <w:ind w:left="5760" w:hanging="360"/>
+      </w:pPr>
+      <w:rPr>
+        <w:u w:val="none"/>
+      </w:rPr>
+    </w:lvl>
+    <w:lvl w:ilvl="8">
+      <w:start w:val="1"/>
+      <w:numFmt w:val="bullet"/>
+      <w:lvlText w:val="-"/>
+      <w:lvlJc w:val="left"/>
+      <w:pPr>
+        <w:ind w:left="6480" w:hanging="360"/>
+      </w:pPr>
+      <w:rPr>
+        <w:u w:val="none"/>
+      </w:rPr>
+    </w:lvl>
+  </w:abstractNum>
+  <w:abstractNum w:abstractNumId="6">
+    <w:lvl w:ilvl="0">
+      <w:start w:val="1"/>
+      <w:numFmt w:val="bullet"/>
+      <w:lvlText w:val="●"/>
+      <w:lvlJc w:val="left"/>
+      <w:pPr>
+        <w:ind w:left="720" w:hanging="360"/>
+      </w:pPr>
+      <w:rPr>
+        <w:rFonts w:ascii="Arial" w:cs="Arial" w:eastAsia="Arial" w:hAnsi="Arial"/>
+        <w:i w:val="0"/>
+        <w:iCs w:val="0"/>
+        <w:smallCaps w:val="0"/>
+        <w:color w:val="5c5c5c"/>
+        <w:sz w:val="21"/>
+        <w:szCs w:val="21"/>
+        <w:u w:val="none"/>
+      </w:rPr>
+    </w:lvl>
+    <w:lvl w:ilvl="1">
+      <w:start w:val="1"/>
+      <w:numFmt w:val="bullet"/>
+      <w:lvlText w:val="○"/>
+      <w:lvlJc w:val="left"/>
+      <w:pPr>
+        <w:ind w:left="1440" w:hanging="360"/>
+      </w:pPr>
+      <w:rPr>
+        <w:u w:val="none"/>
+      </w:rPr>
+    </w:lvl>
+    <w:lvl w:ilvl="2">
+      <w:start w:val="1"/>
+      <w:numFmt w:val="bullet"/>
+      <w:lvlText w:val="■"/>
+      <w:lvlJc w:val="left"/>
+      <w:pPr>
+        <w:ind w:left="2160" w:hanging="360"/>
+      </w:pPr>
+      <w:rPr>
+        <w:u w:val="none"/>
+      </w:rPr>
+    </w:lvl>
+    <w:lvl w:ilvl="3">
+      <w:start w:val="1"/>
+      <w:numFmt w:val="bullet"/>
+      <w:lvlText w:val="●"/>
+      <w:lvlJc w:val="left"/>
+      <w:pPr>
+        <w:ind w:left="2880" w:hanging="360"/>
+      </w:pPr>
+      <w:rPr>
+        <w:u w:val="none"/>
+      </w:rPr>
+    </w:lvl>
+    <w:lvl w:ilvl="4">
+      <w:start w:val="1"/>
+      <w:numFmt w:val="bullet"/>
+      <w:lvlText w:val="○"/>
+      <w:lvlJc w:val="left"/>
+      <w:pPr>
+        <w:ind w:left="3600" w:hanging="360"/>
+      </w:pPr>
+      <w:rPr>
+        <w:u w:val="none"/>
+      </w:rPr>
+    </w:lvl>
+    <w:lvl w:ilvl="5">
+      <w:start w:val="1"/>
+      <w:numFmt w:val="bullet"/>
+      <w:lvlText w:val="■"/>
+      <w:lvlJc w:val="left"/>
+      <w:pPr>
+        <w:ind w:left="4320" w:hanging="360"/>
+      </w:pPr>
+      <w:rPr>
+        <w:u w:val="none"/>
+      </w:rPr>
+    </w:lvl>
+    <w:lvl w:ilvl="6">
+      <w:start w:val="1"/>
+      <w:numFmt w:val="bullet"/>
+      <w:lvlText w:val="●"/>
+      <w:lvlJc w:val="left"/>
+      <w:pPr>
+        <w:ind w:left="5040" w:hanging="360"/>
+      </w:pPr>
+      <w:rPr>
+        <w:u w:val="none"/>
+      </w:rPr>
+    </w:lvl>
+    <w:lvl w:ilvl="7">
+      <w:start w:val="1"/>
+      <w:numFmt w:val="bullet"/>
+      <w:lvlText w:val="○"/>
+      <w:lvlJc w:val="left"/>
+      <w:pPr>
+        <w:ind w:left="5760" w:hanging="360"/>
+      </w:pPr>
+      <w:rPr>
+        <w:u w:val="none"/>
+      </w:rPr>
+    </w:lvl>
+    <w:lvl w:ilvl="8">
+      <w:start w:val="1"/>
+      <w:numFmt w:val="bullet"/>
+      <w:lvlText w:val="■"/>
+      <w:lvlJc w:val="left"/>
+      <w:pPr>
+        <w:ind w:left="6480" w:hanging="360"/>
+      </w:pPr>
+      <w:rPr>
+        <w:u w:val="none"/>
+      </w:rPr>
+    </w:lvl>
+  </w:abstractNum>
+  <w:abstractNum w:abstractNumId="7">
+    <w:lvl w:ilvl="0">
+      <w:start w:val="1"/>
+      <w:numFmt w:val="decimal"/>
+      <w:lvlText w:val="%1."/>
+      <w:lvlJc w:val="left"/>
+      <w:pPr>
+        <w:ind w:left="720" w:hanging="360"/>
+      </w:pPr>
+      <w:rPr>
+        <w:rFonts w:ascii="Arial" w:cs="Arial" w:eastAsia="Arial" w:hAnsi="Arial"/>
+        <w:color w:val="1f1f1f"/>
+        <w:u w:val="none"/>
+      </w:rPr>
+    </w:lvl>
+    <w:lvl w:ilvl="1">
+      <w:start w:val="1"/>
+      <w:numFmt w:val="bullet"/>
+      <w:lvlText w:val="○"/>
+      <w:lvlJc w:val="left"/>
+      <w:pPr>
+        <w:ind w:left="1440" w:hanging="360"/>
+      </w:pPr>
+      <w:rPr>
+        <w:rFonts w:ascii="Arial" w:cs="Arial" w:eastAsia="Arial" w:hAnsi="Arial"/>
+        <w:color w:val="1f1f1f"/>
+        <w:u w:val="none"/>
+      </w:rPr>
+    </w:lvl>
+    <w:lvl w:ilvl="2">
+      <w:start w:val="1"/>
+      <w:numFmt w:val="lowerRoman"/>
+      <w:lvlText w:val="%3."/>
+      <w:lvlJc w:val="left"/>
+      <w:pPr>
+        <w:ind w:left="2160" w:hanging="360"/>
+      </w:pPr>
+      <w:rPr>
+        <w:u w:val="none"/>
+      </w:rPr>
+    </w:lvl>
+    <w:lvl w:ilvl="3">
+      <w:start w:val="1"/>
+      <w:numFmt w:val="decimal"/>
+      <w:lvlText w:val="%4."/>
+      <w:lvlJc w:val="left"/>
+      <w:pPr>
+        <w:ind w:left="2880" w:hanging="360"/>
+      </w:pPr>
+      <w:rPr>
+        <w:u w:val="none"/>
+      </w:rPr>
+    </w:lvl>
+    <w:lvl w:ilvl="4">
+      <w:start w:val="1"/>
+      <w:numFmt w:val="lowerLetter"/>
+      <w:lvlText w:val="%5."/>
+      <w:lvlJc w:val="left"/>
+      <w:pPr>
+        <w:ind w:left="3600" w:hanging="360"/>
+      </w:pPr>
+      <w:rPr>
+        <w:u w:val="none"/>
+      </w:rPr>
+    </w:lvl>
+    <w:lvl w:ilvl="5">
+      <w:start w:val="1"/>
+      <w:numFmt w:val="lowerRoman"/>
+      <w:lvlText w:val="%6."/>
+      <w:lvlJc w:val="left"/>
+      <w:pPr>
+        <w:ind w:left="4320" w:hanging="360"/>
+      </w:pPr>
+      <w:rPr>
+        <w:u w:val="none"/>
+      </w:rPr>
+    </w:lvl>
+    <w:lvl w:ilvl="6">
+      <w:start w:val="1"/>
+      <w:numFmt w:val="decimal"/>
+      <w:lvlText w:val="%7."/>
+      <w:lvlJc w:val="left"/>
+      <w:pPr>
+        <w:ind w:left="5040" w:hanging="360"/>
+      </w:pPr>
+      <w:rPr>
+        <w:u w:val="none"/>
+      </w:rPr>
+    </w:lvl>
+    <w:lvl w:ilvl="7">
+      <w:start w:val="1"/>
+      <w:numFmt w:val="lowerLetter"/>
+      <w:lvlText w:val="%8."/>
+      <w:lvlJc w:val="left"/>
+      <w:pPr>
+        <w:ind w:left="5760" w:hanging="360"/>
+      </w:pPr>
+      <w:rPr>
+        <w:u w:val="none"/>
+      </w:rPr>
+    </w:lvl>
+    <w:lvl w:ilvl="8">
+      <w:start w:val="1"/>
+      <w:numFmt w:val="lowerRoman"/>
+      <w:lvlText w:val="%9."/>
+      <w:lvlJc w:val="left"/>
+      <w:pPr>
+        <w:ind w:left="6480" w:hanging="360"/>
+      </w:pPr>
+      <w:rPr>
+        <w:u w:val="none"/>
+      </w:rPr>
+    </w:lvl>
+  </w:abstractNum>
+  <w:abstractNum w:abstractNumId="8">
+    <w:lvl w:ilvl="0">
+      <w:start w:val="1"/>
+      <w:numFmt w:val="decimal"/>
+      <w:lvlText w:val="%1."/>
+      <w:lvlJc w:val="left"/>
+      <w:pPr>
+        <w:ind w:left="720" w:hanging="360"/>
+      </w:pPr>
+      <w:rPr>
+        <w:u w:val="none"/>
+      </w:rPr>
+    </w:lvl>
+    <w:lvl w:ilvl="1">
+      <w:start w:val="1"/>
+      <w:numFmt w:val="lowerLetter"/>
+      <w:lvlText w:val="%2."/>
+      <w:lvlJc w:val="left"/>
+      <w:pPr>
+        <w:ind w:left="1440" w:hanging="360"/>
+      </w:pPr>
+      <w:rPr>
+        <w:u w:val="none"/>
+      </w:rPr>
+    </w:lvl>
+    <w:lvl w:ilvl="2">
+      <w:start w:val="1"/>
+      <w:numFmt w:val="lowerRoman"/>
+      <w:lvlText w:val="%3."/>
+      <w:lvlJc w:val="right"/>
+      <w:pPr>
+        <w:ind w:left="2160" w:hanging="360"/>
+      </w:pPr>
+      <w:rPr>
+        <w:u w:val="none"/>
+      </w:rPr>
+    </w:lvl>
+    <w:lvl w:ilvl="3">
+      <w:start w:val="1"/>
+      <w:numFmt w:val="decimal"/>
+      <w:lvlText w:val="%4."/>
+      <w:lvlJc w:val="left"/>
+      <w:pPr>
+        <w:ind w:left="2880" w:hanging="360"/>
+      </w:pPr>
+      <w:rPr>
+        <w:u w:val="none"/>
+      </w:rPr>
+    </w:lvl>
+    <w:lvl w:ilvl="4">
+      <w:start w:val="1"/>
+      <w:numFmt w:val="lowerLetter"/>
+      <w:lvlText w:val="%5."/>
+      <w:lvlJc w:val="left"/>
+      <w:pPr>
+        <w:ind w:left="3600" w:hanging="360"/>
+      </w:pPr>
+      <w:rPr>
+        <w:u w:val="none"/>
+      </w:rPr>
+    </w:lvl>
+    <w:lvl w:ilvl="5">
+      <w:start w:val="1"/>
+      <w:numFmt w:val="lowerRoman"/>
+      <w:lvlText w:val="%6."/>
+      <w:lvlJc w:val="right"/>
+      <w:pPr>
+        <w:ind w:left="4320" w:hanging="360"/>
+      </w:pPr>
+      <w:rPr>
+        <w:u w:val="none"/>
+      </w:rPr>
+    </w:lvl>
+    <w:lvl w:ilvl="6">
+      <w:start w:val="1"/>
+      <w:numFmt w:val="decimal"/>
+      <w:lvlText w:val="%7."/>
+      <w:lvlJc w:val="left"/>
+      <w:pPr>
+        <w:ind w:left="5040" w:hanging="360"/>
+      </w:pPr>
+      <w:rPr>
+        <w:u w:val="none"/>
+      </w:rPr>
+    </w:lvl>
+    <w:lvl w:ilvl="7">
+      <w:start w:val="1"/>
+      <w:numFmt w:val="lowerLetter"/>
+      <w:lvlText w:val="%8."/>
+      <w:lvlJc w:val="left"/>
+      <w:pPr>
+        <w:ind w:left="5760" w:hanging="360"/>
+      </w:pPr>
+      <w:rPr>
+        <w:u w:val="none"/>
+      </w:rPr>
+    </w:lvl>
+    <w:lvl w:ilvl="8">
+      <w:start w:val="1"/>
+      <w:numFmt w:val="lowerRoman"/>
+      <w:lvlText w:val="%9."/>
+      <w:lvlJc w:val="right"/>
+      <w:pPr>
+        <w:ind w:left="6480" w:hanging="360"/>
+      </w:pPr>
+      <w:rPr>
+        <w:u w:val="none"/>
+      </w:rPr>
+    </w:lvl>
+  </w:abstractNum>
+  <w:abstractNum w:abstractNumId="9">
+    <w:lvl w:ilvl="0">
+      <w:start w:val="1"/>
+      <w:numFmt w:val="bullet"/>
+      <w:lvlText w:val="●"/>
+      <w:lvlJc w:val="left"/>
+      <w:pPr>
+        <w:ind w:left="720" w:hanging="360"/>
+      </w:pPr>
+      <w:rPr>
+        <w:u w:val="none"/>
+      </w:rPr>
+    </w:lvl>
+    <w:lvl w:ilvl="1">
+      <w:start w:val="1"/>
+      <w:numFmt w:val="bullet"/>
+      <w:lvlText w:val="○"/>
+      <w:lvlJc w:val="left"/>
+      <w:pPr>
+        <w:ind w:left="1440" w:hanging="360"/>
+      </w:pPr>
+      <w:rPr>
+        <w:u w:val="none"/>
+      </w:rPr>
+    </w:lvl>
+    <w:lvl w:ilvl="2">
+      <w:start w:val="1"/>
+      <w:numFmt w:val="bullet"/>
+      <w:lvlText w:val="■"/>
+      <w:lvlJc w:val="left"/>
+      <w:pPr>
+        <w:ind w:left="2160" w:hanging="360"/>
+      </w:pPr>
+      <w:rPr>
+        <w:u w:val="none"/>
+      </w:rPr>
+    </w:lvl>
+    <w:lvl w:ilvl="3">
+      <w:start w:val="1"/>
+      <w:numFmt w:val="bullet"/>
+      <w:lvlText w:val="●"/>
+      <w:lvlJc w:val="left"/>
+      <w:pPr>
+        <w:ind w:left="2880" w:hanging="360"/>
+      </w:pPr>
+      <w:rPr>
+        <w:u w:val="none"/>
+      </w:rPr>
+    </w:lvl>
+    <w:lvl w:ilvl="4">
+      <w:start w:val="1"/>
+      <w:numFmt w:val="bullet"/>
+      <w:lvlText w:val="○"/>
+      <w:lvlJc w:val="left"/>
+      <w:pPr>
+        <w:ind w:left="3600" w:hanging="360"/>
+      </w:pPr>
+      <w:rPr>
+        <w:u w:val="none"/>
+      </w:rPr>
+    </w:lvl>
+    <w:lvl w:ilvl="5">
+      <w:start w:val="1"/>
+      <w:numFmt w:val="bullet"/>
+      <w:lvlText w:val="■"/>
+      <w:lvlJc w:val="left"/>
+      <w:pPr>
+        <w:ind w:left="4320" w:hanging="360"/>
+      </w:pPr>
+      <w:rPr>
+        <w:u w:val="none"/>
+      </w:rPr>
+    </w:lvl>
+    <w:lvl w:ilvl="6">
+      <w:start w:val="1"/>
+      <w:numFmt w:val="bullet"/>
+      <w:lvlText w:val="●"/>
+      <w:lvlJc w:val="left"/>
+      <w:pPr>
+        <w:ind w:left="5040" w:hanging="360"/>
+      </w:pPr>
+      <w:rPr>
+        <w:u w:val="none"/>
+      </w:rPr>
+    </w:lvl>
+    <w:lvl w:ilvl="7">
+      <w:start w:val="1"/>
+      <w:numFmt w:val="bullet"/>
+      <w:lvlText w:val="○"/>
+      <w:lvlJc w:val="left"/>
+      <w:pPr>
+        <w:ind w:left="5760" w:hanging="360"/>
+      </w:pPr>
+      <w:rPr>
+        <w:u w:val="none"/>
+      </w:rPr>
+    </w:lvl>
+    <w:lvl w:ilvl="8">
+      <w:start w:val="1"/>
+      <w:numFmt w:val="bullet"/>
+      <w:lvlText w:val="■"/>
+      <w:lvlJc w:val="left"/>
+      <w:pPr>
+        <w:ind w:left="6480" w:hanging="360"/>
+      </w:pPr>
+      <w:rPr>
+        <w:u w:val="none"/>
+      </w:rPr>
+    </w:lvl>
+  </w:abstractNum>
+  <w:abstractNum w:abstractNumId="10">
+    <w:lvl w:ilvl="0">
+      <w:start w:val="1"/>
+      <w:numFmt w:val="decimal"/>
+      <w:lvlText w:val="%1."/>
+      <w:lvlJc w:val="left"/>
+      <w:pPr>
+        <w:ind w:left="720" w:hanging="360"/>
+      </w:pPr>
+      <w:rPr>
+        <w:rFonts w:ascii="Arial" w:cs="Arial" w:eastAsia="Arial" w:hAnsi="Arial"/>
+        <w:color w:val="1f1f1f"/>
+        <w:u w:val="none"/>
+      </w:rPr>
+    </w:lvl>
+    <w:lvl w:ilvl="1">
+      <w:start w:val="1"/>
+      <w:numFmt w:val="lowerLetter"/>
+      <w:lvlText w:val="%2."/>
+      <w:lvlJc w:val="left"/>
+      <w:pPr>
+        <w:ind w:left="1440" w:hanging="360"/>
+      </w:pPr>
+      <w:rPr>
+        <w:u w:val="none"/>
+      </w:rPr>
+    </w:lvl>
+    <w:lvl w:ilvl="2">
+      <w:start w:val="1"/>
+      <w:numFmt w:val="lowerRoman"/>
+      <w:lvlText w:val="%3."/>
+      <w:lvlJc w:val="left"/>
+      <w:pPr>
+        <w:ind w:left="2160" w:hanging="360"/>
+      </w:pPr>
+      <w:rPr>
+        <w:u w:val="none"/>
+      </w:rPr>
+    </w:lvl>
+    <w:lvl w:ilvl="3">
+      <w:start w:val="1"/>
+      <w:numFmt w:val="decimal"/>
+      <w:lvlText w:val="%4."/>
+      <w:lvlJc w:val="left"/>
+      <w:pPr>
+        <w:ind w:left="2880" w:hanging="360"/>
+      </w:pPr>
+      <w:rPr>
+        <w:u w:val="none"/>
+      </w:rPr>
+    </w:lvl>
+    <w:lvl w:ilvl="4">
+      <w:start w:val="1"/>
+      <w:numFmt w:val="lowerLetter"/>
+      <w:lvlText w:val="%5."/>
+      <w:lvlJc w:val="left"/>
+      <w:pPr>
+        <w:ind w:left="3600" w:hanging="360"/>
+      </w:pPr>
+      <w:rPr>
+        <w:u w:val="none"/>
+      </w:rPr>
+    </w:lvl>
+    <w:lvl w:ilvl="5">
+      <w:start w:val="1"/>
+      <w:numFmt w:val="lowerRoman"/>
+      <w:lvlText w:val="%6."/>
+      <w:lvlJc w:val="left"/>
+      <w:pPr>
+        <w:ind w:left="4320" w:hanging="360"/>
+      </w:pPr>
+      <w:rPr>
+        <w:u w:val="none"/>
+      </w:rPr>
+    </w:lvl>
+    <w:lvl w:ilvl="6">
+      <w:start w:val="1"/>
+      <w:numFmt w:val="decimal"/>
+      <w:lvlText w:val="%7."/>
+      <w:lvlJc w:val="left"/>
+      <w:pPr>
+        <w:ind w:left="5040" w:hanging="360"/>
+      </w:pPr>
+      <w:rPr>
+        <w:u w:val="none"/>
+      </w:rPr>
+    </w:lvl>
+    <w:lvl w:ilvl="7">
+      <w:start w:val="1"/>
+      <w:numFmt w:val="lowerLetter"/>
+      <w:lvlText w:val="%8."/>
+      <w:lvlJc w:val="left"/>
+      <w:pPr>
+        <w:ind w:left="5760" w:hanging="360"/>
+      </w:pPr>
+      <w:rPr>
+        <w:u w:val="none"/>
+      </w:rPr>
+    </w:lvl>
+    <w:lvl w:ilvl="8">
+      <w:start w:val="1"/>
+      <w:numFmt w:val="lowerRoman"/>
+      <w:lvlText w:val="%9."/>
+      <w:lvlJc w:val="left"/>
+      <w:pPr>
+        <w:ind w:left="6480" w:hanging="360"/>
+      </w:pPr>
+      <w:rPr>
+        <w:u w:val="none"/>
+      </w:rPr>
+    </w:lvl>
+  </w:abstractNum>
+  <w:abstractNum w:abstractNumId="11">
+    <w:lvl w:ilvl="0">
+      <w:start w:val="1"/>
+      <w:numFmt w:val="bullet"/>
+      <w:lvlText w:val="-"/>
+      <w:lvlJc w:val="left"/>
+      <w:pPr>
+        <w:ind w:left="720" w:hanging="360"/>
+      </w:pPr>
+      <w:rPr>
+        <w:u w:val="none"/>
+      </w:rPr>
+    </w:lvl>
+    <w:lvl w:ilvl="1">
+      <w:start w:val="1"/>
+      <w:numFmt w:val="bullet"/>
+      <w:lvlText w:val="-"/>
+      <w:lvlJc w:val="left"/>
+      <w:pPr>
+        <w:ind w:left="1440" w:hanging="360"/>
+      </w:pPr>
+      <w:rPr>
+        <w:u w:val="none"/>
+      </w:rPr>
+    </w:lvl>
+    <w:lvl w:ilvl="2">
+      <w:start w:val="1"/>
+      <w:numFmt w:val="bullet"/>
+      <w:lvlText w:val="-"/>
+      <w:lvlJc w:val="left"/>
+      <w:pPr>
+        <w:ind w:left="2160" w:hanging="360"/>
+      </w:pPr>
+      <w:rPr>
+        <w:u w:val="none"/>
+      </w:rPr>
+    </w:lvl>
+    <w:lvl w:ilvl="3">
+      <w:start w:val="1"/>
+      <w:numFmt w:val="bullet"/>
+      <w:lvlText w:val="-"/>
+      <w:lvlJc w:val="left"/>
+      <w:pPr>
+        <w:ind w:left="2880" w:hanging="360"/>
+      </w:pPr>
+      <w:rPr>
+        <w:u w:val="none"/>
+      </w:rPr>
+    </w:lvl>
+    <w:lvl w:ilvl="4">
+      <w:start w:val="1"/>
+      <w:numFmt w:val="bullet"/>
+      <w:lvlText w:val="-"/>
+      <w:lvlJc w:val="left"/>
+      <w:pPr>
+        <w:ind w:left="3600" w:hanging="360"/>
+      </w:pPr>
+      <w:rPr>
+        <w:u w:val="none"/>
+      </w:rPr>
+    </w:lvl>
+    <w:lvl w:ilvl="5">
+      <w:start w:val="1"/>
+      <w:numFmt w:val="bullet"/>
+      <w:lvlText w:val="-"/>
+      <w:lvlJc w:val="left"/>
+      <w:pPr>
+        <w:ind w:left="4320" w:hanging="360"/>
+      </w:pPr>
+      <w:rPr>
+        <w:u w:val="none"/>
+      </w:rPr>
+    </w:lvl>
+    <w:lvl w:ilvl="6">
+      <w:start w:val="1"/>
+      <w:numFmt w:val="bullet"/>
+      <w:lvlText w:val="-"/>
+      <w:lvlJc w:val="left"/>
+      <w:pPr>
+        <w:ind w:left="5040" w:hanging="360"/>
+      </w:pPr>
+      <w:rPr>
+        <w:u w:val="none"/>
+      </w:rPr>
+    </w:lvl>
+    <w:lvl w:ilvl="7">
+      <w:start w:val="1"/>
+      <w:numFmt w:val="bullet"/>
+      <w:lvlText w:val="-"/>
+      <w:lvlJc w:val="left"/>
+      <w:pPr>
+        <w:ind w:left="5760" w:hanging="360"/>
+      </w:pPr>
+      <w:rPr>
+        <w:u w:val="none"/>
+      </w:rPr>
+    </w:lvl>
+    <w:lvl w:ilvl="8">
+      <w:start w:val="1"/>
+      <w:numFmt w:val="bullet"/>
+      <w:lvlText w:val="-"/>
+      <w:lvlJc w:val="left"/>
+      <w:pPr>
+        <w:ind w:left="6480" w:hanging="360"/>
+      </w:pPr>
+      <w:rPr>
+        <w:u w:val="none"/>
+      </w:rPr>
+    </w:lvl>
+  </w:abstractNum>
+  <w:abstractNum w:abstractNumId="12">
+    <w:lvl w:ilvl="0">
+      <w:start w:val="1"/>
+      <w:numFmt w:val="decimal"/>
+      <w:lvlText w:val="%1."/>
+      <w:lvlJc w:val="left"/>
+      <w:pPr>
+        <w:ind w:left="720" w:hanging="360"/>
+      </w:pPr>
+      <w:rPr>
+        <w:u w:val="none"/>
+      </w:rPr>
+    </w:lvl>
+    <w:lvl w:ilvl="1">
+      <w:start w:val="1"/>
+      <w:numFmt w:val="lowerLetter"/>
+      <w:lvlText w:val="%2."/>
+      <w:lvlJc w:val="left"/>
+      <w:pPr>
+        <w:ind w:left="1440" w:hanging="360"/>
+      </w:pPr>
+      <w:rPr>
+        <w:u w:val="none"/>
+      </w:rPr>
+    </w:lvl>
+    <w:lvl w:ilvl="2">
+      <w:start w:val="1"/>
+      <w:numFmt w:val="lowerRoman"/>
+      <w:lvlText w:val="%3."/>
+      <w:lvlJc w:val="right"/>
+      <w:pPr>
+        <w:ind w:left="2160" w:hanging="360"/>
+      </w:pPr>
+      <w:rPr>
+        <w:u w:val="none"/>
+      </w:rPr>
+    </w:lvl>
+    <w:lvl w:ilvl="3">
+      <w:start w:val="1"/>
+      <w:numFmt w:val="decimal"/>
+      <w:lvlText w:val="%4."/>
+      <w:lvlJc w:val="left"/>
+      <w:pPr>
+        <w:ind w:left="2880" w:hanging="360"/>
+      </w:pPr>
+      <w:rPr>
+        <w:u w:val="none"/>
+      </w:rPr>
+    </w:lvl>
+    <w:lvl w:ilvl="4">
+      <w:start w:val="1"/>
+      <w:numFmt w:val="lowerLetter"/>
+      <w:lvlText w:val="%5."/>
+      <w:lvlJc w:val="left"/>
+      <w:pPr>
+        <w:ind w:left="3600" w:hanging="360"/>
+      </w:pPr>
+      <w:rPr>
+        <w:u w:val="none"/>
+      </w:rPr>
+    </w:lvl>
+    <w:lvl w:ilvl="5">
+      <w:start w:val="1"/>
+      <w:numFmt w:val="lowerRoman"/>
+      <w:lvlText w:val="%6."/>
+      <w:lvlJc w:val="right"/>
+      <w:pPr>
+        <w:ind w:left="4320" w:hanging="360"/>
+      </w:pPr>
+      <w:rPr>
+        <w:u w:val="none"/>
+      </w:rPr>
+    </w:lvl>
+    <w:lvl w:ilvl="6">
+      <w:start w:val="1"/>
+      <w:numFmt w:val="decimal"/>
+      <w:lvlText w:val="%7."/>
+      <w:lvlJc w:val="left"/>
+      <w:pPr>
+        <w:ind w:left="5040" w:hanging="360"/>
+      </w:pPr>
+      <w:rPr>
+        <w:u w:val="none"/>
+      </w:rPr>
+    </w:lvl>
+    <w:lvl w:ilvl="7">
+      <w:start w:val="1"/>
+      <w:numFmt w:val="lowerLetter"/>
+      <w:lvlText w:val="%8."/>
+      <w:lvlJc w:val="left"/>
+      <w:pPr>
+        <w:ind w:left="5760" w:hanging="360"/>
+      </w:pPr>
+      <w:rPr>
+        <w:u w:val="none"/>
+      </w:rPr>
+    </w:lvl>
+    <w:lvl w:ilvl="8">
+      <w:start w:val="1"/>
+      <w:numFmt w:val="lowerRoman"/>
+      <w:lvlText w:val="%9."/>
+      <w:lvlJc w:val="right"/>
+      <w:pPr>
+        <w:ind w:left="6480" w:hanging="360"/>
+      </w:pPr>
+      <w:rPr>
+        <w:u w:val="none"/>
+      </w:rPr>
+    </w:lvl>
+  </w:abstractNum>
+  <w:abstractNum w:abstractNumId="13">
+    <w:lvl w:ilvl="0">
+      <w:start w:val="1"/>
+      <w:numFmt w:val="decimal"/>
+      <w:lvlText w:val="%1."/>
+      <w:lvlJc w:val="left"/>
+      <w:pPr>
+        <w:ind w:left="720" w:hanging="360"/>
+      </w:pPr>
+      <w:rPr>
+        <w:u w:val="none"/>
+      </w:rPr>
+    </w:lvl>
+    <w:lvl w:ilvl="1">
+      <w:start w:val="1"/>
+      <w:numFmt w:val="lowerLetter"/>
+      <w:lvlText w:val="%2."/>
+      <w:lvlJc w:val="left"/>
+      <w:pPr>
+        <w:ind w:left="1440" w:hanging="360"/>
+      </w:pPr>
+      <w:rPr>
+        <w:u w:val="none"/>
+      </w:rPr>
+    </w:lvl>
+    <w:lvl w:ilvl="2">
+      <w:start w:val="1"/>
+      <w:numFmt w:val="lowerRoman"/>
+      <w:lvlText w:val="%3."/>
+      <w:lvlJc w:val="right"/>
+      <w:pPr>
+        <w:ind w:left="2160" w:hanging="360"/>
+      </w:pPr>
+      <w:rPr>
+        <w:u w:val="none"/>
+      </w:rPr>
+    </w:lvl>
+    <w:lvl w:ilvl="3">
+      <w:start w:val="1"/>
+      <w:numFmt w:val="decimal"/>
+      <w:lvlText w:val="%4."/>
+      <w:lvlJc w:val="left"/>
+      <w:pPr>
+        <w:ind w:left="2880" w:hanging="360"/>
+      </w:pPr>
+      <w:rPr>
+        <w:u w:val="none"/>
+      </w:rPr>
+    </w:lvl>
+    <w:lvl w:ilvl="4">
+      <w:start w:val="1"/>
+      <w:numFmt w:val="lowerLetter"/>
+      <w:lvlText w:val="%5."/>
+      <w:lvlJc w:val="left"/>
+      <w:pPr>
+        <w:ind w:left="3600" w:hanging="360"/>
+      </w:pPr>
+      <w:rPr>
+        <w:u w:val="none"/>
+      </w:rPr>
+    </w:lvl>
+    <w:lvl w:ilvl="5">
+      <w:start w:val="1"/>
+      <w:numFmt w:val="lowerRoman"/>
+      <w:lvlText w:val="%6."/>
+      <w:lvlJc w:val="right"/>
+      <w:pPr>
+        <w:ind w:left="4320" w:hanging="360"/>
+      </w:pPr>
+      <w:rPr>
+        <w:u w:val="none"/>
+      </w:rPr>
+    </w:lvl>
+    <w:lvl w:ilvl="6">
+      <w:start w:val="1"/>
+      <w:numFmt w:val="decimal"/>
+      <w:lvlText w:val="%7."/>
+      <w:lvlJc w:val="left"/>
+      <w:pPr>
+        <w:ind w:left="5040" w:hanging="360"/>
+      </w:pPr>
+      <w:rPr>
+        <w:u w:val="none"/>
+      </w:rPr>
+    </w:lvl>
+    <w:lvl w:ilvl="7">
+      <w:start w:val="1"/>
+      <w:numFmt w:val="lowerLetter"/>
+      <w:lvlText w:val="%8."/>
+      <w:lvlJc w:val="left"/>
+      <w:pPr>
+        <w:ind w:left="5760" w:hanging="360"/>
+      </w:pPr>
+      <w:rPr>
+        <w:u w:val="none"/>
+      </w:rPr>
+    </w:lvl>
+    <w:lvl w:ilvl="8">
+      <w:start w:val="1"/>
+      <w:numFmt w:val="lowerRoman"/>
+      <w:lvlText w:val="%9."/>
+      <w:lvlJc w:val="right"/>
+      <w:pPr>
+        <w:ind w:left="6480" w:hanging="360"/>
+      </w:pPr>
+      <w:rPr>
+        <w:u w:val="none"/>
+      </w:rPr>
+    </w:lvl>
+  </w:abstractNum>
+  <w:abstractNum w:abstractNumId="14">
     <w:lvl w:ilvl="0">
       <w:start w:val="1"/>
       <w:numFmt w:val="bullet"/>
@@ -17141,7 +18696,7 @@
       </w:rPr>
     </w:lvl>
   </w:abstractNum>
-  <w:abstractNum w:abstractNumId="5">
+  <w:abstractNum w:abstractNumId="15">
     <w:lvl w:ilvl="0">
       <w:start w:val="1"/>
       <w:numFmt w:val="decimal"/>
@@ -17253,7 +18808,7 @@
       </w:rPr>
     </w:lvl>
   </w:abstractNum>
-  <w:abstractNum w:abstractNumId="6">
+  <w:abstractNum w:abstractNumId="16">
     <w:lvl w:ilvl="0">
       <w:start w:val="1"/>
       <w:numFmt w:val="bullet"/>
@@ -17377,7 +18932,7 @@
       </w:rPr>
     </w:lvl>
   </w:abstractNum>
-  <w:abstractNum w:abstractNumId="7">
+  <w:abstractNum w:abstractNumId="17">
     <w:lvl w:ilvl="0">
       <w:start w:val="1"/>
       <w:numFmt w:val="bullet"/>
@@ -17487,7 +19042,7 @@
       </w:rPr>
     </w:lvl>
   </w:abstractNum>
-  <w:abstractNum w:abstractNumId="8">
+  <w:abstractNum w:abstractNumId="18">
     <w:lvl w:ilvl="0">
       <w:start w:val="1"/>
       <w:numFmt w:val="bullet"/>
@@ -17604,7 +19159,7 @@
       </w:rPr>
     </w:lvl>
   </w:abstractNum>
-  <w:abstractNum w:abstractNumId="9">
+  <w:abstractNum w:abstractNumId="19">
     <w:lvl w:ilvl="0">
       <w:start w:val="1"/>
       <w:numFmt w:val="bullet"/>
@@ -17705,1121 +19260,6 @@
       <w:start w:val="1"/>
       <w:numFmt w:val="bullet"/>
       <w:lvlText w:val="■"/>
-      <w:lvlJc w:val="left"/>
-      <w:pPr>
-        <w:ind w:left="6480" w:hanging="360"/>
-      </w:pPr>
-      <w:rPr>
-        <w:u w:val="none"/>
-      </w:rPr>
-    </w:lvl>
-  </w:abstractNum>
-  <w:abstractNum w:abstractNumId="10">
-    <w:lvl w:ilvl="0">
-      <w:start w:val="1"/>
-      <w:numFmt w:val="decimal"/>
-      <w:lvlText w:val="%1."/>
-      <w:lvlJc w:val="left"/>
-      <w:pPr>
-        <w:ind w:left="720" w:hanging="360"/>
-      </w:pPr>
-      <w:rPr>
-        <w:rFonts w:ascii="Arial" w:cs="Arial" w:eastAsia="Arial" w:hAnsi="Arial"/>
-        <w:color w:val="1f1f1f"/>
-        <w:u w:val="none"/>
-      </w:rPr>
-    </w:lvl>
-    <w:lvl w:ilvl="1">
-      <w:start w:val="1"/>
-      <w:numFmt w:val="lowerLetter"/>
-      <w:lvlText w:val="%2."/>
-      <w:lvlJc w:val="left"/>
-      <w:pPr>
-        <w:ind w:left="1440" w:hanging="360"/>
-      </w:pPr>
-      <w:rPr>
-        <w:u w:val="none"/>
-      </w:rPr>
-    </w:lvl>
-    <w:lvl w:ilvl="2">
-      <w:start w:val="1"/>
-      <w:numFmt w:val="lowerRoman"/>
-      <w:lvlText w:val="%3."/>
-      <w:lvlJc w:val="left"/>
-      <w:pPr>
-        <w:ind w:left="2160" w:hanging="360"/>
-      </w:pPr>
-      <w:rPr>
-        <w:u w:val="none"/>
-      </w:rPr>
-    </w:lvl>
-    <w:lvl w:ilvl="3">
-      <w:start w:val="1"/>
-      <w:numFmt w:val="decimal"/>
-      <w:lvlText w:val="%4."/>
-      <w:lvlJc w:val="left"/>
-      <w:pPr>
-        <w:ind w:left="2880" w:hanging="360"/>
-      </w:pPr>
-      <w:rPr>
-        <w:u w:val="none"/>
-      </w:rPr>
-    </w:lvl>
-    <w:lvl w:ilvl="4">
-      <w:start w:val="1"/>
-      <w:numFmt w:val="lowerLetter"/>
-      <w:lvlText w:val="%5."/>
-      <w:lvlJc w:val="left"/>
-      <w:pPr>
-        <w:ind w:left="3600" w:hanging="360"/>
-      </w:pPr>
-      <w:rPr>
-        <w:u w:val="none"/>
-      </w:rPr>
-    </w:lvl>
-    <w:lvl w:ilvl="5">
-      <w:start w:val="1"/>
-      <w:numFmt w:val="lowerRoman"/>
-      <w:lvlText w:val="%6."/>
-      <w:lvlJc w:val="left"/>
-      <w:pPr>
-        <w:ind w:left="4320" w:hanging="360"/>
-      </w:pPr>
-      <w:rPr>
-        <w:u w:val="none"/>
-      </w:rPr>
-    </w:lvl>
-    <w:lvl w:ilvl="6">
-      <w:start w:val="1"/>
-      <w:numFmt w:val="decimal"/>
-      <w:lvlText w:val="%7."/>
-      <w:lvlJc w:val="left"/>
-      <w:pPr>
-        <w:ind w:left="5040" w:hanging="360"/>
-      </w:pPr>
-      <w:rPr>
-        <w:u w:val="none"/>
-      </w:rPr>
-    </w:lvl>
-    <w:lvl w:ilvl="7">
-      <w:start w:val="1"/>
-      <w:numFmt w:val="lowerLetter"/>
-      <w:lvlText w:val="%8."/>
-      <w:lvlJc w:val="left"/>
-      <w:pPr>
-        <w:ind w:left="5760" w:hanging="360"/>
-      </w:pPr>
-      <w:rPr>
-        <w:u w:val="none"/>
-      </w:rPr>
-    </w:lvl>
-    <w:lvl w:ilvl="8">
-      <w:start w:val="1"/>
-      <w:numFmt w:val="lowerRoman"/>
-      <w:lvlText w:val="%9."/>
-      <w:lvlJc w:val="left"/>
-      <w:pPr>
-        <w:ind w:left="6480" w:hanging="360"/>
-      </w:pPr>
-      <w:rPr>
-        <w:u w:val="none"/>
-      </w:rPr>
-    </w:lvl>
-  </w:abstractNum>
-  <w:abstractNum w:abstractNumId="11">
-    <w:lvl w:ilvl="0">
-      <w:start w:val="1"/>
-      <w:numFmt w:val="decimal"/>
-      <w:lvlText w:val="%1."/>
-      <w:lvlJc w:val="left"/>
-      <w:pPr>
-        <w:ind w:left="720" w:hanging="360"/>
-      </w:pPr>
-      <w:rPr>
-        <w:u w:val="none"/>
-      </w:rPr>
-    </w:lvl>
-    <w:lvl w:ilvl="1">
-      <w:start w:val="1"/>
-      <w:numFmt w:val="lowerLetter"/>
-      <w:lvlText w:val="%2."/>
-      <w:lvlJc w:val="left"/>
-      <w:pPr>
-        <w:ind w:left="1440" w:hanging="360"/>
-      </w:pPr>
-      <w:rPr>
-        <w:u w:val="none"/>
-      </w:rPr>
-    </w:lvl>
-    <w:lvl w:ilvl="2">
-      <w:start w:val="1"/>
-      <w:numFmt w:val="lowerRoman"/>
-      <w:lvlText w:val="%3."/>
-      <w:lvlJc w:val="left"/>
-      <w:pPr>
-        <w:ind w:left="2160" w:hanging="360"/>
-      </w:pPr>
-      <w:rPr>
-        <w:u w:val="none"/>
-      </w:rPr>
-    </w:lvl>
-    <w:lvl w:ilvl="3">
-      <w:start w:val="1"/>
-      <w:numFmt w:val="decimal"/>
-      <w:lvlText w:val="%4."/>
-      <w:lvlJc w:val="left"/>
-      <w:pPr>
-        <w:ind w:left="2880" w:hanging="360"/>
-      </w:pPr>
-      <w:rPr>
-        <w:u w:val="none"/>
-      </w:rPr>
-    </w:lvl>
-    <w:lvl w:ilvl="4">
-      <w:start w:val="1"/>
-      <w:numFmt w:val="lowerLetter"/>
-      <w:lvlText w:val="%5."/>
-      <w:lvlJc w:val="left"/>
-      <w:pPr>
-        <w:ind w:left="3600" w:hanging="360"/>
-      </w:pPr>
-      <w:rPr>
-        <w:u w:val="none"/>
-      </w:rPr>
-    </w:lvl>
-    <w:lvl w:ilvl="5">
-      <w:start w:val="1"/>
-      <w:numFmt w:val="lowerRoman"/>
-      <w:lvlText w:val="%6."/>
-      <w:lvlJc w:val="left"/>
-      <w:pPr>
-        <w:ind w:left="4320" w:hanging="360"/>
-      </w:pPr>
-      <w:rPr>
-        <w:u w:val="none"/>
-      </w:rPr>
-    </w:lvl>
-    <w:lvl w:ilvl="6">
-      <w:start w:val="1"/>
-      <w:numFmt w:val="decimal"/>
-      <w:lvlText w:val="%7."/>
-      <w:lvlJc w:val="left"/>
-      <w:pPr>
-        <w:ind w:left="5040" w:hanging="360"/>
-      </w:pPr>
-      <w:rPr>
-        <w:u w:val="none"/>
-      </w:rPr>
-    </w:lvl>
-    <w:lvl w:ilvl="7">
-      <w:start w:val="1"/>
-      <w:numFmt w:val="lowerLetter"/>
-      <w:lvlText w:val="%8."/>
-      <w:lvlJc w:val="left"/>
-      <w:pPr>
-        <w:ind w:left="5760" w:hanging="360"/>
-      </w:pPr>
-      <w:rPr>
-        <w:u w:val="none"/>
-      </w:rPr>
-    </w:lvl>
-    <w:lvl w:ilvl="8">
-      <w:start w:val="1"/>
-      <w:numFmt w:val="lowerRoman"/>
-      <w:lvlText w:val="%9."/>
-      <w:lvlJc w:val="left"/>
-      <w:pPr>
-        <w:ind w:left="6480" w:hanging="360"/>
-      </w:pPr>
-      <w:rPr>
-        <w:u w:val="none"/>
-      </w:rPr>
-    </w:lvl>
-  </w:abstractNum>
-  <w:abstractNum w:abstractNumId="12">
-    <w:lvl w:ilvl="0">
-      <w:start w:val="1"/>
-      <w:numFmt w:val="bullet"/>
-      <w:lvlText w:val="●"/>
-      <w:lvlJc w:val="left"/>
-      <w:pPr>
-        <w:ind w:left="720" w:hanging="360"/>
-      </w:pPr>
-      <w:rPr>
-        <w:u w:val="none"/>
-      </w:rPr>
-    </w:lvl>
-    <w:lvl w:ilvl="1">
-      <w:start w:val="1"/>
-      <w:numFmt w:val="bullet"/>
-      <w:lvlText w:val="○"/>
-      <w:lvlJc w:val="left"/>
-      <w:pPr>
-        <w:ind w:left="1440" w:hanging="360"/>
-      </w:pPr>
-      <w:rPr>
-        <w:u w:val="none"/>
-      </w:rPr>
-    </w:lvl>
-    <w:lvl w:ilvl="2">
-      <w:start w:val="1"/>
-      <w:numFmt w:val="bullet"/>
-      <w:lvlText w:val="■"/>
-      <w:lvlJc w:val="left"/>
-      <w:pPr>
-        <w:ind w:left="2160" w:hanging="360"/>
-      </w:pPr>
-      <w:rPr>
-        <w:u w:val="none"/>
-      </w:rPr>
-    </w:lvl>
-    <w:lvl w:ilvl="3">
-      <w:start w:val="1"/>
-      <w:numFmt w:val="bullet"/>
-      <w:lvlText w:val="●"/>
-      <w:lvlJc w:val="left"/>
-      <w:pPr>
-        <w:ind w:left="2880" w:hanging="360"/>
-      </w:pPr>
-      <w:rPr>
-        <w:u w:val="none"/>
-      </w:rPr>
-    </w:lvl>
-    <w:lvl w:ilvl="4">
-      <w:start w:val="1"/>
-      <w:numFmt w:val="bullet"/>
-      <w:lvlText w:val="○"/>
-      <w:lvlJc w:val="left"/>
-      <w:pPr>
-        <w:ind w:left="3600" w:hanging="360"/>
-      </w:pPr>
-      <w:rPr>
-        <w:u w:val="none"/>
-      </w:rPr>
-    </w:lvl>
-    <w:lvl w:ilvl="5">
-      <w:start w:val="1"/>
-      <w:numFmt w:val="bullet"/>
-      <w:lvlText w:val="■"/>
-      <w:lvlJc w:val="left"/>
-      <w:pPr>
-        <w:ind w:left="4320" w:hanging="360"/>
-      </w:pPr>
-      <w:rPr>
-        <w:u w:val="none"/>
-      </w:rPr>
-    </w:lvl>
-    <w:lvl w:ilvl="6">
-      <w:start w:val="1"/>
-      <w:numFmt w:val="bullet"/>
-      <w:lvlText w:val="●"/>
-      <w:lvlJc w:val="left"/>
-      <w:pPr>
-        <w:ind w:left="5040" w:hanging="360"/>
-      </w:pPr>
-      <w:rPr>
-        <w:u w:val="none"/>
-      </w:rPr>
-    </w:lvl>
-    <w:lvl w:ilvl="7">
-      <w:start w:val="1"/>
-      <w:numFmt w:val="bullet"/>
-      <w:lvlText w:val="○"/>
-      <w:lvlJc w:val="left"/>
-      <w:pPr>
-        <w:ind w:left="5760" w:hanging="360"/>
-      </w:pPr>
-      <w:rPr>
-        <w:u w:val="none"/>
-      </w:rPr>
-    </w:lvl>
-    <w:lvl w:ilvl="8">
-      <w:start w:val="1"/>
-      <w:numFmt w:val="bullet"/>
-      <w:lvlText w:val="■"/>
-      <w:lvlJc w:val="left"/>
-      <w:pPr>
-        <w:ind w:left="6480" w:hanging="360"/>
-      </w:pPr>
-      <w:rPr>
-        <w:u w:val="none"/>
-      </w:rPr>
-    </w:lvl>
-  </w:abstractNum>
-  <w:abstractNum w:abstractNumId="13">
-    <w:lvl w:ilvl="0">
-      <w:start w:val="1"/>
-      <w:numFmt w:val="bullet"/>
-      <w:lvlText w:val="-"/>
-      <w:lvlJc w:val="left"/>
-      <w:pPr>
-        <w:ind w:left="720" w:hanging="360"/>
-      </w:pPr>
-      <w:rPr>
-        <w:u w:val="none"/>
-      </w:rPr>
-    </w:lvl>
-    <w:lvl w:ilvl="1">
-      <w:start w:val="1"/>
-      <w:numFmt w:val="bullet"/>
-      <w:lvlText w:val="-"/>
-      <w:lvlJc w:val="left"/>
-      <w:pPr>
-        <w:ind w:left="1440" w:hanging="360"/>
-      </w:pPr>
-      <w:rPr>
-        <w:u w:val="none"/>
-      </w:rPr>
-    </w:lvl>
-    <w:lvl w:ilvl="2">
-      <w:start w:val="1"/>
-      <w:numFmt w:val="bullet"/>
-      <w:lvlText w:val="-"/>
-      <w:lvlJc w:val="left"/>
-      <w:pPr>
-        <w:ind w:left="2160" w:hanging="360"/>
-      </w:pPr>
-      <w:rPr>
-        <w:u w:val="none"/>
-      </w:rPr>
-    </w:lvl>
-    <w:lvl w:ilvl="3">
-      <w:start w:val="1"/>
-      <w:numFmt w:val="bullet"/>
-      <w:lvlText w:val="-"/>
-      <w:lvlJc w:val="left"/>
-      <w:pPr>
-        <w:ind w:left="2880" w:hanging="360"/>
-      </w:pPr>
-      <w:rPr>
-        <w:u w:val="none"/>
-      </w:rPr>
-    </w:lvl>
-    <w:lvl w:ilvl="4">
-      <w:start w:val="1"/>
-      <w:numFmt w:val="bullet"/>
-      <w:lvlText w:val="-"/>
-      <w:lvlJc w:val="left"/>
-      <w:pPr>
-        <w:ind w:left="3600" w:hanging="360"/>
-      </w:pPr>
-      <w:rPr>
-        <w:u w:val="none"/>
-      </w:rPr>
-    </w:lvl>
-    <w:lvl w:ilvl="5">
-      <w:start w:val="1"/>
-      <w:numFmt w:val="bullet"/>
-      <w:lvlText w:val="-"/>
-      <w:lvlJc w:val="left"/>
-      <w:pPr>
-        <w:ind w:left="4320" w:hanging="360"/>
-      </w:pPr>
-      <w:rPr>
-        <w:u w:val="none"/>
-      </w:rPr>
-    </w:lvl>
-    <w:lvl w:ilvl="6">
-      <w:start w:val="1"/>
-      <w:numFmt w:val="bullet"/>
-      <w:lvlText w:val="-"/>
-      <w:lvlJc w:val="left"/>
-      <w:pPr>
-        <w:ind w:left="5040" w:hanging="360"/>
-      </w:pPr>
-      <w:rPr>
-        <w:u w:val="none"/>
-      </w:rPr>
-    </w:lvl>
-    <w:lvl w:ilvl="7">
-      <w:start w:val="1"/>
-      <w:numFmt w:val="bullet"/>
-      <w:lvlText w:val="-"/>
-      <w:lvlJc w:val="left"/>
-      <w:pPr>
-        <w:ind w:left="5760" w:hanging="360"/>
-      </w:pPr>
-      <w:rPr>
-        <w:u w:val="none"/>
-      </w:rPr>
-    </w:lvl>
-    <w:lvl w:ilvl="8">
-      <w:start w:val="1"/>
-      <w:numFmt w:val="bullet"/>
-      <w:lvlText w:val="-"/>
-      <w:lvlJc w:val="left"/>
-      <w:pPr>
-        <w:ind w:left="6480" w:hanging="360"/>
-      </w:pPr>
-      <w:rPr>
-        <w:u w:val="none"/>
-      </w:rPr>
-    </w:lvl>
-  </w:abstractNum>
-  <w:abstractNum w:abstractNumId="14">
-    <w:lvl w:ilvl="0">
-      <w:start w:val="1"/>
-      <w:numFmt w:val="bullet"/>
-      <w:lvlText w:val="●"/>
-      <w:lvlJc w:val="left"/>
-      <w:pPr>
-        <w:ind w:left="720" w:hanging="360"/>
-      </w:pPr>
-      <w:rPr>
-        <w:rFonts w:ascii="Arial" w:cs="Arial" w:eastAsia="Arial" w:hAnsi="Arial"/>
-        <w:i w:val="0"/>
-        <w:iCs w:val="0"/>
-        <w:smallCaps w:val="0"/>
-        <w:color w:val="5c5c5c"/>
-        <w:sz w:val="21"/>
-        <w:szCs w:val="21"/>
-        <w:u w:val="none"/>
-      </w:rPr>
-    </w:lvl>
-    <w:lvl w:ilvl="1">
-      <w:start w:val="1"/>
-      <w:numFmt w:val="bullet"/>
-      <w:lvlText w:val="○"/>
-      <w:lvlJc w:val="left"/>
-      <w:pPr>
-        <w:ind w:left="1440" w:hanging="360"/>
-      </w:pPr>
-      <w:rPr>
-        <w:u w:val="none"/>
-      </w:rPr>
-    </w:lvl>
-    <w:lvl w:ilvl="2">
-      <w:start w:val="1"/>
-      <w:numFmt w:val="bullet"/>
-      <w:lvlText w:val="■"/>
-      <w:lvlJc w:val="left"/>
-      <w:pPr>
-        <w:ind w:left="2160" w:hanging="360"/>
-      </w:pPr>
-      <w:rPr>
-        <w:u w:val="none"/>
-      </w:rPr>
-    </w:lvl>
-    <w:lvl w:ilvl="3">
-      <w:start w:val="1"/>
-      <w:numFmt w:val="bullet"/>
-      <w:lvlText w:val="●"/>
-      <w:lvlJc w:val="left"/>
-      <w:pPr>
-        <w:ind w:left="2880" w:hanging="360"/>
-      </w:pPr>
-      <w:rPr>
-        <w:u w:val="none"/>
-      </w:rPr>
-    </w:lvl>
-    <w:lvl w:ilvl="4">
-      <w:start w:val="1"/>
-      <w:numFmt w:val="bullet"/>
-      <w:lvlText w:val="○"/>
-      <w:lvlJc w:val="left"/>
-      <w:pPr>
-        <w:ind w:left="3600" w:hanging="360"/>
-      </w:pPr>
-      <w:rPr>
-        <w:u w:val="none"/>
-      </w:rPr>
-    </w:lvl>
-    <w:lvl w:ilvl="5">
-      <w:start w:val="1"/>
-      <w:numFmt w:val="bullet"/>
-      <w:lvlText w:val="■"/>
-      <w:lvlJc w:val="left"/>
-      <w:pPr>
-        <w:ind w:left="4320" w:hanging="360"/>
-      </w:pPr>
-      <w:rPr>
-        <w:u w:val="none"/>
-      </w:rPr>
-    </w:lvl>
-    <w:lvl w:ilvl="6">
-      <w:start w:val="1"/>
-      <w:numFmt w:val="bullet"/>
-      <w:lvlText w:val="●"/>
-      <w:lvlJc w:val="left"/>
-      <w:pPr>
-        <w:ind w:left="5040" w:hanging="360"/>
-      </w:pPr>
-      <w:rPr>
-        <w:u w:val="none"/>
-      </w:rPr>
-    </w:lvl>
-    <w:lvl w:ilvl="7">
-      <w:start w:val="1"/>
-      <w:numFmt w:val="bullet"/>
-      <w:lvlText w:val="○"/>
-      <w:lvlJc w:val="left"/>
-      <w:pPr>
-        <w:ind w:left="5760" w:hanging="360"/>
-      </w:pPr>
-      <w:rPr>
-        <w:u w:val="none"/>
-      </w:rPr>
-    </w:lvl>
-    <w:lvl w:ilvl="8">
-      <w:start w:val="1"/>
-      <w:numFmt w:val="bullet"/>
-      <w:lvlText w:val="■"/>
-      <w:lvlJc w:val="left"/>
-      <w:pPr>
-        <w:ind w:left="6480" w:hanging="360"/>
-      </w:pPr>
-      <w:rPr>
-        <w:u w:val="none"/>
-      </w:rPr>
-    </w:lvl>
-  </w:abstractNum>
-  <w:abstractNum w:abstractNumId="15">
-    <w:lvl w:ilvl="0">
-      <w:start w:val="1"/>
-      <w:numFmt w:val="decimal"/>
-      <w:lvlText w:val="%1."/>
-      <w:lvlJc w:val="left"/>
-      <w:pPr>
-        <w:ind w:left="720" w:hanging="360"/>
-      </w:pPr>
-      <w:rPr>
-        <w:rFonts w:ascii="Arial" w:cs="Arial" w:eastAsia="Arial" w:hAnsi="Arial"/>
-        <w:color w:val="1f1f1f"/>
-        <w:u w:val="none"/>
-      </w:rPr>
-    </w:lvl>
-    <w:lvl w:ilvl="1">
-      <w:start w:val="1"/>
-      <w:numFmt w:val="bullet"/>
-      <w:lvlText w:val="○"/>
-      <w:lvlJc w:val="left"/>
-      <w:pPr>
-        <w:ind w:left="1440" w:hanging="360"/>
-      </w:pPr>
-      <w:rPr>
-        <w:rFonts w:ascii="Arial" w:cs="Arial" w:eastAsia="Arial" w:hAnsi="Arial"/>
-        <w:color w:val="1f1f1f"/>
-        <w:u w:val="none"/>
-      </w:rPr>
-    </w:lvl>
-    <w:lvl w:ilvl="2">
-      <w:start w:val="1"/>
-      <w:numFmt w:val="lowerRoman"/>
-      <w:lvlText w:val="%3."/>
-      <w:lvlJc w:val="left"/>
-      <w:pPr>
-        <w:ind w:left="2160" w:hanging="360"/>
-      </w:pPr>
-      <w:rPr>
-        <w:u w:val="none"/>
-      </w:rPr>
-    </w:lvl>
-    <w:lvl w:ilvl="3">
-      <w:start w:val="1"/>
-      <w:numFmt w:val="decimal"/>
-      <w:lvlText w:val="%4."/>
-      <w:lvlJc w:val="left"/>
-      <w:pPr>
-        <w:ind w:left="2880" w:hanging="360"/>
-      </w:pPr>
-      <w:rPr>
-        <w:u w:val="none"/>
-      </w:rPr>
-    </w:lvl>
-    <w:lvl w:ilvl="4">
-      <w:start w:val="1"/>
-      <w:numFmt w:val="lowerLetter"/>
-      <w:lvlText w:val="%5."/>
-      <w:lvlJc w:val="left"/>
-      <w:pPr>
-        <w:ind w:left="3600" w:hanging="360"/>
-      </w:pPr>
-      <w:rPr>
-        <w:u w:val="none"/>
-      </w:rPr>
-    </w:lvl>
-    <w:lvl w:ilvl="5">
-      <w:start w:val="1"/>
-      <w:numFmt w:val="lowerRoman"/>
-      <w:lvlText w:val="%6."/>
-      <w:lvlJc w:val="left"/>
-      <w:pPr>
-        <w:ind w:left="4320" w:hanging="360"/>
-      </w:pPr>
-      <w:rPr>
-        <w:u w:val="none"/>
-      </w:rPr>
-    </w:lvl>
-    <w:lvl w:ilvl="6">
-      <w:start w:val="1"/>
-      <w:numFmt w:val="decimal"/>
-      <w:lvlText w:val="%7."/>
-      <w:lvlJc w:val="left"/>
-      <w:pPr>
-        <w:ind w:left="5040" w:hanging="360"/>
-      </w:pPr>
-      <w:rPr>
-        <w:u w:val="none"/>
-      </w:rPr>
-    </w:lvl>
-    <w:lvl w:ilvl="7">
-      <w:start w:val="1"/>
-      <w:numFmt w:val="lowerLetter"/>
-      <w:lvlText w:val="%8."/>
-      <w:lvlJc w:val="left"/>
-      <w:pPr>
-        <w:ind w:left="5760" w:hanging="360"/>
-      </w:pPr>
-      <w:rPr>
-        <w:u w:val="none"/>
-      </w:rPr>
-    </w:lvl>
-    <w:lvl w:ilvl="8">
-      <w:start w:val="1"/>
-      <w:numFmt w:val="lowerRoman"/>
-      <w:lvlText w:val="%9."/>
-      <w:lvlJc w:val="left"/>
-      <w:pPr>
-        <w:ind w:left="6480" w:hanging="360"/>
-      </w:pPr>
-      <w:rPr>
-        <w:u w:val="none"/>
-      </w:rPr>
-    </w:lvl>
-  </w:abstractNum>
-  <w:abstractNum w:abstractNumId="16">
-    <w:lvl w:ilvl="0">
-      <w:start w:val="1"/>
-      <w:numFmt w:val="decimal"/>
-      <w:lvlText w:val="%1."/>
-      <w:lvlJc w:val="left"/>
-      <w:pPr>
-        <w:ind w:left="720" w:hanging="360"/>
-      </w:pPr>
-      <w:rPr>
-        <w:u w:val="none"/>
-      </w:rPr>
-    </w:lvl>
-    <w:lvl w:ilvl="1">
-      <w:start w:val="1"/>
-      <w:numFmt w:val="lowerLetter"/>
-      <w:lvlText w:val="%2."/>
-      <w:lvlJc w:val="left"/>
-      <w:pPr>
-        <w:ind w:left="1440" w:hanging="360"/>
-      </w:pPr>
-      <w:rPr>
-        <w:u w:val="none"/>
-      </w:rPr>
-    </w:lvl>
-    <w:lvl w:ilvl="2">
-      <w:start w:val="1"/>
-      <w:numFmt w:val="lowerRoman"/>
-      <w:lvlText w:val="%3."/>
-      <w:lvlJc w:val="right"/>
-      <w:pPr>
-        <w:ind w:left="2160" w:hanging="360"/>
-      </w:pPr>
-      <w:rPr>
-        <w:u w:val="none"/>
-      </w:rPr>
-    </w:lvl>
-    <w:lvl w:ilvl="3">
-      <w:start w:val="1"/>
-      <w:numFmt w:val="decimal"/>
-      <w:lvlText w:val="%4."/>
-      <w:lvlJc w:val="left"/>
-      <w:pPr>
-        <w:ind w:left="2880" w:hanging="360"/>
-      </w:pPr>
-      <w:rPr>
-        <w:u w:val="none"/>
-      </w:rPr>
-    </w:lvl>
-    <w:lvl w:ilvl="4">
-      <w:start w:val="1"/>
-      <w:numFmt w:val="lowerLetter"/>
-      <w:lvlText w:val="%5."/>
-      <w:lvlJc w:val="left"/>
-      <w:pPr>
-        <w:ind w:left="3600" w:hanging="360"/>
-      </w:pPr>
-      <w:rPr>
-        <w:u w:val="none"/>
-      </w:rPr>
-    </w:lvl>
-    <w:lvl w:ilvl="5">
-      <w:start w:val="1"/>
-      <w:numFmt w:val="lowerRoman"/>
-      <w:lvlText w:val="%6."/>
-      <w:lvlJc w:val="right"/>
-      <w:pPr>
-        <w:ind w:left="4320" w:hanging="360"/>
-      </w:pPr>
-      <w:rPr>
-        <w:u w:val="none"/>
-      </w:rPr>
-    </w:lvl>
-    <w:lvl w:ilvl="6">
-      <w:start w:val="1"/>
-      <w:numFmt w:val="decimal"/>
-      <w:lvlText w:val="%7."/>
-      <w:lvlJc w:val="left"/>
-      <w:pPr>
-        <w:ind w:left="5040" w:hanging="360"/>
-      </w:pPr>
-      <w:rPr>
-        <w:u w:val="none"/>
-      </w:rPr>
-    </w:lvl>
-    <w:lvl w:ilvl="7">
-      <w:start w:val="1"/>
-      <w:numFmt w:val="lowerLetter"/>
-      <w:lvlText w:val="%8."/>
-      <w:lvlJc w:val="left"/>
-      <w:pPr>
-        <w:ind w:left="5760" w:hanging="360"/>
-      </w:pPr>
-      <w:rPr>
-        <w:u w:val="none"/>
-      </w:rPr>
-    </w:lvl>
-    <w:lvl w:ilvl="8">
-      <w:start w:val="1"/>
-      <w:numFmt w:val="lowerRoman"/>
-      <w:lvlText w:val="%9."/>
-      <w:lvlJc w:val="right"/>
-      <w:pPr>
-        <w:ind w:left="6480" w:hanging="360"/>
-      </w:pPr>
-      <w:rPr>
-        <w:u w:val="none"/>
-      </w:rPr>
-    </w:lvl>
-  </w:abstractNum>
-  <w:abstractNum w:abstractNumId="17">
-    <w:lvl w:ilvl="0">
-      <w:start w:val="1"/>
-      <w:numFmt w:val="bullet"/>
-      <w:lvlText w:val="●"/>
-      <w:lvlJc w:val="left"/>
-      <w:pPr>
-        <w:ind w:left="720" w:hanging="360"/>
-      </w:pPr>
-      <w:rPr>
-        <w:u w:val="none"/>
-      </w:rPr>
-    </w:lvl>
-    <w:lvl w:ilvl="1">
-      <w:start w:val="1"/>
-      <w:numFmt w:val="bullet"/>
-      <w:lvlText w:val="○"/>
-      <w:lvlJc w:val="left"/>
-      <w:pPr>
-        <w:ind w:left="1440" w:hanging="360"/>
-      </w:pPr>
-      <w:rPr>
-        <w:u w:val="none"/>
-      </w:rPr>
-    </w:lvl>
-    <w:lvl w:ilvl="2">
-      <w:start w:val="1"/>
-      <w:numFmt w:val="bullet"/>
-      <w:lvlText w:val="■"/>
-      <w:lvlJc w:val="left"/>
-      <w:pPr>
-        <w:ind w:left="2160" w:hanging="360"/>
-      </w:pPr>
-      <w:rPr>
-        <w:u w:val="none"/>
-      </w:rPr>
-    </w:lvl>
-    <w:lvl w:ilvl="3">
-      <w:start w:val="1"/>
-      <w:numFmt w:val="bullet"/>
-      <w:lvlText w:val="●"/>
-      <w:lvlJc w:val="left"/>
-      <w:pPr>
-        <w:ind w:left="2880" w:hanging="360"/>
-      </w:pPr>
-      <w:rPr>
-        <w:u w:val="none"/>
-      </w:rPr>
-    </w:lvl>
-    <w:lvl w:ilvl="4">
-      <w:start w:val="1"/>
-      <w:numFmt w:val="bullet"/>
-      <w:lvlText w:val="○"/>
-      <w:lvlJc w:val="left"/>
-      <w:pPr>
-        <w:ind w:left="3600" w:hanging="360"/>
-      </w:pPr>
-      <w:rPr>
-        <w:u w:val="none"/>
-      </w:rPr>
-    </w:lvl>
-    <w:lvl w:ilvl="5">
-      <w:start w:val="1"/>
-      <w:numFmt w:val="bullet"/>
-      <w:lvlText w:val="■"/>
-      <w:lvlJc w:val="left"/>
-      <w:pPr>
-        <w:ind w:left="4320" w:hanging="360"/>
-      </w:pPr>
-      <w:rPr>
-        <w:u w:val="none"/>
-      </w:rPr>
-    </w:lvl>
-    <w:lvl w:ilvl="6">
-      <w:start w:val="1"/>
-      <w:numFmt w:val="bullet"/>
-      <w:lvlText w:val="●"/>
-      <w:lvlJc w:val="left"/>
-      <w:pPr>
-        <w:ind w:left="5040" w:hanging="360"/>
-      </w:pPr>
-      <w:rPr>
-        <w:u w:val="none"/>
-      </w:rPr>
-    </w:lvl>
-    <w:lvl w:ilvl="7">
-      <w:start w:val="1"/>
-      <w:numFmt w:val="bullet"/>
-      <w:lvlText w:val="○"/>
-      <w:lvlJc w:val="left"/>
-      <w:pPr>
-        <w:ind w:left="5760" w:hanging="360"/>
-      </w:pPr>
-      <w:rPr>
-        <w:u w:val="none"/>
-      </w:rPr>
-    </w:lvl>
-    <w:lvl w:ilvl="8">
-      <w:start w:val="1"/>
-      <w:numFmt w:val="bullet"/>
-      <w:lvlText w:val="■"/>
-      <w:lvlJc w:val="left"/>
-      <w:pPr>
-        <w:ind w:left="6480" w:hanging="360"/>
-      </w:pPr>
-      <w:rPr>
-        <w:u w:val="none"/>
-      </w:rPr>
-    </w:lvl>
-  </w:abstractNum>
-  <w:abstractNum w:abstractNumId="18">
-    <w:lvl w:ilvl="0">
-      <w:start w:val="1"/>
-      <w:numFmt w:val="decimal"/>
-      <w:lvlText w:val="%1."/>
-      <w:lvlJc w:val="left"/>
-      <w:pPr>
-        <w:ind w:left="720" w:hanging="360"/>
-      </w:pPr>
-      <w:rPr>
-        <w:rFonts w:ascii="Arial" w:cs="Arial" w:eastAsia="Arial" w:hAnsi="Arial"/>
-        <w:color w:val="1f1f1f"/>
-        <w:u w:val="none"/>
-      </w:rPr>
-    </w:lvl>
-    <w:lvl w:ilvl="1">
-      <w:start w:val="1"/>
-      <w:numFmt w:val="lowerLetter"/>
-      <w:lvlText w:val="%2."/>
-      <w:lvlJc w:val="left"/>
-      <w:pPr>
-        <w:ind w:left="1440" w:hanging="360"/>
-      </w:pPr>
-      <w:rPr>
-        <w:u w:val="none"/>
-      </w:rPr>
-    </w:lvl>
-    <w:lvl w:ilvl="2">
-      <w:start w:val="1"/>
-      <w:numFmt w:val="lowerRoman"/>
-      <w:lvlText w:val="%3."/>
-      <w:lvlJc w:val="left"/>
-      <w:pPr>
-        <w:ind w:left="2160" w:hanging="360"/>
-      </w:pPr>
-      <w:rPr>
-        <w:u w:val="none"/>
-      </w:rPr>
-    </w:lvl>
-    <w:lvl w:ilvl="3">
-      <w:start w:val="1"/>
-      <w:numFmt w:val="decimal"/>
-      <w:lvlText w:val="%4."/>
-      <w:lvlJc w:val="left"/>
-      <w:pPr>
-        <w:ind w:left="2880" w:hanging="360"/>
-      </w:pPr>
-      <w:rPr>
-        <w:u w:val="none"/>
-      </w:rPr>
-    </w:lvl>
-    <w:lvl w:ilvl="4">
-      <w:start w:val="1"/>
-      <w:numFmt w:val="lowerLetter"/>
-      <w:lvlText w:val="%5."/>
-      <w:lvlJc w:val="left"/>
-      <w:pPr>
-        <w:ind w:left="3600" w:hanging="360"/>
-      </w:pPr>
-      <w:rPr>
-        <w:u w:val="none"/>
-      </w:rPr>
-    </w:lvl>
-    <w:lvl w:ilvl="5">
-      <w:start w:val="1"/>
-      <w:numFmt w:val="lowerRoman"/>
-      <w:lvlText w:val="%6."/>
-      <w:lvlJc w:val="left"/>
-      <w:pPr>
-        <w:ind w:left="4320" w:hanging="360"/>
-      </w:pPr>
-      <w:rPr>
-        <w:u w:val="none"/>
-      </w:rPr>
-    </w:lvl>
-    <w:lvl w:ilvl="6">
-      <w:start w:val="1"/>
-      <w:numFmt w:val="decimal"/>
-      <w:lvlText w:val="%7."/>
-      <w:lvlJc w:val="left"/>
-      <w:pPr>
-        <w:ind w:left="5040" w:hanging="360"/>
-      </w:pPr>
-      <w:rPr>
-        <w:u w:val="none"/>
-      </w:rPr>
-    </w:lvl>
-    <w:lvl w:ilvl="7">
-      <w:start w:val="1"/>
-      <w:numFmt w:val="lowerLetter"/>
-      <w:lvlText w:val="%8."/>
-      <w:lvlJc w:val="left"/>
-      <w:pPr>
-        <w:ind w:left="5760" w:hanging="360"/>
-      </w:pPr>
-      <w:rPr>
-        <w:u w:val="none"/>
-      </w:rPr>
-    </w:lvl>
-    <w:lvl w:ilvl="8">
-      <w:start w:val="1"/>
-      <w:numFmt w:val="lowerRoman"/>
-      <w:lvlText w:val="%9."/>
-      <w:lvlJc w:val="left"/>
-      <w:pPr>
-        <w:ind w:left="6480" w:hanging="360"/>
-      </w:pPr>
-      <w:rPr>
-        <w:u w:val="none"/>
-      </w:rPr>
-    </w:lvl>
-  </w:abstractNum>
-  <w:abstractNum w:abstractNumId="19">
-    <w:lvl w:ilvl="0">
-      <w:start w:val="1"/>
-      <w:numFmt w:val="bullet"/>
-      <w:lvlText w:val="-"/>
-      <w:lvlJc w:val="left"/>
-      <w:pPr>
-        <w:ind w:left="720" w:hanging="360"/>
-      </w:pPr>
-      <w:rPr>
-        <w:u w:val="none"/>
-      </w:rPr>
-    </w:lvl>
-    <w:lvl w:ilvl="1">
-      <w:start w:val="1"/>
-      <w:numFmt w:val="bullet"/>
-      <w:lvlText w:val="-"/>
-      <w:lvlJc w:val="left"/>
-      <w:pPr>
-        <w:ind w:left="1440" w:hanging="360"/>
-      </w:pPr>
-      <w:rPr>
-        <w:u w:val="none"/>
-      </w:rPr>
-    </w:lvl>
-    <w:lvl w:ilvl="2">
-      <w:start w:val="1"/>
-      <w:numFmt w:val="bullet"/>
-      <w:lvlText w:val="-"/>
-      <w:lvlJc w:val="left"/>
-      <w:pPr>
-        <w:ind w:left="2160" w:hanging="360"/>
-      </w:pPr>
-      <w:rPr>
-        <w:u w:val="none"/>
-      </w:rPr>
-    </w:lvl>
-    <w:lvl w:ilvl="3">
-      <w:start w:val="1"/>
-      <w:numFmt w:val="bullet"/>
-      <w:lvlText w:val="-"/>
-      <w:lvlJc w:val="left"/>
-      <w:pPr>
-        <w:ind w:left="2880" w:hanging="360"/>
-      </w:pPr>
-      <w:rPr>
-        <w:u w:val="none"/>
-      </w:rPr>
-    </w:lvl>
-    <w:lvl w:ilvl="4">
-      <w:start w:val="1"/>
-      <w:numFmt w:val="bullet"/>
-      <w:lvlText w:val="-"/>
-      <w:lvlJc w:val="left"/>
-      <w:pPr>
-        <w:ind w:left="3600" w:hanging="360"/>
-      </w:pPr>
-      <w:rPr>
-        <w:u w:val="none"/>
-      </w:rPr>
-    </w:lvl>
-    <w:lvl w:ilvl="5">
-      <w:start w:val="1"/>
-      <w:numFmt w:val="bullet"/>
-      <w:lvlText w:val="-"/>
-      <w:lvlJc w:val="left"/>
-      <w:pPr>
-        <w:ind w:left="4320" w:hanging="360"/>
-      </w:pPr>
-      <w:rPr>
-        <w:u w:val="none"/>
-      </w:rPr>
-    </w:lvl>
-    <w:lvl w:ilvl="6">
-      <w:start w:val="1"/>
-      <w:numFmt w:val="bullet"/>
-      <w:lvlText w:val="-"/>
-      <w:lvlJc w:val="left"/>
-      <w:pPr>
-        <w:ind w:left="5040" w:hanging="360"/>
-      </w:pPr>
-      <w:rPr>
-        <w:u w:val="none"/>
-      </w:rPr>
-    </w:lvl>
-    <w:lvl w:ilvl="7">
-      <w:start w:val="1"/>
-      <w:numFmt w:val="bullet"/>
-      <w:lvlText w:val="-"/>
-      <w:lvlJc w:val="left"/>
-      <w:pPr>
-        <w:ind w:left="5760" w:hanging="360"/>
-      </w:pPr>
-      <w:rPr>
-        <w:u w:val="none"/>
-      </w:rPr>
-    </w:lvl>
-    <w:lvl w:ilvl="8">
-      <w:start w:val="1"/>
-      <w:numFmt w:val="bullet"/>
-      <w:lvlText w:val="-"/>
       <w:lvlJc w:val="left"/>
       <w:pPr>
         <w:ind w:left="6480" w:hanging="360"/>
@@ -19035,24 +19475,19 @@
       <w:szCs w:val="52"/>
     </w:rPr>
   </w:style>
-  <w:style w:type="paragraph" w:styleId="Subtitle">
-    <w:name w:val="Subtitle"/>
-    <w:basedOn w:val="Normal"/>
-    <w:next w:val="Normal"/>
-    <w:pPr>
-      <w:keepNext w:val="1"/>
-      <w:keepLines w:val="1"/>
-      <w:pageBreakBefore w:val="0"/>
-      <w:spacing w:after="320" w:before="0" w:lineRule="auto"/>
-    </w:pPr>
-    <w:rPr>
-      <w:rFonts w:ascii="Arial" w:cs="Arial" w:eastAsia="Arial" w:hAnsi="Arial"/>
-      <w:i w:val="0"/>
-      <w:iCs w:val="0"/>
-      <w:color w:val="666666"/>
-      <w:sz w:val="30"/>
-      <w:szCs w:val="30"/>
-    </w:rPr>
+  <w:style w:type="table" w:styleId="TableNormal" w:default="1">
+    <w:name w:val="TableNormal"/>
+    <w:tblPr>
+      <w:tblCellMar>
+        <w:top w:w="100.0" w:type="dxa"/>
+        <w:left w:w="100.0" w:type="dxa"/>
+        <w:bottom w:w="100.0" w:type="dxa"/>
+        <w:right w:w="100.0" w:type="dxa"/>
+      </w:tblCellMar>
+    </w:tblPr>
+  </w:style>
+  <w:style w:type="paragraph" w:styleId="Normal" w:default="1">
+    <w:name w:val="normal"/>
   </w:style>
   <w:style w:type="table" w:styleId="Table1">
     <w:basedOn w:val="TableNormal"/>
@@ -19084,6 +19519,77 @@
       <w:tblStyleRowBandSize w:val="1"/>
       <w:tblStyleColBandSize w:val="1"/>
       <w:tblCellMar/>
+    </w:tblPr>
+  </w:style>
+  <w:style w:type="paragraph" w:styleId="Subtitle">
+    <w:name w:val="Subtitle"/>
+    <w:basedOn w:val="Normal"/>
+    <w:next w:val="Normal"/>
+    <w:pPr>
+      <w:keepNext w:val="1"/>
+      <w:keepLines w:val="1"/>
+      <w:pageBreakBefore w:val="0"/>
+      <w:spacing w:after="320" w:before="0" w:lineRule="auto"/>
+    </w:pPr>
+    <w:rPr>
+      <w:rFonts w:ascii="Arial" w:cs="Arial" w:eastAsia="Arial" w:hAnsi="Arial"/>
+      <w:i w:val="0"/>
+      <w:iCs w:val="0"/>
+      <w:color w:val="666666"/>
+      <w:sz w:val="30"/>
+      <w:szCs w:val="30"/>
+    </w:rPr>
+  </w:style>
+  <w:style w:type="table" w:styleId="Table1">
+    <w:basedOn w:val="TableNormal"/>
+    <w:tblPr>
+      <w:tblStyleRowBandSize w:val="1"/>
+      <w:tblStyleColBandSize w:val="1"/>
+      <w:tblCellMar>
+        <w:top w:w="100.0" w:type="dxa"/>
+        <w:left w:w="100.0" w:type="dxa"/>
+        <w:bottom w:w="100.0" w:type="dxa"/>
+        <w:right w:w="100.0" w:type="dxa"/>
+      </w:tblCellMar>
+    </w:tblPr>
+  </w:style>
+  <w:style w:type="table" w:styleId="Table2">
+    <w:basedOn w:val="TableNormal"/>
+    <w:tblPr>
+      <w:tblStyleRowBandSize w:val="1"/>
+      <w:tblStyleColBandSize w:val="1"/>
+      <w:tblCellMar>
+        <w:top w:w="100.0" w:type="dxa"/>
+        <w:left w:w="100.0" w:type="dxa"/>
+        <w:bottom w:w="100.0" w:type="dxa"/>
+        <w:right w:w="100.0" w:type="dxa"/>
+      </w:tblCellMar>
+    </w:tblPr>
+  </w:style>
+  <w:style w:type="table" w:styleId="Table3">
+    <w:basedOn w:val="TableNormal"/>
+    <w:tblPr>
+      <w:tblStyleRowBandSize w:val="1"/>
+      <w:tblStyleColBandSize w:val="1"/>
+      <w:tblCellMar>
+        <w:top w:w="100.0" w:type="dxa"/>
+        <w:left w:w="100.0" w:type="dxa"/>
+        <w:bottom w:w="100.0" w:type="dxa"/>
+        <w:right w:w="100.0" w:type="dxa"/>
+      </w:tblCellMar>
+    </w:tblPr>
+  </w:style>
+  <w:style w:type="table" w:styleId="Table4">
+    <w:basedOn w:val="TableNormal"/>
+    <w:tblPr>
+      <w:tblStyleRowBandSize w:val="1"/>
+      <w:tblStyleColBandSize w:val="1"/>
+      <w:tblCellMar>
+        <w:top w:w="100.0" w:type="dxa"/>
+        <w:left w:w="100.0" w:type="dxa"/>
+        <w:bottom w:w="100.0" w:type="dxa"/>
+        <w:right w:w="100.0" w:type="dxa"/>
+      </w:tblCellMar>
     </w:tblPr>
   </w:style>
 </w:styles>
@@ -19407,4 +19913,19 @@
   </a:objectDefaults>
   <a:extraClrSchemeLst/>
 </a:theme>
+</file>
+
+<file path=customXML/item1.xml><?xml version="1.0" encoding="utf-8"?>
+<go:gDocsCustomXmlDataStorage xmlns:go="http://customooxmlschemas.google.com/" xmlns:r="http://schemas.openxmlformats.org/officeDocument/2006/relationships" uri="GoogleDocsCustomDataVersion2">
+  <go:docsCustomData xmlns:go="http://customooxmlschemas.google.com/" roundtripDataSignature="AMtx7mjnY74+UhkjpcyHFdb6Ao97NV/PuQ==">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</go:docsCustomData>
+</go:gDocsCustomXmlDataStorage>
+</file>
+
+<file path=customXML/itemProps1.xml><?xml version="1.0" encoding="utf-8"?>
+<ds:datastoreItem xmlns:ds="http://schemas.openxmlformats.org/officeDocument/2006/customXml" ds:itemID="{11111111-1234-1234-1234-123412341234}">
+  <ds:schemaRefs>
+    <ds:schemaRef ds:uri="http://schemas.openxmlformats.org/officeDocument/2006/relationships"/>
+    <ds:schemaRef ds:uri="http://customooxmlschemas.google.com/"/>
+  </ds:schemaRefs>
+</ds:datastoreItem>
 </file>
--- a/docs/Arquitectura.docx
+++ b/docs/Arquitectura.docx
@@ -50,12 +50,12 @@
           <wp:inline distB="114300" distT="114300" distL="114300" distR="114300">
             <wp:extent cx="4622963" cy="4613604"/>
             <wp:effectExtent b="0" l="0" r="0" t="0"/>
-            <wp:docPr id="21" name="image12.png"/>
+            <wp:docPr id="21" name="image11.png"/>
             <a:graphic>
               <a:graphicData uri="http://schemas.openxmlformats.org/drawingml/2006/picture">
                 <pic:pic>
                   <pic:nvPicPr>
-                    <pic:cNvPr id="0" name="image12.png"/>
+                    <pic:cNvPr id="0" name="image11.png"/>
                     <pic:cNvPicPr preferRelativeResize="0"/>
                   </pic:nvPicPr>
                   <pic:blipFill>
@@ -307,7 +307,7 @@
     </w:p>
     <w:sdt>
       <w:sdtPr>
-        <w:id w:val="191455109"/>
+        <w:id w:val="-1058157113"/>
         <w:docPartObj>
           <w:docPartGallery w:val="Table of Contents"/>
           <w:docPartUnique w:val="1"/>
@@ -2296,7 +2296,7 @@
       </w:r>
       <w:sdt>
         <w:sdtPr>
-          <w:id w:val="-1465021176"/>
+          <w:id w:val="-2084106431"/>
           <w:tag w:val="goog_rdk_0"/>
         </w:sdtPr>
         <w:sdtContent>
@@ -2694,7 +2694,7 @@
       </w:r>
       <w:sdt>
         <w:sdtPr>
-          <w:id w:val="1183580974"/>
+          <w:id w:val="1020844839"/>
           <w:tag w:val="goog_rdk_1"/>
         </w:sdtPr>
         <w:sdtContent>
@@ -2752,12 +2752,12 @@
           <wp:inline distB="114300" distT="114300" distL="114300" distR="114300">
             <wp:extent cx="6249378" cy="1972695"/>
             <wp:effectExtent b="0" l="0" r="0" t="0"/>
-            <wp:docPr id="20" name="image4.png"/>
+            <wp:docPr id="20" name="image2.png"/>
             <a:graphic>
               <a:graphicData uri="http://schemas.openxmlformats.org/drawingml/2006/picture">
                 <pic:pic>
                   <pic:nvPicPr>
-                    <pic:cNvPr id="0" name="image4.png"/>
+                    <pic:cNvPr id="0" name="image2.png"/>
                     <pic:cNvPicPr preferRelativeResize="0"/>
                   </pic:nvPicPr>
                   <pic:blipFill>
@@ -2812,12 +2812,12 @@
           <wp:inline distB="114300" distT="114300" distL="114300" distR="114300">
             <wp:extent cx="6323907" cy="1810750"/>
             <wp:effectExtent b="0" l="0" r="0" t="0"/>
-            <wp:docPr id="17" name="image5.png"/>
+            <wp:docPr id="17" name="image6.png"/>
             <a:graphic>
               <a:graphicData uri="http://schemas.openxmlformats.org/drawingml/2006/picture">
                 <pic:pic>
                   <pic:nvPicPr>
-                    <pic:cNvPr id="0" name="image5.png"/>
+                    <pic:cNvPr id="0" name="image6.png"/>
                     <pic:cNvPicPr preferRelativeResize="0"/>
                   </pic:nvPicPr>
                   <pic:blipFill>
@@ -2884,12 +2884,12 @@
           <wp:inline distB="114300" distT="114300" distL="114300" distR="114300">
             <wp:extent cx="5985914" cy="1734237"/>
             <wp:effectExtent b="0" l="0" r="0" t="0"/>
-            <wp:docPr id="18" name="image17.png"/>
+            <wp:docPr id="18" name="image3.png"/>
             <a:graphic>
               <a:graphicData uri="http://schemas.openxmlformats.org/drawingml/2006/picture">
                 <pic:pic>
                   <pic:nvPicPr>
-                    <pic:cNvPr id="0" name="image17.png"/>
+                    <pic:cNvPr id="0" name="image3.png"/>
                     <pic:cNvPicPr preferRelativeResize="0"/>
                   </pic:nvPicPr>
                   <pic:blipFill>
@@ -2956,12 +2956,12 @@
           <wp:inline distB="114300" distT="114300" distL="114300" distR="114300">
             <wp:extent cx="6231908" cy="1415836"/>
             <wp:effectExtent b="0" l="0" r="0" t="0"/>
-            <wp:docPr id="19" name="image7.png"/>
+            <wp:docPr id="19" name="image1.png"/>
             <a:graphic>
               <a:graphicData uri="http://schemas.openxmlformats.org/drawingml/2006/picture">
                 <pic:pic>
                   <pic:nvPicPr>
-                    <pic:cNvPr id="0" name="image7.png"/>
+                    <pic:cNvPr id="0" name="image1.png"/>
                     <pic:cNvPicPr preferRelativeResize="0"/>
                   </pic:nvPicPr>
                   <pic:blipFill>
@@ -3132,12 +3132,12 @@
           <wp:inline distB="114300" distT="114300" distL="114300" distR="114300">
             <wp:extent cx="5734050" cy="2409053"/>
             <wp:effectExtent b="0" l="0" r="0" t="0"/>
-            <wp:docPr id="22" name="image11.png"/>
+            <wp:docPr id="22" name="image4.png"/>
             <a:graphic>
               <a:graphicData uri="http://schemas.openxmlformats.org/drawingml/2006/picture">
                 <pic:pic>
                   <pic:nvPicPr>
-                    <pic:cNvPr id="0" name="image11.png"/>
+                    <pic:cNvPr id="0" name="image4.png"/>
                     <pic:cNvPicPr preferRelativeResize="0"/>
                   </pic:nvPicPr>
                   <pic:blipFill>
@@ -3219,7 +3219,7 @@
         <w:rPr>
           <w:rtl w:val="0"/>
         </w:rPr>
-        <w:t xml:space="preserve">Cliente envía un bloque de transacciones.</w:t>
+        <w:t xml:space="preserve">Cliente envía un bloque de artículos.</w:t>
       </w:r>
       <w:r>
         <w:rPr>
@@ -3263,7 +3263,7 @@
         <w:rPr>
           <w:rtl w:val="0"/>
         </w:rPr>
-        <w:t xml:space="preserve">Se publican mensajes en una cola para que sean procesadas las transacciones.</w:t>
+        <w:t xml:space="preserve">Se publican mensajes en una cola para que sean procesados los artículos.</w:t>
       </w:r>
       <w:r>
         <w:rPr>
@@ -3370,12 +3370,12 @@
           <wp:inline distB="114300" distT="114300" distL="114300" distR="114300">
             <wp:extent cx="5731200" cy="2628900"/>
             <wp:effectExtent b="0" l="0" r="0" t="0"/>
-            <wp:docPr id="24" name="image3.png"/>
+            <wp:docPr id="24" name="image9.png"/>
             <a:graphic>
               <a:graphicData uri="http://schemas.openxmlformats.org/drawingml/2006/picture">
                 <pic:pic>
                   <pic:nvPicPr>
-                    <pic:cNvPr id="0" name="image3.png"/>
+                    <pic:cNvPr id="0" name="image9.png"/>
                     <pic:cNvPicPr preferRelativeResize="0"/>
                   </pic:nvPicPr>
                   <pic:blipFill>
@@ -3587,7 +3587,7 @@
         <w:rPr>
           <w:rtl w:val="0"/>
         </w:rPr>
-        <w:t xml:space="preserve">consume la transacción de la cola y evalúa la regla de negocio. Si el artículo fue escrito en inglés y fue publicado hasta el 2020 inclusive, el worker publica el resultado en la cola de salida.</w:t>
+        <w:t xml:space="preserve">consume el artículo de la cola y evalúa la regla de negocio. Si el artículo fue escrito en inglés y fue publicado hasta el 2020 inclusive, el worker publica el resultado en la cola de salida.</w:t>
       </w:r>
     </w:p>
     <w:p>
@@ -3719,12 +3719,12 @@
           <wp:inline distB="114300" distT="114300" distL="114300" distR="114300">
             <wp:extent cx="5731200" cy="8356600"/>
             <wp:effectExtent b="0" l="0" r="0" t="0"/>
-            <wp:docPr id="23" name="image8.jpg"/>
+            <wp:docPr id="23" name="image18.jpg"/>
             <a:graphic>
               <a:graphicData uri="http://schemas.openxmlformats.org/drawingml/2006/picture">
                 <pic:pic>
                   <pic:nvPicPr>
-                    <pic:cNvPr id="0" name="image8.jpg"/>
+                    <pic:cNvPr id="0" name="image18.jpg"/>
                     <pic:cNvPicPr preferRelativeResize="0"/>
                   </pic:nvPicPr>
                   <pic:blipFill>
@@ -3776,12 +3776,12 @@
           <wp:inline distB="114300" distT="114300" distL="114300" distR="114300">
             <wp:extent cx="2595563" cy="3472936"/>
             <wp:effectExtent b="0" l="0" r="0" t="0"/>
-            <wp:docPr id="26" name="image2.png"/>
+            <wp:docPr id="26" name="image13.png"/>
             <a:graphic>
               <a:graphicData uri="http://schemas.openxmlformats.org/drawingml/2006/picture">
                 <pic:pic>
                   <pic:nvPicPr>
-                    <pic:cNvPr id="0" name="image2.png"/>
+                    <pic:cNvPr id="0" name="image13.png"/>
                     <pic:cNvPicPr preferRelativeResize="0"/>
                   </pic:nvPicPr>
                   <pic:blipFill>
@@ -3925,7 +3925,20 @@
           <w:color w:val="1f1f1f"/>
           <w:rtl w:val="0"/>
         </w:rPr>
-        <w:t xml:space="preserve"> envía una transacción al </w:t>
+        <w:t xml:space="preserve"> envía un </w:t>
+      </w:r>
+      <w:r>
+        <w:rPr>
+          <w:rtl w:val="0"/>
+        </w:rPr>
+        <w:t xml:space="preserve">artículo</w:t>
+      </w:r>
+      <w:r>
+        <w:rPr>
+          <w:color w:val="1f1f1f"/>
+          <w:rtl w:val="0"/>
+        </w:rPr>
+        <w:t xml:space="preserve"> al </w:t>
       </w:r>
       <w:r>
         <w:rPr>
@@ -3986,7 +3999,20 @@
           <w:color w:val="1f1f1f"/>
           <w:rtl w:val="0"/>
         </w:rPr>
-        <w:t xml:space="preserve"> El Gateway analiza la transacción y la pública en la cola genérica.</w:t>
+        <w:t xml:space="preserve"> El Gateway analiza el </w:t>
+      </w:r>
+      <w:r>
+        <w:rPr>
+          <w:rtl w:val="0"/>
+        </w:rPr>
+        <w:t xml:space="preserve">artículo</w:t>
+      </w:r>
+      <w:r>
+        <w:rPr>
+          <w:color w:val="1f1f1f"/>
+          <w:rtl w:val="0"/>
+        </w:rPr>
+        <w:t xml:space="preserve"> y la pública en la cola genérica.</w:t>
       </w:r>
       <w:r>
         <w:rPr>
@@ -4108,7 +4134,20 @@
           <w:color w:val="1f1f1f"/>
           <w:rtl w:val="0"/>
         </w:rPr>
-        <w:t xml:space="preserve"> consume el articulo publicado por el nodo de la seccion anterior y filtra por palabras y envía el resultado actualizado a la cola.</w:t>
+        <w:t xml:space="preserve"> consume el </w:t>
+      </w:r>
+      <w:r>
+        <w:rPr>
+          <w:rtl w:val="0"/>
+        </w:rPr>
+        <w:t xml:space="preserve">artículo</w:t>
+      </w:r>
+      <w:r>
+        <w:rPr>
+          <w:color w:val="1f1f1f"/>
+          <w:rtl w:val="0"/>
+        </w:rPr>
+        <w:t xml:space="preserve"> publicado por el nodo de la sección anterior y filtra por palabras y envía el resultado actualizado a la cola.</w:t>
       </w:r>
       <w:r>
         <w:rPr>
@@ -4329,12 +4368,12 @@
           <wp:inline distB="114300" distT="114300" distL="114300" distR="114300">
             <wp:extent cx="5731200" cy="6146800"/>
             <wp:effectExtent b="0" l="0" r="0" t="0"/>
-            <wp:docPr id="25" name="image16.jpg"/>
+            <wp:docPr id="25" name="image5.jpg"/>
             <a:graphic>
               <a:graphicData uri="http://schemas.openxmlformats.org/drawingml/2006/picture">
                 <pic:pic>
                   <pic:nvPicPr>
-                    <pic:cNvPr id="0" name="image16.jpg"/>
+                    <pic:cNvPr id="0" name="image5.jpg"/>
                     <pic:cNvPicPr preferRelativeResize="0"/>
                   </pic:nvPicPr>
                   <pic:blipFill>
@@ -4393,12 +4432,12 @@
           <wp:inline distB="114300" distT="114300" distL="114300" distR="114300">
             <wp:extent cx="4214813" cy="3887801"/>
             <wp:effectExtent b="0" l="0" r="0" t="0"/>
-            <wp:docPr id="28" name="image1.png"/>
+            <wp:docPr id="28" name="image7.png"/>
             <a:graphic>
               <a:graphicData uri="http://schemas.openxmlformats.org/drawingml/2006/picture">
                 <pic:pic>
                   <pic:nvPicPr>
-                    <pic:cNvPr id="0" name="image1.png"/>
+                    <pic:cNvPr id="0" name="image7.png"/>
                     <pic:cNvPicPr preferRelativeResize="0"/>
                   </pic:nvPicPr>
                   <pic:blipFill>
@@ -4558,7 +4597,20 @@
           <w:color w:val="1f1f1f"/>
           <w:rtl w:val="0"/>
         </w:rPr>
-        <w:t xml:space="preserve"> envía una transacción al </w:t>
+        <w:t xml:space="preserve"> envía un </w:t>
+      </w:r>
+      <w:r>
+        <w:rPr>
+          <w:rtl w:val="0"/>
+        </w:rPr>
+        <w:t xml:space="preserve">artículo</w:t>
+      </w:r>
+      <w:r>
+        <w:rPr>
+          <w:color w:val="1f1f1f"/>
+          <w:rtl w:val="0"/>
+        </w:rPr>
+        <w:t xml:space="preserve"> al </w:t>
       </w:r>
       <w:r>
         <w:rPr>
@@ -4666,7 +4718,20 @@
           <w:color w:val="1f1f1f"/>
           <w:rtl w:val="0"/>
         </w:rPr>
-        <w:t xml:space="preserve"> consume la transacción y tokeniza las palabras y las encola.</w:t>
+        <w:t xml:space="preserve"> consume el </w:t>
+      </w:r>
+      <w:r>
+        <w:rPr>
+          <w:rtl w:val="0"/>
+        </w:rPr>
+        <w:t xml:space="preserve">artículo</w:t>
+      </w:r>
+      <w:r>
+        <w:rPr>
+          <w:color w:val="1f1f1f"/>
+          <w:rtl w:val="0"/>
+        </w:rPr>
+        <w:t xml:space="preserve"> y tokeniza las palabras y las encola.</w:t>
       </w:r>
       <w:r>
         <w:rPr>
@@ -4891,12 +4956,12 @@
           <wp:inline distB="114300" distT="114300" distL="114300" distR="114300">
             <wp:extent cx="5731200" cy="5664200"/>
             <wp:effectExtent b="0" l="0" r="0" t="0"/>
-            <wp:docPr id="27" name="image13.jpg"/>
+            <wp:docPr id="27" name="image15.jpg"/>
             <a:graphic>
               <a:graphicData uri="http://schemas.openxmlformats.org/drawingml/2006/picture">
                 <pic:pic>
                   <pic:nvPicPr>
-                    <pic:cNvPr id="0" name="image13.jpg"/>
+                    <pic:cNvPr id="0" name="image15.jpg"/>
                     <pic:cNvPicPr preferRelativeResize="0"/>
                   </pic:nvPicPr>
                   <pic:blipFill>
@@ -4955,12 +5020,12 @@
           <wp:inline distB="114300" distT="114300" distL="114300" distR="114300">
             <wp:extent cx="4710113" cy="4423687"/>
             <wp:effectExtent b="0" l="0" r="0" t="0"/>
-            <wp:docPr id="31" name="image19.png"/>
+            <wp:docPr id="31" name="image14.png"/>
             <a:graphic>
               <a:graphicData uri="http://schemas.openxmlformats.org/drawingml/2006/picture">
                 <pic:pic>
                   <pic:nvPicPr>
-                    <pic:cNvPr id="0" name="image19.png"/>
+                    <pic:cNvPr id="0" name="image14.png"/>
                     <pic:cNvPicPr preferRelativeResize="0"/>
                   </pic:nvPicPr>
                   <pic:blipFill>
@@ -5113,7 +5178,20 @@
           <w:color w:val="1f1f1f"/>
           <w:rtl w:val="0"/>
         </w:rPr>
-        <w:t xml:space="preserve"> envía una transacción al </w:t>
+        <w:t xml:space="preserve"> envía un </w:t>
+      </w:r>
+      <w:r>
+        <w:rPr>
+          <w:rtl w:val="0"/>
+        </w:rPr>
+        <w:t xml:space="preserve">artículo</w:t>
+      </w:r>
+      <w:r>
+        <w:rPr>
+          <w:color w:val="1f1f1f"/>
+          <w:rtl w:val="0"/>
+        </w:rPr>
+        <w:t xml:space="preserve"> al </w:t>
       </w:r>
       <w:r>
         <w:rPr>
@@ -5221,7 +5299,20 @@
           <w:color w:val="1f1f1f"/>
           <w:rtl w:val="0"/>
         </w:rPr>
-        <w:t xml:space="preserve"> consume la transacción y tokeniza las palabras y las encola.</w:t>
+        <w:t xml:space="preserve"> consume el </w:t>
+      </w:r>
+      <w:r>
+        <w:rPr>
+          <w:rtl w:val="0"/>
+        </w:rPr>
+        <w:t xml:space="preserve">artículo</w:t>
+      </w:r>
+      <w:r>
+        <w:rPr>
+          <w:color w:val="1f1f1f"/>
+          <w:rtl w:val="0"/>
+        </w:rPr>
+        <w:t xml:space="preserve"> y tokeniza las palabras y las encola.</w:t>
       </w:r>
       <w:r>
         <w:rPr>
@@ -5446,12 +5537,12 @@
           <wp:inline distB="114300" distT="114300" distL="114300" distR="114300">
             <wp:extent cx="5731200" cy="5664200"/>
             <wp:effectExtent b="0" l="0" r="0" t="0"/>
-            <wp:docPr id="29" name="image9.jpg"/>
+            <wp:docPr id="29" name="image8.jpg"/>
             <a:graphic>
               <a:graphicData uri="http://schemas.openxmlformats.org/drawingml/2006/picture">
                 <pic:pic>
                   <pic:nvPicPr>
-                    <pic:cNvPr id="0" name="image9.jpg"/>
+                    <pic:cNvPr id="0" name="image8.jpg"/>
                     <pic:cNvPicPr preferRelativeResize="0"/>
                   </pic:nvPicPr>
                   <pic:blipFill>
@@ -5510,12 +5601,12 @@
           <wp:inline distB="114300" distT="114300" distL="114300" distR="114300">
             <wp:extent cx="4729163" cy="4441578"/>
             <wp:effectExtent b="0" l="0" r="0" t="0"/>
-            <wp:docPr id="30" name="image18.png"/>
+            <wp:docPr id="30" name="image19.png"/>
             <a:graphic>
               <a:graphicData uri="http://schemas.openxmlformats.org/drawingml/2006/picture">
                 <pic:pic>
                   <pic:nvPicPr>
-                    <pic:cNvPr id="0" name="image18.png"/>
+                    <pic:cNvPr id="0" name="image19.png"/>
                     <pic:cNvPicPr preferRelativeResize="0"/>
                   </pic:nvPicPr>
                   <pic:blipFill>
@@ -5675,7 +5766,20 @@
           <w:color w:val="1f1f1f"/>
           <w:rtl w:val="0"/>
         </w:rPr>
-        <w:t xml:space="preserve"> envía la transacción al </w:t>
+        <w:t xml:space="preserve"> envía el </w:t>
+      </w:r>
+      <w:r>
+        <w:rPr>
+          <w:rtl w:val="0"/>
+        </w:rPr>
+        <w:t xml:space="preserve">artículo</w:t>
+      </w:r>
+      <w:r>
+        <w:rPr>
+          <w:color w:val="1f1f1f"/>
+          <w:rtl w:val="0"/>
+        </w:rPr>
+        <w:t xml:space="preserve"> al </w:t>
       </w:r>
       <w:r>
         <w:rPr>
@@ -5797,7 +5901,33 @@
           <w:color w:val="1f1f1f"/>
           <w:rtl w:val="0"/>
         </w:rPr>
-        <w:t xml:space="preserve"> especializado consume la transacción y aplica filtros por rango de fecha y para el conteo y otro para las transacciones mayores a 2021 que las guardará en disco.</w:t>
+        <w:t xml:space="preserve"> especializado consume el </w:t>
+      </w:r>
+      <w:r>
+        <w:rPr>
+          <w:rtl w:val="0"/>
+        </w:rPr>
+        <w:t xml:space="preserve">artículo</w:t>
+      </w:r>
+      <w:r>
+        <w:rPr>
+          <w:color w:val="1f1f1f"/>
+          <w:rtl w:val="0"/>
+        </w:rPr>
+        <w:t xml:space="preserve"> y aplica filtros por rango de fecha y para el conteo y otro para los </w:t>
+      </w:r>
+      <w:r>
+        <w:rPr>
+          <w:rtl w:val="0"/>
+        </w:rPr>
+        <w:t xml:space="preserve">artículo</w:t>
+      </w:r>
+      <w:r>
+        <w:rPr>
+          <w:color w:val="1f1f1f"/>
+          <w:rtl w:val="0"/>
+        </w:rPr>
+        <w:t xml:space="preserve"> mayores a 2021 que las guardará en disco.</w:t>
       </w:r>
       <w:r>
         <w:rPr>
@@ -6052,12 +6182,12 @@
           <wp:inline distB="114300" distT="114300" distL="114300" distR="114300">
             <wp:extent cx="5731200" cy="6731000"/>
             <wp:effectExtent b="0" l="0" r="0" t="0"/>
-            <wp:docPr id="32" name="image15.jpg"/>
+            <wp:docPr id="32" name="image10.jpg"/>
             <a:graphic>
               <a:graphicData uri="http://schemas.openxmlformats.org/drawingml/2006/picture">
                 <pic:pic>
                   <pic:nvPicPr>
-                    <pic:cNvPr id="0" name="image15.jpg"/>
+                    <pic:cNvPr id="0" name="image10.jpg"/>
                     <pic:cNvPicPr preferRelativeResize="0"/>
                   </pic:nvPicPr>
                   <pic:blipFill>
@@ -6116,12 +6246,12 @@
           <wp:inline distB="114300" distT="114300" distL="114300" distR="114300">
             <wp:extent cx="4471988" cy="5545265"/>
             <wp:effectExtent b="0" l="0" r="0" t="0"/>
-            <wp:docPr id="33" name="image10.png"/>
+            <wp:docPr id="33" name="image12.png"/>
             <a:graphic>
               <a:graphicData uri="http://schemas.openxmlformats.org/drawingml/2006/picture">
                 <pic:pic>
                   <pic:nvPicPr>
-                    <pic:cNvPr id="0" name="image10.png"/>
+                    <pic:cNvPr id="0" name="image12.png"/>
                     <pic:cNvPicPr preferRelativeResize="0"/>
                   </pic:nvPicPr>
                   <pic:blipFill>
@@ -6192,7 +6322,20 @@
           <w:color w:val="1f1f1f"/>
           <w:rtl w:val="0"/>
         </w:rPr>
-        <w:t xml:space="preserve">Debido al procesamiento distribuido y asincrónico mediante colas, la recepción del último bloque de entrada no implica necesariamente que todas las transacciones hayan sido procesadas. Por lo tanto, el sistema requiere un mecanismo explícito de coordinación para determinar el fin real del procesamiento. </w:t>
+        <w:t xml:space="preserve">Debido al procesamiento distribuido y asincrónico mediante colas, la recepción del último bloque de entrada no implica necesariamente que todas los </w:t>
+      </w:r>
+      <w:r>
+        <w:rPr>
+          <w:rtl w:val="0"/>
+        </w:rPr>
+        <w:t xml:space="preserve">artículos</w:t>
+      </w:r>
+      <w:r>
+        <w:rPr>
+          <w:color w:val="1f1f1f"/>
+          <w:rtl w:val="0"/>
+        </w:rPr>
+        <w:t xml:space="preserve"> hayan sido procesados. Por lo tanto, el sistema requiere un mecanismo explícito de coordinación para determinar el fin real del procesamiento. </w:t>
       </w:r>
     </w:p>
     <w:p>
@@ -6392,7 +6535,7 @@
         <w:rPr>
           <w:rtl w:val="0"/>
         </w:rPr>
-        <w:t xml:space="preserve">La arquitectura del sistema fue organizada en paquetes desacoplados, donde cada componente posee una responsabilidad específica dentro del procesamiento distribuido de transacciones financieras. Esta separación permite mantener bajo acoplamiento, facilitar la escalabilidad horizontal y simplificar la incorporación de nuevas operaciones o reglas de procesamiento.</w:t>
+        <w:t xml:space="preserve">La arquitectura del sistema fue organizada en paquetes desacoplados, donde cada componente posee una responsabilidad específica dentro del procesamiento distribuido de artículos. Esta separación permite mantener bajo acoplamiento, facilitar la escalabilidad horizontal y simplificar la incorporación de nuevas operaciones o reglas de procesamiento.</w:t>
       </w:r>
     </w:p>
     <w:p>
@@ -6419,12 +6562,12 @@
           <wp:inline distB="114300" distT="114300" distL="114300" distR="114300">
             <wp:extent cx="6262688" cy="3200400"/>
             <wp:effectExtent b="0" l="0" r="0" t="0"/>
-            <wp:docPr id="34" name="image6.png"/>
+            <wp:docPr id="34" name="image17.png"/>
             <a:graphic>
               <a:graphicData uri="http://schemas.openxmlformats.org/drawingml/2006/picture">
                 <pic:pic>
                   <pic:nvPicPr>
-                    <pic:cNvPr id="0" name="image6.png"/>
+                    <pic:cNvPr id="0" name="image17.png"/>
                     <pic:cNvPicPr preferRelativeResize="0"/>
                   </pic:nvPicPr>
                   <pic:blipFill>
@@ -8396,7 +8539,7 @@
       </w:pPr>
       <w:sdt>
         <w:sdtPr>
-          <w:id w:val="1782007995"/>
+          <w:id w:val="2107893109"/>
           <w:tag w:val="goog_rdk_2"/>
         </w:sdtPr>
         <w:sdtContent>
@@ -9929,12 +10072,12 @@
           <wp:inline distB="114300" distT="114300" distL="114300" distR="114300">
             <wp:extent cx="5731200" cy="2984500"/>
             <wp:effectExtent b="0" l="0" r="0" t="0"/>
-            <wp:docPr id="35" name="image14.jpg"/>
+            <wp:docPr id="35" name="image16.jpg"/>
             <a:graphic>
               <a:graphicData uri="http://schemas.openxmlformats.org/drawingml/2006/picture">
                 <pic:pic>
                   <pic:nvPicPr>
-                    <pic:cNvPr id="0" name="image14.jpg"/>
+                    <pic:cNvPr id="0" name="image16.jpg"/>
                     <pic:cNvPicPr preferRelativeResize="0"/>
                   </pic:nvPicPr>
                   <pic:blipFill>
@@ -10063,7 +10206,7 @@
         <w:rPr>
           <w:rtl w:val="0"/>
         </w:rPr>
-        <w:t xml:space="preserve">Sistema dentro del cual corre el proceso Gateway, responsable de recibir las transacciones enviadas por los clientes, parsearlas, validarlas y publicarlas en el broker de mensajería correspondiente a cada query.</w:t>
+        <w:t xml:space="preserve">Sistema dentro del cual corre el proceso Gateway, responsable de recibir los artículos enviadas por los clientes, parsearlas, validarlas y publicarlas en el broker de mensajería correspondiente a cada query.</w:t>
       </w:r>
     </w:p>
     <w:p>
@@ -11245,8 +11388,12 @@
             </w:pPr>
             <w:r>
               <w:rPr>
-                <w:rtl w:val="0"/>
-              </w:rPr>
+                <w:color w:val="1f2328"/>
+                <w:sz w:val="20"/>
+                <w:szCs w:val="20"/>
+                <w:rtl w:val="0"/>
+              </w:rPr>
+              <w:t xml:space="preserve">Patricio</w:t>
             </w:r>
           </w:p>
         </w:tc>
@@ -11394,8 +11541,12 @@
             </w:pPr>
             <w:r>
               <w:rPr>
-                <w:rtl w:val="0"/>
-              </w:rPr>
+                <w:color w:val="1f2328"/>
+                <w:sz w:val="20"/>
+                <w:szCs w:val="20"/>
+                <w:rtl w:val="0"/>
+              </w:rPr>
+              <w:t xml:space="preserve">Patricio</w:t>
             </w:r>
           </w:p>
         </w:tc>
@@ -11543,8 +11694,12 @@
             </w:pPr>
             <w:r>
               <w:rPr>
-                <w:rtl w:val="0"/>
-              </w:rPr>
+                <w:color w:val="1f2328"/>
+                <w:sz w:val="20"/>
+                <w:szCs w:val="20"/>
+                <w:rtl w:val="0"/>
+              </w:rPr>
+              <w:t xml:space="preserve">Juan</w:t>
             </w:r>
           </w:p>
         </w:tc>
@@ -11692,8 +11847,12 @@
             </w:pPr>
             <w:r>
               <w:rPr>
-                <w:rtl w:val="0"/>
-              </w:rPr>
+                <w:color w:val="1f2328"/>
+                <w:sz w:val="20"/>
+                <w:szCs w:val="20"/>
+                <w:rtl w:val="0"/>
+              </w:rPr>
+              <w:t xml:space="preserve">Juan</w:t>
             </w:r>
           </w:p>
         </w:tc>
@@ -11841,8 +12000,12 @@
             </w:pPr>
             <w:r>
               <w:rPr>
-                <w:rtl w:val="0"/>
-              </w:rPr>
+                <w:color w:val="1f2328"/>
+                <w:sz w:val="20"/>
+                <w:szCs w:val="20"/>
+                <w:rtl w:val="0"/>
+              </w:rPr>
+              <w:t xml:space="preserve">Juan</w:t>
             </w:r>
           </w:p>
         </w:tc>
@@ -11990,8 +12153,12 @@
             </w:pPr>
             <w:r>
               <w:rPr>
-                <w:rtl w:val="0"/>
-              </w:rPr>
+                <w:color w:val="1f2328"/>
+                <w:sz w:val="20"/>
+                <w:szCs w:val="20"/>
+                <w:rtl w:val="0"/>
+              </w:rPr>
+              <w:t xml:space="preserve">Jose</w:t>
             </w:r>
           </w:p>
         </w:tc>
@@ -12139,8 +12306,12 @@
             </w:pPr>
             <w:r>
               <w:rPr>
-                <w:rtl w:val="0"/>
-              </w:rPr>
+                <w:color w:val="1f2328"/>
+                <w:sz w:val="20"/>
+                <w:szCs w:val="20"/>
+                <w:rtl w:val="0"/>
+              </w:rPr>
+              <w:t xml:space="preserve">Patricio</w:t>
             </w:r>
           </w:p>
         </w:tc>
@@ -12288,8 +12459,12 @@
             </w:pPr>
             <w:r>
               <w:rPr>
-                <w:rtl w:val="0"/>
-              </w:rPr>
+                <w:color w:val="1f2328"/>
+                <w:sz w:val="20"/>
+                <w:szCs w:val="20"/>
+                <w:rtl w:val="0"/>
+              </w:rPr>
+              <w:t xml:space="preserve">Patricio</w:t>
             </w:r>
           </w:p>
         </w:tc>
@@ -12371,7 +12546,7 @@
             </w:r>
             <w:sdt>
               <w:sdtPr>
-                <w:id w:val="-926479449"/>
+                <w:id w:val="1063779834"/>
                 <w:tag w:val="goog_rdk_3"/>
               </w:sdtPr>
               <w:sdtContent>
@@ -12461,8 +12636,12 @@
             </w:pPr>
             <w:r>
               <w:rPr>
-                <w:rtl w:val="0"/>
-              </w:rPr>
+                <w:color w:val="1f2328"/>
+                <w:sz w:val="20"/>
+                <w:szCs w:val="20"/>
+                <w:rtl w:val="0"/>
+              </w:rPr>
+              <w:t xml:space="preserve">Jose</w:t>
             </w:r>
           </w:p>
         </w:tc>
@@ -12623,8 +12802,12 @@
             </w:pPr>
             <w:r>
               <w:rPr>
-                <w:rtl w:val="0"/>
-              </w:rPr>
+                <w:color w:val="1f2328"/>
+                <w:sz w:val="20"/>
+                <w:szCs w:val="20"/>
+                <w:rtl w:val="0"/>
+              </w:rPr>
+              <w:t xml:space="preserve">Jose</w:t>
             </w:r>
           </w:p>
         </w:tc>
@@ -12766,8 +12949,12 @@
             </w:pPr>
             <w:r>
               <w:rPr>
-                <w:rtl w:val="0"/>
-              </w:rPr>
+                <w:color w:val="1f2328"/>
+                <w:sz w:val="20"/>
+                <w:szCs w:val="20"/>
+                <w:rtl w:val="0"/>
+              </w:rPr>
+              <w:t xml:space="preserve">Todos</w:t>
             </w:r>
           </w:p>
         </w:tc>
@@ -12949,7 +13136,7 @@
     <w:tbl>
       <w:tblPr>
         <w:tblStyle w:val="Table2"/>
-        <w:tblW w:w="9015.0" w:type="dxa"/>
+        <w:tblW w:w="9255.0" w:type="dxa"/>
         <w:jc w:val="left"/>
         <w:tblBorders>
           <w:top w:color="000000" w:space="0" w:sz="0" w:val="nil"/>
@@ -12966,13 +13153,13 @@
         <w:gridCol w:w="720"/>
         <w:gridCol w:w="4650"/>
         <w:gridCol w:w="2505"/>
-        <w:gridCol w:w="1140"/>
+        <w:gridCol w:w="1380"/>
         <w:tblGridChange w:id="0">
           <w:tblGrid>
             <w:gridCol w:w="720"/>
             <w:gridCol w:w="4650"/>
             <w:gridCol w:w="2505"/>
-            <w:gridCol w:w="1140"/>
+            <w:gridCol w:w="1380"/>
           </w:tblGrid>
         </w:tblGridChange>
       </w:tblGrid>
@@ -13204,7 +13391,7 @@
             </w:r>
             <w:sdt>
               <w:sdtPr>
-                <w:id w:val="562215063"/>
+                <w:id w:val="1107188648"/>
                 <w:tag w:val="goog_rdk_4"/>
               </w:sdtPr>
               <w:sdtContent>
@@ -13294,8 +13481,12 @@
             </w:pPr>
             <w:r>
               <w:rPr>
-                <w:rtl w:val="0"/>
-              </w:rPr>
+                <w:color w:val="1f2328"/>
+                <w:sz w:val="24"/>
+                <w:szCs w:val="24"/>
+                <w:rtl w:val="0"/>
+              </w:rPr>
+              <w:t xml:space="preserve">Patricio</w:t>
             </w:r>
           </w:p>
         </w:tc>
@@ -13453,8 +13644,12 @@
             </w:pPr>
             <w:r>
               <w:rPr>
-                <w:rtl w:val="0"/>
-              </w:rPr>
+                <w:color w:val="1f2328"/>
+                <w:sz w:val="24"/>
+                <w:szCs w:val="24"/>
+                <w:rtl w:val="0"/>
+              </w:rPr>
+              <w:t xml:space="preserve">Patricio</w:t>
             </w:r>
           </w:p>
         </w:tc>
@@ -13631,8 +13826,12 @@
             </w:pPr>
             <w:r>
               <w:rPr>
-                <w:rtl w:val="0"/>
-              </w:rPr>
+                <w:color w:val="1f2328"/>
+                <w:sz w:val="24"/>
+                <w:szCs w:val="24"/>
+                <w:rtl w:val="0"/>
+              </w:rPr>
+              <w:t xml:space="preserve">Juan</w:t>
             </w:r>
           </w:p>
         </w:tc>
@@ -13790,6 +13989,15 @@
             </w:pPr>
             <w:r>
               <w:rPr>
+                <w:color w:val="1f2328"/>
+                <w:sz w:val="24"/>
+                <w:szCs w:val="24"/>
+                <w:rtl w:val="0"/>
+              </w:rPr>
+              <w:t xml:space="preserve">Juan</w:t>
+            </w:r>
+            <w:r>
+              <w:rPr>
                 <w:rtl w:val="0"/>
               </w:rPr>
             </w:r>
@@ -13939,6 +14147,15 @@
             </w:pPr>
             <w:r>
               <w:rPr>
+                <w:color w:val="1f2328"/>
+                <w:sz w:val="24"/>
+                <w:szCs w:val="24"/>
+                <w:rtl w:val="0"/>
+              </w:rPr>
+              <w:t xml:space="preserve">Juan</w:t>
+            </w:r>
+            <w:r>
+              <w:rPr>
                 <w:rtl w:val="0"/>
               </w:rPr>
             </w:r>
@@ -14117,6 +14334,15 @@
             </w:pPr>
             <w:r>
               <w:rPr>
+                <w:color w:val="1f2328"/>
+                <w:sz w:val="24"/>
+                <w:szCs w:val="24"/>
+                <w:rtl w:val="0"/>
+              </w:rPr>
+              <w:t xml:space="preserve">Patricio</w:t>
+            </w:r>
+            <w:r>
+              <w:rPr>
                 <w:rtl w:val="0"/>
               </w:rPr>
             </w:r>
@@ -14295,8 +14521,12 @@
             </w:pPr>
             <w:r>
               <w:rPr>
-                <w:rtl w:val="0"/>
-              </w:rPr>
+                <w:color w:val="1f2328"/>
+                <w:sz w:val="20"/>
+                <w:szCs w:val="20"/>
+                <w:rtl w:val="0"/>
+              </w:rPr>
+              <w:t xml:space="preserve">Patricio</w:t>
             </w:r>
           </w:p>
         </w:tc>
@@ -14459,8 +14689,12 @@
             </w:pPr>
             <w:r>
               <w:rPr>
-                <w:rtl w:val="0"/>
-              </w:rPr>
+                <w:color w:val="1f2328"/>
+                <w:sz w:val="20"/>
+                <w:szCs w:val="20"/>
+                <w:rtl w:val="0"/>
+              </w:rPr>
+              <w:t xml:space="preserve">Jose</w:t>
             </w:r>
           </w:p>
         </w:tc>
@@ -14602,8 +14836,12 @@
             </w:pPr>
             <w:r>
               <w:rPr>
-                <w:rtl w:val="0"/>
-              </w:rPr>
+                <w:color w:val="1f2328"/>
+                <w:sz w:val="20"/>
+                <w:szCs w:val="20"/>
+                <w:rtl w:val="0"/>
+              </w:rPr>
+              <w:t xml:space="preserve">Todos</w:t>
             </w:r>
           </w:p>
         </w:tc>
@@ -14712,7 +14950,7 @@
     <w:tbl>
       <w:tblPr>
         <w:tblStyle w:val="Table3"/>
-        <w:tblW w:w="9030.0" w:type="dxa"/>
+        <w:tblW w:w="9315.0" w:type="dxa"/>
         <w:jc w:val="left"/>
         <w:tblBorders>
           <w:top w:color="000000" w:space="0" w:sz="0" w:val="nil"/>
@@ -14729,13 +14967,13 @@
         <w:gridCol w:w="705"/>
         <w:gridCol w:w="5445"/>
         <w:gridCol w:w="1890"/>
-        <w:gridCol w:w="990"/>
+        <w:gridCol w:w="1275"/>
         <w:tblGridChange w:id="0">
           <w:tblGrid>
             <w:gridCol w:w="705"/>
             <w:gridCol w:w="5445"/>
             <w:gridCol w:w="1890"/>
-            <w:gridCol w:w="990"/>
+            <w:gridCol w:w="1275"/>
           </w:tblGrid>
         </w:tblGridChange>
       </w:tblGrid>
@@ -14986,7 +15224,7 @@
             </w:r>
             <w:sdt>
               <w:sdtPr>
-                <w:id w:val="-1162632752"/>
+                <w:id w:val="951590354"/>
                 <w:tag w:val="goog_rdk_5"/>
               </w:sdtPr>
               <w:sdtContent>
@@ -15076,8 +15314,12 @@
             </w:pPr>
             <w:r>
               <w:rPr>
-                <w:rtl w:val="0"/>
-              </w:rPr>
+                <w:color w:val="1f2328"/>
+                <w:sz w:val="20"/>
+                <w:szCs w:val="20"/>
+                <w:rtl w:val="0"/>
+              </w:rPr>
+              <w:t xml:space="preserve">Jose</w:t>
             </w:r>
           </w:p>
         </w:tc>
@@ -15254,8 +15496,12 @@
             </w:pPr>
             <w:r>
               <w:rPr>
-                <w:rtl w:val="0"/>
-              </w:rPr>
+                <w:color w:val="1f2328"/>
+                <w:sz w:val="20"/>
+                <w:szCs w:val="20"/>
+                <w:rtl w:val="0"/>
+              </w:rPr>
+              <w:t xml:space="preserve">Jose</w:t>
             </w:r>
           </w:p>
         </w:tc>
@@ -15327,7 +15573,7 @@
             </w:pPr>
             <w:sdt>
               <w:sdtPr>
-                <w:id w:val="-91581116"/>
+                <w:id w:val="-405989703"/>
                 <w:tag w:val="goog_rdk_6"/>
               </w:sdtPr>
               <w:sdtContent>
@@ -15427,8 +15673,12 @@
             </w:pPr>
             <w:r>
               <w:rPr>
-                <w:rtl w:val="0"/>
-              </w:rPr>
+                <w:color w:val="1f2328"/>
+                <w:sz w:val="20"/>
+                <w:szCs w:val="20"/>
+                <w:rtl w:val="0"/>
+              </w:rPr>
+              <w:t xml:space="preserve">Jose</w:t>
             </w:r>
           </w:p>
         </w:tc>
@@ -15585,8 +15835,12 @@
             </w:pPr>
             <w:r>
               <w:rPr>
-                <w:rtl w:val="0"/>
-              </w:rPr>
+                <w:color w:val="1f2328"/>
+                <w:sz w:val="20"/>
+                <w:szCs w:val="20"/>
+                <w:rtl w:val="0"/>
+              </w:rPr>
+              <w:t xml:space="preserve">Patricio</w:t>
             </w:r>
           </w:p>
         </w:tc>
@@ -15753,8 +16007,12 @@
             </w:pPr>
             <w:r>
               <w:rPr>
-                <w:rtl w:val="0"/>
-              </w:rPr>
+                <w:color w:val="1f2328"/>
+                <w:sz w:val="20"/>
+                <w:szCs w:val="20"/>
+                <w:rtl w:val="0"/>
+              </w:rPr>
+              <w:t xml:space="preserve">Patricio</w:t>
             </w:r>
           </w:p>
         </w:tc>
@@ -15826,7 +16084,7 @@
             </w:pPr>
             <w:sdt>
               <w:sdtPr>
-                <w:id w:val="-130712603"/>
+                <w:id w:val="1639870162"/>
                 <w:tag w:val="goog_rdk_7"/>
               </w:sdtPr>
               <w:sdtContent>
@@ -15935,8 +16193,12 @@
             </w:pPr>
             <w:r>
               <w:rPr>
-                <w:rtl w:val="0"/>
-              </w:rPr>
+                <w:color w:val="1f2328"/>
+                <w:sz w:val="20"/>
+                <w:szCs w:val="20"/>
+                <w:rtl w:val="0"/>
+              </w:rPr>
+              <w:t xml:space="preserve">Juan</w:t>
             </w:r>
           </w:p>
         </w:tc>
@@ -16078,8 +16340,12 @@
             </w:pPr>
             <w:r>
               <w:rPr>
-                <w:rtl w:val="0"/>
-              </w:rPr>
+                <w:color w:val="1f2328"/>
+                <w:sz w:val="20"/>
+                <w:szCs w:val="20"/>
+                <w:rtl w:val="0"/>
+              </w:rPr>
+              <w:t xml:space="preserve">Todos</w:t>
             </w:r>
           </w:p>
         </w:tc>
@@ -16129,7 +16395,7 @@
       </w:pPr>
       <w:sdt>
         <w:sdtPr>
-          <w:id w:val="1843008326"/>
+          <w:id w:val="-1154616223"/>
           <w:tag w:val="goog_rdk_8"/>
         </w:sdtPr>
         <w:sdtContent>
@@ -16482,8 +16748,12 @@
             </w:pPr>
             <w:r>
               <w:rPr>
-                <w:rtl w:val="0"/>
-              </w:rPr>
+                <w:color w:val="1f2328"/>
+                <w:sz w:val="20"/>
+                <w:szCs w:val="20"/>
+                <w:rtl w:val="0"/>
+              </w:rPr>
+              <w:t xml:space="preserve">Juan</w:t>
             </w:r>
           </w:p>
         </w:tc>
@@ -16590,8 +16860,12 @@
             </w:pPr>
             <w:r>
               <w:rPr>
-                <w:rtl w:val="0"/>
-              </w:rPr>
+                <w:color w:val="1f2328"/>
+                <w:sz w:val="20"/>
+                <w:szCs w:val="20"/>
+                <w:rtl w:val="0"/>
+              </w:rPr>
+              <w:t xml:space="preserve">Patricio</w:t>
             </w:r>
           </w:p>
         </w:tc>
@@ -16698,8 +16972,12 @@
             </w:pPr>
             <w:r>
               <w:rPr>
-                <w:rtl w:val="0"/>
-              </w:rPr>
+                <w:color w:val="1f2328"/>
+                <w:sz w:val="20"/>
+                <w:szCs w:val="20"/>
+                <w:rtl w:val="0"/>
+              </w:rPr>
+              <w:t xml:space="preserve">Jose</w:t>
             </w:r>
           </w:p>
         </w:tc>
@@ -16806,8 +17084,12 @@
             </w:pPr>
             <w:r>
               <w:rPr>
-                <w:rtl w:val="0"/>
-              </w:rPr>
+                <w:color w:val="1f2328"/>
+                <w:sz w:val="20"/>
+                <w:szCs w:val="20"/>
+                <w:rtl w:val="0"/>
+              </w:rPr>
+              <w:t xml:space="preserve">Jose</w:t>
             </w:r>
           </w:p>
         </w:tc>
@@ -16914,8 +17196,12 @@
             </w:pPr>
             <w:r>
               <w:rPr>
-                <w:rtl w:val="0"/>
-              </w:rPr>
+                <w:color w:val="1f2328"/>
+                <w:sz w:val="20"/>
+                <w:szCs w:val="20"/>
+                <w:rtl w:val="0"/>
+              </w:rPr>
+              <w:t xml:space="preserve">Patricio</w:t>
             </w:r>
           </w:p>
         </w:tc>
@@ -17037,8 +17323,12 @@
             </w:pPr>
             <w:r>
               <w:rPr>
-                <w:rtl w:val="0"/>
-              </w:rPr>
+                <w:color w:val="1f2328"/>
+                <w:sz w:val="20"/>
+                <w:szCs w:val="20"/>
+                <w:rtl w:val="0"/>
+              </w:rPr>
+              <w:t xml:space="preserve">Juan</w:t>
             </w:r>
           </w:p>
         </w:tc>
